--- a/BridgeU-SRSV.1.1.docx
+++ b/BridgeU-SRSV.1.1.docx
@@ -71,7 +71,6 @@
           <w:lang w:eastAsia="zh-CN"/>
         </w:rPr>
       </w:pPr>
-      <w:proofErr w:type="spellStart"/>
       <w:r>
         <w:rPr>
           <w:rFonts w:ascii="TimesNewRomanPS" w:hAnsi="TimesNewRomanPS"/>
@@ -80,18 +79,7 @@
           <w:sz w:val="40"/>
           <w:lang w:eastAsia="zh-CN"/>
         </w:rPr>
-        <w:t>Zhiyi</w:t>
-      </w:r>
-      <w:proofErr w:type="spellEnd"/>
-      <w:r>
-        <w:rPr>
-          <w:rFonts w:ascii="TimesNewRomanPS" w:hAnsi="TimesNewRomanPS"/>
-          <w:b/>
-          <w:color w:val="000000"/>
-          <w:sz w:val="40"/>
-          <w:lang w:eastAsia="zh-CN"/>
-        </w:rPr>
-        <w:t xml:space="preserve"> Pan 652115558</w:t>
+        <w:t>Zhiyi Pan 652115558</w:t>
       </w:r>
     </w:p>
     <w:p>
@@ -366,25 +354,7 @@
           <w:color w:val="000000"/>
           <w:sz w:val="24"/>
         </w:rPr>
-        <w:t xml:space="preserve">The purpose of the software design development is to present a complete software design </w:t>
-      </w:r>
-      <w:proofErr w:type="gramStart"/>
-      <w:r>
-        <w:rPr>
-          <w:rFonts w:ascii="TimesNewRomanPS" w:eastAsia="TimesNewRomanPSMT" w:hAnsi="TimesNewRomanPS"/>
-          <w:color w:val="000000"/>
-          <w:sz w:val="24"/>
-        </w:rPr>
-        <w:t>of</w:t>
-      </w:r>
-      <w:proofErr w:type="gramEnd"/>
-      <w:r>
-        <w:rPr>
-          <w:rFonts w:ascii="TimesNewRomanPS" w:eastAsia="TimesNewRomanPSMT" w:hAnsi="TimesNewRomanPS"/>
-          <w:color w:val="000000"/>
-          <w:sz w:val="24"/>
-        </w:rPr>
-        <w:t xml:space="preserve"> the </w:t>
+        <w:t xml:space="preserve">The purpose of the software design development is to present a complete software design of the </w:t>
       </w:r>
       <w:proofErr w:type="spellStart"/>
       <w:r>
@@ -1617,25 +1587,7 @@
                 <w:color w:val="000000"/>
                 <w:sz w:val="24"/>
               </w:rPr>
-              <w:t xml:space="preserve">activities </w:t>
-            </w:r>
-            <w:proofErr w:type="gramStart"/>
-            <w:r>
-              <w:rPr>
-                <w:rFonts w:ascii="TimesNewRomanPS" w:eastAsia="TimesNewRomanPSMT" w:hAnsi="TimesNewRomanPS"/>
-                <w:color w:val="000000"/>
-                <w:sz w:val="24"/>
-              </w:rPr>
-              <w:t>in order to</w:t>
-            </w:r>
-            <w:proofErr w:type="gramEnd"/>
-            <w:r>
-              <w:rPr>
-                <w:rFonts w:ascii="TimesNewRomanPS" w:eastAsia="TimesNewRomanPSMT" w:hAnsi="TimesNewRomanPS"/>
-                <w:color w:val="000000"/>
-                <w:sz w:val="24"/>
-              </w:rPr>
-              <w:t xml:space="preserve"> meet or exceed stakeholder needs and expectations</w:t>
+              <w:t>activities in order to meet or exceed stakeholder needs and expectations</w:t>
             </w:r>
             <w:r>
               <w:rPr>
@@ -2031,25 +1983,7 @@
                 <w:color w:val="000000"/>
                 <w:sz w:val="24"/>
               </w:rPr>
-              <w:t xml:space="preserve">Testing conducted on a complete and integrated system </w:t>
-            </w:r>
-            <w:proofErr w:type="gramStart"/>
-            <w:r>
-              <w:rPr>
-                <w:rFonts w:ascii="TimesNewRomanPS" w:eastAsia="TimesNewRomanPSMT" w:hAnsi="TimesNewRomanPS"/>
-                <w:color w:val="000000"/>
-                <w:sz w:val="24"/>
-              </w:rPr>
-              <w:t>for</w:t>
-            </w:r>
-            <w:proofErr w:type="gramEnd"/>
-            <w:r>
-              <w:rPr>
-                <w:rFonts w:ascii="TimesNewRomanPS" w:eastAsia="TimesNewRomanPSMT" w:hAnsi="TimesNewRomanPS"/>
-                <w:color w:val="000000"/>
-                <w:sz w:val="24"/>
-              </w:rPr>
-              <w:t xml:space="preserve"> evaluate the</w:t>
+              <w:t>Testing conducted on a complete and integrated system for evaluate the</w:t>
             </w:r>
             <w:r>
               <w:rPr>
@@ -2119,25 +2053,7 @@
                 <w:color w:val="000000"/>
                 <w:sz w:val="24"/>
               </w:rPr>
-              <w:t xml:space="preserve">A test of individual programs or modules </w:t>
-            </w:r>
-            <w:proofErr w:type="gramStart"/>
-            <w:r>
-              <w:rPr>
-                <w:rFonts w:ascii="TimesNewRomanPS" w:eastAsia="TimesNewRomanPSMT" w:hAnsi="TimesNewRomanPS"/>
-                <w:color w:val="000000"/>
-                <w:sz w:val="24"/>
-              </w:rPr>
-              <w:t>in order to</w:t>
-            </w:r>
-            <w:proofErr w:type="gramEnd"/>
-            <w:r>
-              <w:rPr>
-                <w:rFonts w:ascii="TimesNewRomanPS" w:eastAsia="TimesNewRomanPSMT" w:hAnsi="TimesNewRomanPS"/>
-                <w:color w:val="000000"/>
-                <w:sz w:val="24"/>
-              </w:rPr>
-              <w:t xml:space="preserve"> remove a design or</w:t>
+              <w:t>A test of individual programs or modules in order to remove a design or</w:t>
             </w:r>
             <w:r>
               <w:rPr>
@@ -2381,25 +2297,7 @@
                 <w:color w:val="000000"/>
                 <w:sz w:val="24"/>
               </w:rPr>
-              <w:t xml:space="preserve">essentially an advanced version of flow chart that </w:t>
-            </w:r>
-            <w:proofErr w:type="gramStart"/>
-            <w:r>
-              <w:rPr>
-                <w:rFonts w:ascii="TimesNewRomanPS" w:eastAsia="TimesNewRomanPSMT" w:hAnsi="TimesNewRomanPS"/>
-                <w:color w:val="000000"/>
-                <w:sz w:val="24"/>
-              </w:rPr>
-              <w:t>modeling</w:t>
-            </w:r>
-            <w:proofErr w:type="gramEnd"/>
-            <w:r>
-              <w:rPr>
-                <w:rFonts w:ascii="TimesNewRomanPS" w:eastAsia="TimesNewRomanPSMT" w:hAnsi="TimesNewRomanPS"/>
-                <w:color w:val="000000"/>
-                <w:sz w:val="24"/>
-              </w:rPr>
-              <w:t xml:space="preserve"> the flow</w:t>
+              <w:t>essentially an advanced version of flow chart that modeling the flow</w:t>
             </w:r>
             <w:r>
               <w:rPr>
@@ -2531,9 +2429,17 @@
           <w:color w:val="000000"/>
           <w:sz w:val="24"/>
         </w:rPr>
-        <w:t xml:space="preserve">The Daily Briefing System automatically captures and summarizes Thai news from Google News, providing bilingual (Chinese/English) access to daily news briefings for User. At 8 a.m. every day, the system captures news from </w:t>
-      </w:r>
-      <w:proofErr w:type="gramStart"/>
+        <w:t>The Daily Briefing System automatically captures and summarizes Thai news from Google News, providing bilingual (Chinese/English) access to daily news briefings for User. At 8 a.m. every day, the system captures news from the Google News, and saves each article as a Daily Briefing record, including original title, summary generated by the system</w:t>
+      </w:r>
+      <w:r>
+        <w:rPr>
+          <w:rFonts w:ascii="TimesNewRomanPS" w:hAnsi="TimesNewRomanPS" w:cs="Segoe UI"/>
+          <w:color w:val="000000"/>
+          <w:sz w:val="30"/>
+          <w:szCs w:val="30"/>
+        </w:rPr>
+        <w:t xml:space="preserve"> </w:t>
+      </w:r>
       <w:r>
         <w:rPr>
           <w:rFonts w:ascii="TimesNewRomanPS" w:hAnsi="TimesNewRomanPS"/>
@@ -2541,9 +2447,10 @@
           <w:color w:val="000000"/>
           <w:sz w:val="24"/>
         </w:rPr>
-        <w:t>the Google</w:t>
-      </w:r>
-      <w:proofErr w:type="gramEnd"/>
+        <w:t xml:space="preserve">call Qwen AI to summarize, source website name, original URL, publication time provided by the source. The system generates both Chinese and English versions for the title and abstract, and the interface only displays one of them in the current language. When the User opens the Daily Briefing page, the system returns a paginated list of Daily Briefing record from new to old according to the release time. The list card displays: title, summary, source, publication time (using only the current interface language), and provides a button to enter the detail page. User can also click original button to opens the original URL of the news. Users can enter any keywords in the search box on the page. System searches by keyword among Daily Briefing titles and abstracts (both Chinese and English versions) in the </w:t>
+      </w:r>
+      <w:proofErr w:type="spellStart"/>
+      <w:proofErr w:type="gramStart"/>
       <w:r>
         <w:rPr>
           <w:rFonts w:ascii="TimesNewRomanPS" w:hAnsi="TimesNewRomanPS"/>
@@ -2551,18 +2458,10 @@
           <w:color w:val="000000"/>
           <w:sz w:val="24"/>
         </w:rPr>
-        <w:t xml:space="preserve"> News, and saves each article as a Daily Briefing record, including original title, summary generated by the system</w:t>
-      </w:r>
-      <w:r>
-        <w:rPr>
-          <w:rFonts w:ascii="TimesNewRomanPS" w:hAnsi="TimesNewRomanPS" w:cs="Segoe UI"/>
-          <w:color w:val="000000"/>
-          <w:sz w:val="30"/>
-          <w:szCs w:val="30"/>
-        </w:rPr>
-        <w:t xml:space="preserve"> </w:t>
-      </w:r>
-      <w:proofErr w:type="gramStart"/>
+        <w:t>database,then</w:t>
+      </w:r>
+      <w:proofErr w:type="spellEnd"/>
+      <w:proofErr w:type="gramEnd"/>
       <w:r>
         <w:rPr>
           <w:rFonts w:ascii="TimesNewRomanPS" w:hAnsi="TimesNewRomanPS"/>
@@ -2570,9 +2469,19 @@
           <w:color w:val="000000"/>
           <w:sz w:val="24"/>
         </w:rPr>
-        <w:t>call</w:t>
-      </w:r>
-      <w:proofErr w:type="gramEnd"/>
+        <w:t xml:space="preserve"> System returns Daily Briefing items related to that word in the current language</w:t>
+      </w:r>
+    </w:p>
+    <w:p>
+      <w:pPr>
+        <w:ind w:firstLineChars="200" w:firstLine="480"/>
+        <w:rPr>
+          <w:rFonts w:ascii="TimesNewRomanPS" w:hAnsi="TimesNewRomanPS" w:hint="eastAsia"/>
+          <w:bCs/>
+          <w:color w:val="000000"/>
+          <w:sz w:val="24"/>
+        </w:rPr>
+      </w:pPr>
       <w:r>
         <w:rPr>
           <w:rFonts w:ascii="TimesNewRomanPS" w:hAnsi="TimesNewRomanPS"/>
@@ -2580,9 +2489,9 @@
           <w:color w:val="000000"/>
           <w:sz w:val="24"/>
         </w:rPr>
-        <w:t xml:space="preserve"> Qwen AI to summarize, source website name, original URL</w:t>
-      </w:r>
-      <w:proofErr w:type="gramStart"/>
+        <w:t>User can set filtering conditions: start date</w:t>
+      </w:r>
+      <w:bookmarkStart w:id="6" w:name="_Hlk217061499"/>
       <w:r>
         <w:rPr>
           <w:rFonts w:ascii="TimesNewRomanPS" w:hAnsi="TimesNewRomanPS"/>
@@ -2590,9 +2499,9 @@
           <w:color w:val="000000"/>
           <w:sz w:val="24"/>
         </w:rPr>
-        <w:t>, publication</w:t>
-      </w:r>
-      <w:proofErr w:type="gramEnd"/>
+        <w:t>(</w:t>
+      </w:r>
+      <w:proofErr w:type="spellStart"/>
       <w:r>
         <w:rPr>
           <w:rFonts w:ascii="TimesNewRomanPS" w:hAnsi="TimesNewRomanPS"/>
@@ -2600,9 +2509,9 @@
           <w:color w:val="000000"/>
           <w:sz w:val="24"/>
         </w:rPr>
-        <w:t xml:space="preserve"> time provided by the source. The system generates both Chinese and English versions for the title and abstract, and the interface only displays one of them in the current language. When the User opens the Daily Briefing page, the system returns a paginated list of Daily Briefing </w:t>
-      </w:r>
-      <w:proofErr w:type="gramStart"/>
+        <w:t>daymonthyear</w:t>
+      </w:r>
+      <w:proofErr w:type="spellEnd"/>
       <w:r>
         <w:rPr>
           <w:rFonts w:ascii="TimesNewRomanPS" w:hAnsi="TimesNewRomanPS"/>
@@ -2610,9 +2519,9 @@
           <w:color w:val="000000"/>
           <w:sz w:val="24"/>
         </w:rPr>
-        <w:t>record</w:t>
-      </w:r>
-      <w:proofErr w:type="gramEnd"/>
+        <w:t>)</w:t>
+      </w:r>
+      <w:bookmarkEnd w:id="6"/>
       <w:r>
         <w:rPr>
           <w:rFonts w:ascii="TimesNewRomanPS" w:hAnsi="TimesNewRomanPS"/>
@@ -2620,9 +2529,9 @@
           <w:color w:val="000000"/>
           <w:sz w:val="24"/>
         </w:rPr>
-        <w:t xml:space="preserve"> from new to old according to the release time. The list card displays: title, summary, source, publication time (using only the current interface language), and provides a button to enter the detail page. </w:t>
-      </w:r>
-      <w:proofErr w:type="gramStart"/>
+        <w:t>, end date(</w:t>
+      </w:r>
+      <w:proofErr w:type="spellStart"/>
       <w:r>
         <w:rPr>
           <w:rFonts w:ascii="TimesNewRomanPS" w:hAnsi="TimesNewRomanPS"/>
@@ -2630,9 +2539,9 @@
           <w:color w:val="000000"/>
           <w:sz w:val="24"/>
         </w:rPr>
-        <w:t>User</w:t>
-      </w:r>
-      <w:proofErr w:type="gramEnd"/>
+        <w:t>daymonthyear</w:t>
+      </w:r>
+      <w:proofErr w:type="spellEnd"/>
       <w:r>
         <w:rPr>
           <w:rFonts w:ascii="TimesNewRomanPS" w:hAnsi="TimesNewRomanPS"/>
@@ -2640,7 +2549,7 @@
           <w:color w:val="000000"/>
           <w:sz w:val="24"/>
         </w:rPr>
-        <w:t xml:space="preserve"> can also click original button to </w:t>
+        <w:t xml:space="preserve">). The system applies all filtering conditions, only returns the Daily Briefing news that meets the conditions, and displays them in chronological </w:t>
       </w:r>
       <w:proofErr w:type="gramStart"/>
       <w:r>
@@ -2650,7 +2559,7 @@
           <w:color w:val="000000"/>
           <w:sz w:val="24"/>
         </w:rPr>
-        <w:t>opens</w:t>
+        <w:t>order(</w:t>
       </w:r>
       <w:proofErr w:type="gramEnd"/>
       <w:r>
@@ -2660,29 +2569,80 @@
           <w:color w:val="000000"/>
           <w:sz w:val="24"/>
         </w:rPr>
-        <w:t xml:space="preserve"> the original URL of the news. Users can enter any keywords in the search box on the page. System searches by keyword among Daily Briefing titles and abstracts (both Chinese and English versions) in the </w:t>
-      </w:r>
-      <w:proofErr w:type="spellStart"/>
-      <w:proofErr w:type="gramStart"/>
+        <w:t>new to old).</w:t>
+      </w:r>
+    </w:p>
+    <w:p>
+      <w:pPr>
+        <w:rPr>
+          <w:rFonts w:ascii="TimesNewRomanPS" w:hAnsi="TimesNewRomanPS" w:hint="eastAsia"/>
+          <w:bCs/>
+          <w:i/>
+          <w:iCs/>
+          <w:color w:val="000000"/>
+          <w:sz w:val="24"/>
+          <w:lang w:eastAsia="zh-CN"/>
+        </w:rPr>
+      </w:pPr>
+      <w:r>
+        <w:rPr>
+          <w:rFonts w:ascii="TimesNewRomanPS" w:hAnsi="TimesNewRomanPS" w:hint="eastAsia"/>
+          <w:bCs/>
+          <w:i/>
+          <w:iCs/>
+          <w:color w:val="000000"/>
+          <w:sz w:val="24"/>
+          <w:lang w:eastAsia="zh-CN"/>
+        </w:rPr>
+        <w:t>Note:</w:t>
+      </w:r>
+      <w:r>
+        <w:rPr>
+          <w:rFonts w:ascii="Segoe UI" w:hAnsi="Segoe UI" w:cs="Segoe UI"/>
+          <w:i/>
+          <w:iCs/>
+          <w:color w:val="5C6166"/>
+          <w:sz w:val="20"/>
+          <w:szCs w:val="20"/>
+          <w:shd w:val="clear" w:color="auto" w:fill="F8F9FA"/>
+        </w:rPr>
+        <w:t xml:space="preserve"> </w:t>
+      </w:r>
       <w:r>
         <w:rPr>
           <w:rFonts w:ascii="TimesNewRomanPS" w:hAnsi="TimesNewRomanPS"/>
           <w:bCs/>
-          <w:color w:val="000000"/>
-          <w:sz w:val="24"/>
-        </w:rPr>
-        <w:t>database,then</w:t>
-      </w:r>
-      <w:proofErr w:type="spellEnd"/>
-      <w:proofErr w:type="gramEnd"/>
+          <w:i/>
+          <w:iCs/>
+          <w:color w:val="000000"/>
+          <w:sz w:val="24"/>
+          <w:lang w:eastAsia="zh-CN"/>
+        </w:rPr>
+        <w:t> In this </w:t>
+      </w:r>
+      <w:r>
+        <w:rPr>
+          <w:rFonts w:ascii="TimesNewRomanPS" w:hAnsi="TimesNewRomanPS" w:hint="eastAsia"/>
+          <w:bCs/>
+          <w:i/>
+          <w:iCs/>
+          <w:color w:val="000000"/>
+          <w:sz w:val="24"/>
+          <w:lang w:eastAsia="zh-CN"/>
+        </w:rPr>
+        <w:t>Feature</w:t>
+      </w:r>
       <w:r>
         <w:rPr>
           <w:rFonts w:ascii="TimesNewRomanPS" w:hAnsi="TimesNewRomanPS"/>
           <w:bCs/>
-          <w:color w:val="000000"/>
-          <w:sz w:val="24"/>
-        </w:rPr>
-        <w:t xml:space="preserve"> System returns Daily Briefing items related to that word in the current language</w:t>
+          <w:i/>
+          <w:iCs/>
+          <w:color w:val="000000"/>
+          <w:sz w:val="24"/>
+          <w:lang w:eastAsia="zh-CN"/>
+        </w:rPr>
+        <w:t>, search/filter operations are limited to news items that have already been collected and stored in the local database. The system does not support searching all news or full article content across the entire Internet.</w:t>
       </w:r>
     </w:p>
     <w:p>
@@ -2693,6 +2653,83 @@
           <w:bCs/>
           <w:color w:val="000000"/>
           <w:sz w:val="24"/>
+          <w:lang w:eastAsia="zh-CN"/>
+        </w:rPr>
+      </w:pPr>
+    </w:p>
+    <w:p>
+      <w:pPr>
+        <w:ind w:firstLineChars="200" w:firstLine="480"/>
+        <w:rPr>
+          <w:rFonts w:ascii="TimesNewRomanPS" w:hAnsi="TimesNewRomanPS" w:hint="eastAsia"/>
+          <w:bCs/>
+          <w:color w:val="000000"/>
+          <w:sz w:val="24"/>
+          <w:lang w:eastAsia="zh-CN"/>
+        </w:rPr>
+      </w:pPr>
+    </w:p>
+    <w:p>
+      <w:pPr>
+        <w:rPr>
+          <w:rFonts w:ascii="TimesNewRomanPS" w:hAnsi="TimesNewRomanPS" w:hint="eastAsia"/>
+          <w:color w:val="000000"/>
+          <w:sz w:val="24"/>
+          <w:lang w:eastAsia="zh-CN"/>
+        </w:rPr>
+      </w:pPr>
+    </w:p>
+    <w:p>
+      <w:pPr>
+        <w:pStyle w:val="3"/>
+        <w:rPr>
+          <w:rFonts w:ascii="TimesNewRomanPS" w:hAnsi="TimesNewRomanPS" w:cstheme="minorBidi" w:hint="eastAsia"/>
+          <w:b/>
+          <w:color w:val="000000"/>
+          <w:szCs w:val="28"/>
+          <w:lang w:eastAsia="zh-CN"/>
+        </w:rPr>
+      </w:pPr>
+      <w:r>
+        <w:rPr>
+          <w:rFonts w:ascii="TimesNewRomanPS" w:eastAsia="TimesNewRomanPS" w:hAnsi="TimesNewRomanPS" w:cstheme="minorBidi"/>
+          <w:b/>
+          <w:color w:val="000000"/>
+          <w:szCs w:val="28"/>
+        </w:rPr>
+        <w:lastRenderedPageBreak/>
+        <w:t>2.1.1</w:t>
+      </w:r>
+      <w:r>
+        <w:rPr>
+          <w:rFonts w:ascii="TimesNewRomanPS" w:eastAsiaTheme="minorEastAsia" w:hAnsi="TimesNewRomanPS" w:cstheme="minorBidi"/>
+          <w:b/>
+          <w:color w:val="000000"/>
+          <w:szCs w:val="28"/>
+          <w:lang w:eastAsia="zh-CN"/>
+        </w:rPr>
+        <w:t xml:space="preserve"> </w:t>
+      </w:r>
+      <w:r>
+        <w:rPr>
+          <w:rFonts w:ascii="TimesNewRomanPS" w:hAnsi="TimesNewRomanPS" w:cstheme="minorBidi"/>
+          <w:b/>
+          <w:color w:val="000000"/>
+          <w:szCs w:val="28"/>
+          <w:lang w:eastAsia="zh-CN"/>
+        </w:rPr>
+        <w:t>Use Case Diagram</w:t>
+      </w:r>
+    </w:p>
+    <w:p>
+      <w:pPr>
+        <w:ind w:firstLineChars="200" w:firstLine="480"/>
+        <w:rPr>
+          <w:rFonts w:ascii="TimesNewRomanPS" w:hAnsi="TimesNewRomanPS" w:hint="eastAsia"/>
+          <w:bCs/>
+          <w:color w:val="000000"/>
+          <w:sz w:val="24"/>
+          <w:lang w:eastAsia="zh-CN"/>
         </w:rPr>
       </w:pPr>
       <w:r>
@@ -2702,230 +2739,11 @@
           <w:color w:val="000000"/>
           <w:sz w:val="24"/>
         </w:rPr>
-        <w:t>User can set filtering conditions: start date</w:t>
-      </w:r>
-      <w:bookmarkStart w:id="6" w:name="_Hlk217061499"/>
-      <w:r>
-        <w:rPr>
-          <w:rFonts w:ascii="TimesNewRomanPS" w:hAnsi="TimesNewRomanPS"/>
-          <w:bCs/>
-          <w:color w:val="000000"/>
-          <w:sz w:val="24"/>
-        </w:rPr>
-        <w:t>(</w:t>
-      </w:r>
-      <w:proofErr w:type="spellStart"/>
-      <w:r>
-        <w:rPr>
-          <w:rFonts w:ascii="TimesNewRomanPS" w:hAnsi="TimesNewRomanPS"/>
-          <w:bCs/>
-          <w:color w:val="000000"/>
-          <w:sz w:val="24"/>
-        </w:rPr>
-        <w:t>daymonthyear</w:t>
-      </w:r>
-      <w:proofErr w:type="spellEnd"/>
-      <w:r>
-        <w:rPr>
-          <w:rFonts w:ascii="TimesNewRomanPS" w:hAnsi="TimesNewRomanPS"/>
-          <w:bCs/>
-          <w:color w:val="000000"/>
-          <w:sz w:val="24"/>
-        </w:rPr>
-        <w:t>)</w:t>
-      </w:r>
-      <w:bookmarkEnd w:id="6"/>
-      <w:r>
-        <w:rPr>
-          <w:rFonts w:ascii="TimesNewRomanPS" w:hAnsi="TimesNewRomanPS"/>
-          <w:bCs/>
-          <w:color w:val="000000"/>
-          <w:sz w:val="24"/>
-        </w:rPr>
-        <w:t>, end date(</w:t>
-      </w:r>
-      <w:proofErr w:type="spellStart"/>
-      <w:r>
-        <w:rPr>
-          <w:rFonts w:ascii="TimesNewRomanPS" w:hAnsi="TimesNewRomanPS"/>
-          <w:bCs/>
-          <w:color w:val="000000"/>
-          <w:sz w:val="24"/>
-        </w:rPr>
-        <w:t>daymonthyear</w:t>
-      </w:r>
-      <w:proofErr w:type="spellEnd"/>
-      <w:r>
-        <w:rPr>
-          <w:rFonts w:ascii="TimesNewRomanPS" w:hAnsi="TimesNewRomanPS"/>
-          <w:bCs/>
-          <w:color w:val="000000"/>
-          <w:sz w:val="24"/>
-        </w:rPr>
-        <w:t xml:space="preserve">). The system applies all filtering conditions, only returns the Daily Briefing news that meets the conditions, and displays them in chronological </w:t>
-      </w:r>
-      <w:proofErr w:type="gramStart"/>
-      <w:r>
-        <w:rPr>
-          <w:rFonts w:ascii="TimesNewRomanPS" w:hAnsi="TimesNewRomanPS"/>
-          <w:bCs/>
-          <w:color w:val="000000"/>
-          <w:sz w:val="24"/>
-        </w:rPr>
-        <w:t>order(</w:t>
-      </w:r>
-      <w:proofErr w:type="gramEnd"/>
-      <w:r>
-        <w:rPr>
-          <w:rFonts w:ascii="TimesNewRomanPS" w:hAnsi="TimesNewRomanPS"/>
-          <w:bCs/>
-          <w:color w:val="000000"/>
-          <w:sz w:val="24"/>
-        </w:rPr>
-        <w:t>new to old).</w:t>
+        <w:t>This system is centered around the "Daily Briefing" function. Users can view the daily news briefings obtained by the system from Google News and generated by Qwen AI's summary on the page. By clicking on any item, they can view the more detailed news content and, when necessary, quickly jump to the original news link. At the same time, users can freely switch between the interface languages in Chinese and English. They can also use the date filtering function to view the briefings within a time range, or quickly locate the news they are interested in through keyword search, thereby efficiently browsing and managing daily news information within a unified interface.</w:t>
       </w:r>
     </w:p>
     <w:p>
       <w:pPr>
-        <w:ind w:firstLineChars="200" w:firstLine="480"/>
-        <w:rPr>
-          <w:rFonts w:ascii="TimesNewRomanPS" w:hAnsi="TimesNewRomanPS" w:hint="eastAsia"/>
-          <w:bCs/>
-          <w:color w:val="000000"/>
-          <w:sz w:val="24"/>
-          <w:lang w:eastAsia="zh-CN"/>
-        </w:rPr>
-      </w:pPr>
-    </w:p>
-    <w:p>
-      <w:pPr>
-        <w:ind w:firstLineChars="200" w:firstLine="480"/>
-        <w:rPr>
-          <w:rFonts w:ascii="TimesNewRomanPS" w:hAnsi="TimesNewRomanPS" w:hint="eastAsia"/>
-          <w:bCs/>
-          <w:color w:val="000000"/>
-          <w:sz w:val="24"/>
-          <w:lang w:eastAsia="zh-CN"/>
-        </w:rPr>
-      </w:pPr>
-    </w:p>
-    <w:p>
-      <w:pPr>
-        <w:ind w:firstLineChars="200" w:firstLine="480"/>
-        <w:rPr>
-          <w:rFonts w:ascii="TimesNewRomanPS" w:hAnsi="TimesNewRomanPS" w:hint="eastAsia"/>
-          <w:bCs/>
-          <w:color w:val="000000"/>
-          <w:sz w:val="24"/>
-          <w:lang w:eastAsia="zh-CN"/>
-        </w:rPr>
-      </w:pPr>
-    </w:p>
-    <w:p>
-      <w:pPr>
-        <w:ind w:firstLineChars="200" w:firstLine="480"/>
-        <w:rPr>
-          <w:rFonts w:ascii="TimesNewRomanPS" w:hAnsi="TimesNewRomanPS" w:hint="eastAsia"/>
-          <w:color w:val="000000"/>
-          <w:sz w:val="24"/>
-          <w:lang w:eastAsia="zh-CN"/>
-        </w:rPr>
-      </w:pPr>
-    </w:p>
-    <w:p>
-      <w:pPr>
-        <w:rPr>
-          <w:rFonts w:ascii="TimesNewRomanPS" w:hAnsi="TimesNewRomanPS" w:hint="eastAsia"/>
-          <w:color w:val="000000"/>
-          <w:sz w:val="24"/>
-          <w:lang w:eastAsia="zh-CN"/>
-        </w:rPr>
-      </w:pPr>
-    </w:p>
-    <w:p>
-      <w:pPr>
-        <w:pStyle w:val="3"/>
-        <w:rPr>
-          <w:rFonts w:ascii="TimesNewRomanPS" w:hAnsi="TimesNewRomanPS" w:cstheme="minorBidi" w:hint="eastAsia"/>
-          <w:b/>
-          <w:color w:val="000000"/>
-          <w:szCs w:val="28"/>
-          <w:lang w:eastAsia="zh-CN"/>
-        </w:rPr>
-      </w:pPr>
-      <w:r>
-        <w:rPr>
-          <w:rFonts w:ascii="TimesNewRomanPS" w:eastAsia="TimesNewRomanPS" w:hAnsi="TimesNewRomanPS" w:cstheme="minorBidi"/>
-          <w:b/>
-          <w:color w:val="000000"/>
-          <w:szCs w:val="28"/>
-        </w:rPr>
-        <w:lastRenderedPageBreak/>
-        <w:t>2.1.1</w:t>
-      </w:r>
-      <w:r>
-        <w:rPr>
-          <w:rFonts w:ascii="TimesNewRomanPS" w:eastAsiaTheme="minorEastAsia" w:hAnsi="TimesNewRomanPS" w:cstheme="minorBidi"/>
-          <w:b/>
-          <w:color w:val="000000"/>
-          <w:szCs w:val="28"/>
-          <w:lang w:eastAsia="zh-CN"/>
-        </w:rPr>
-        <w:t xml:space="preserve"> </w:t>
-      </w:r>
-      <w:r>
-        <w:rPr>
-          <w:rFonts w:ascii="TimesNewRomanPS" w:hAnsi="TimesNewRomanPS" w:cstheme="minorBidi"/>
-          <w:b/>
-          <w:color w:val="000000"/>
-          <w:szCs w:val="28"/>
-          <w:lang w:eastAsia="zh-CN"/>
-        </w:rPr>
-        <w:t>Use Case Diagram</w:t>
-      </w:r>
-    </w:p>
-    <w:p>
-      <w:pPr>
-        <w:ind w:firstLineChars="200" w:firstLine="480"/>
-        <w:rPr>
-          <w:rFonts w:ascii="TimesNewRomanPS" w:hAnsi="TimesNewRomanPS" w:hint="eastAsia"/>
-          <w:bCs/>
-          <w:color w:val="000000"/>
-          <w:sz w:val="24"/>
-        </w:rPr>
-      </w:pPr>
-      <w:r>
-        <w:rPr>
-          <w:rFonts w:ascii="TimesNewRomanPS" w:hAnsi="TimesNewRomanPS"/>
-          <w:bCs/>
-          <w:color w:val="000000"/>
-          <w:sz w:val="24"/>
-        </w:rPr>
-        <w:t xml:space="preserve">This system is centered around the "Daily Briefing" function. Users can view the daily news briefings obtained by the system from Google News and generated by Qwen AI's summary on the page. By clicking on any item, they can view the more detailed news content and, when necessary, quickly jump to the original news link. At the same time, users can freely switch between the interface languages in Chinese and English. They can also use the date filtering function to view the briefings within a time </w:t>
-      </w:r>
-      <w:proofErr w:type="gramStart"/>
-      <w:r>
-        <w:rPr>
-          <w:rFonts w:ascii="TimesNewRomanPS" w:hAnsi="TimesNewRomanPS"/>
-          <w:bCs/>
-          <w:color w:val="000000"/>
-          <w:sz w:val="24"/>
-        </w:rPr>
-        <w:t>range, or</w:t>
-      </w:r>
-      <w:proofErr w:type="gramEnd"/>
-      <w:r>
-        <w:rPr>
-          <w:rFonts w:ascii="TimesNewRomanPS" w:hAnsi="TimesNewRomanPS"/>
-          <w:bCs/>
-          <w:color w:val="000000"/>
-          <w:sz w:val="24"/>
-        </w:rPr>
-        <w:t xml:space="preserve"> quickly locate the news they are interested in through keyword search, thereby efficiently browsing and managing daily news information within a unified interface.</w:t>
-      </w:r>
-    </w:p>
-    <w:p>
-      <w:pPr>
         <w:rPr>
           <w:rFonts w:ascii="TimesNewRomanPS" w:hAnsi="TimesNewRomanPS" w:hint="eastAsia"/>
           <w:b/>
@@ -2936,15 +2754,14 @@
       </w:pPr>
       <w:r>
         <w:rPr>
-          <w:rFonts w:ascii="TimesNewRomanPS" w:hAnsi="TimesNewRomanPS"/>
           <w:noProof/>
           <w14:ligatures w14:val="standardContextual"/>
         </w:rPr>
         <w:drawing>
-          <wp:inline distT="0" distB="0" distL="0" distR="0" wp14:anchorId="2DF0592F" wp14:editId="789A2B00">
-            <wp:extent cx="3975100" cy="5133265"/>
-            <wp:effectExtent l="0" t="0" r="6350" b="0"/>
-            <wp:docPr id="347665308" name="图片 1" descr="图示&#10;&#10;AI 生成的内容可能不正确。"/>
+          <wp:inline distT="0" distB="0" distL="0" distR="0" wp14:anchorId="43D3E07E" wp14:editId="2B655A34">
+            <wp:extent cx="5274310" cy="4511675"/>
+            <wp:effectExtent l="0" t="0" r="2540" b="3175"/>
+            <wp:docPr id="172716580" name="图片 1"/>
             <wp:cNvGraphicFramePr>
               <a:graphicFrameLocks xmlns:a="http://schemas.openxmlformats.org/drawingml/2006/main" noChangeAspect="1"/>
             </wp:cNvGraphicFramePr>
@@ -2952,7 +2769,7 @@
               <a:graphicData uri="http://schemas.openxmlformats.org/drawingml/2006/picture">
                 <pic:pic xmlns:pic="http://schemas.openxmlformats.org/drawingml/2006/picture">
                   <pic:nvPicPr>
-                    <pic:cNvPr id="347665308" name="图片 1" descr="图示&#10;&#10;AI 生成的内容可能不正确。"/>
+                    <pic:cNvPr id="172716580" name=""/>
                     <pic:cNvPicPr/>
                   </pic:nvPicPr>
                   <pic:blipFill>
@@ -2964,7 +2781,7 @@
                   <pic:spPr>
                     <a:xfrm>
                       <a:off x="0" y="0"/>
-                      <a:ext cx="3982958" cy="5143412"/>
+                      <a:ext cx="5274310" cy="4511675"/>
                     </a:xfrm>
                     <a:prstGeom prst="rect">
                       <a:avLst/>
@@ -3018,7 +2835,29 @@
           <w:sz w:val="24"/>
           <w:lang w:eastAsia="zh-CN"/>
         </w:rPr>
-        <w:t xml:space="preserve">URS01 – View Daily Briefings </w:t>
+        <w:t xml:space="preserve">URS01 – </w:t>
+      </w:r>
+      <w:r>
+        <w:rPr>
+          <w:rFonts w:ascii="TimesNewRomanPS" w:hAnsi="TimesNewRomanPS" w:hint="eastAsia"/>
+          <w:b/>
+          <w:bCs/>
+          <w:color w:val="000000"/>
+          <w:sz w:val="24"/>
+          <w:lang w:eastAsia="zh-CN"/>
+        </w:rPr>
+        <w:t>Find</w:t>
+      </w:r>
+      <w:r>
+        <w:rPr>
+          <w:rFonts w:ascii="TimesNewRomanPS" w:hAnsi="TimesNewRomanPS"/>
+          <w:b/>
+          <w:bCs/>
+          <w:color w:val="000000"/>
+          <w:sz w:val="24"/>
+          <w:lang w:eastAsia="zh-CN"/>
+        </w:rPr>
+        <w:t xml:space="preserve"> Daily Briefings </w:t>
       </w:r>
     </w:p>
     <w:p>
@@ -3030,7 +2869,6 @@
           <w:lang w:eastAsia="zh-CN"/>
         </w:rPr>
       </w:pPr>
-      <w:proofErr w:type="gramStart"/>
       <w:r>
         <w:rPr>
           <w:rFonts w:ascii="TimesNewRomanPS" w:hAnsi="TimesNewRomanPS"/>
@@ -3038,17 +2876,7 @@
           <w:sz w:val="24"/>
           <w:lang w:eastAsia="zh-CN"/>
         </w:rPr>
-        <w:t>User</w:t>
-      </w:r>
-      <w:proofErr w:type="gramEnd"/>
-      <w:r>
-        <w:rPr>
-          <w:rFonts w:ascii="TimesNewRomanPS" w:hAnsi="TimesNewRomanPS"/>
-          <w:color w:val="000000"/>
-          <w:sz w:val="24"/>
-          <w:lang w:eastAsia="zh-CN"/>
-        </w:rPr>
-        <w:t xml:space="preserve"> can open the Daily Briefing page and browse a paginated list of recent Daily Briefing items ordered from newest to oldest by publication time in their current interface language.</w:t>
+        <w:t>User can open the Daily Briefing page and browse a paginated list of recent Daily Briefing items ordered from newest to oldest by publication time in their current interface language.</w:t>
       </w:r>
       <w:r>
         <w:rPr>
@@ -3060,7 +2888,6 @@
         </w:rPr>
         <w:t xml:space="preserve"> </w:t>
       </w:r>
-      <w:proofErr w:type="gramStart"/>
       <w:r>
         <w:rPr>
           <w:rFonts w:ascii="TimesNewRomanPS" w:hAnsi="TimesNewRomanPS"/>
@@ -3068,17 +2895,7 @@
           <w:sz w:val="24"/>
           <w:lang w:eastAsia="zh-CN"/>
         </w:rPr>
-        <w:t>User</w:t>
-      </w:r>
-      <w:proofErr w:type="gramEnd"/>
-      <w:r>
-        <w:rPr>
-          <w:rFonts w:ascii="TimesNewRomanPS" w:hAnsi="TimesNewRomanPS"/>
-          <w:color w:val="000000"/>
-          <w:sz w:val="24"/>
-          <w:lang w:eastAsia="zh-CN"/>
-        </w:rPr>
-        <w:t xml:space="preserve"> can use the sidebar to navigate to the Daily Briefing </w:t>
+        <w:t xml:space="preserve">User can use the sidebar to navigate to the Daily Briefing </w:t>
       </w:r>
       <w:proofErr w:type="gramStart"/>
       <w:r>
@@ -3466,27 +3283,7 @@
           <w:sz w:val="24"/>
           <w:lang w:eastAsia="zh-CN"/>
         </w:rPr>
-        <w:t xml:space="preserve"> User can open the Daily Briefing page and browse a paginated list of recent Daily Briefing items ordered from newest to oldest by publication time in their current interface language. </w:t>
-      </w:r>
-      <w:proofErr w:type="gramStart"/>
-      <w:r>
-        <w:rPr>
-          <w:rFonts w:ascii="TimesNewRomanPS" w:hAnsi="TimesNewRomanPS"/>
-          <w:color w:val="000000"/>
-          <w:sz w:val="24"/>
-          <w:lang w:eastAsia="zh-CN"/>
-        </w:rPr>
-        <w:t>User</w:t>
-      </w:r>
-      <w:proofErr w:type="gramEnd"/>
-      <w:r>
-        <w:rPr>
-          <w:rFonts w:ascii="TimesNewRomanPS" w:hAnsi="TimesNewRomanPS"/>
-          <w:color w:val="000000"/>
-          <w:sz w:val="24"/>
-          <w:lang w:eastAsia="zh-CN"/>
-        </w:rPr>
-        <w:t xml:space="preserve"> can use the sidebar to navigate to the Daily Briefing page in the application.</w:t>
+        <w:t xml:space="preserve"> User can open the Daily Briefing page and browse a paginated list of recent Daily Briefing items ordered from newest to oldest by publication time in their current interface language. User can use the sidebar to navigate to the Daily Briefing page in the application.</w:t>
       </w:r>
     </w:p>
     <w:p>
@@ -3673,27 +3470,7 @@
           <w:sz w:val="24"/>
           <w:lang w:eastAsia="zh-CN"/>
         </w:rPr>
-        <w:t xml:space="preserve">Each Daily Briefing card on the list shall </w:t>
-      </w:r>
-      <w:proofErr w:type="gramStart"/>
-      <w:r>
-        <w:rPr>
-          <w:rFonts w:ascii="TimesNewRomanPS" w:hAnsi="TimesNewRomanPS"/>
-          <w:color w:val="000000"/>
-          <w:sz w:val="24"/>
-          <w:lang w:eastAsia="zh-CN"/>
-        </w:rPr>
-        <w:t>display:</w:t>
-      </w:r>
-      <w:proofErr w:type="gramEnd"/>
-      <w:r>
-        <w:rPr>
-          <w:rFonts w:ascii="TimesNewRomanPS" w:hAnsi="TimesNewRomanPS"/>
-          <w:color w:val="000000"/>
-          <w:sz w:val="24"/>
-          <w:lang w:eastAsia="zh-CN"/>
-        </w:rPr>
-        <w:t xml:space="preserve"> title, AI generated summary, source website name (original or localized name), and publication time (formatted according to the current interface language).</w:t>
+        <w:t>Each Daily Briefing card on the list shall display: title, AI generated summary, source website name (original or localized name), and publication time (formatted according to the current interface language).</w:t>
       </w:r>
     </w:p>
     <w:p>
@@ -3781,7 +3558,7 @@
     <w:tbl>
       <w:tblPr>
         <w:tblpPr w:leftFromText="180" w:rightFromText="180" w:topFromText="180" w:bottomFromText="180" w:vertAnchor="text" w:tblpX="15"/>
-        <w:tblW w:w="9349" w:type="dxa"/>
+        <w:tblW w:w="9351" w:type="dxa"/>
         <w:tblBorders>
           <w:top w:val="single" w:sz="4" w:space="0" w:color="000000"/>
           <w:left w:val="single" w:sz="4" w:space="0" w:color="000000"/>
@@ -3794,16 +3571,18 @@
         <w:tblLook w:val="0400" w:firstRow="0" w:lastRow="0" w:firstColumn="0" w:lastColumn="0" w:noHBand="0" w:noVBand="1"/>
       </w:tblPr>
       <w:tblGrid>
-        <w:gridCol w:w="1696"/>
-        <w:gridCol w:w="1133"/>
-        <w:gridCol w:w="2683"/>
-        <w:gridCol w:w="2012"/>
-        <w:gridCol w:w="1825"/>
+        <w:gridCol w:w="1271"/>
+        <w:gridCol w:w="1558"/>
+        <w:gridCol w:w="143"/>
+        <w:gridCol w:w="3119"/>
+        <w:gridCol w:w="1433"/>
+        <w:gridCol w:w="268"/>
+        <w:gridCol w:w="1559"/>
       </w:tblGrid>
       <w:tr>
         <w:tc>
           <w:tcPr>
-            <w:tcW w:w="1696" w:type="dxa"/>
+            <w:tcW w:w="1271" w:type="dxa"/>
             <w:shd w:val="clear" w:color="auto" w:fill="E7E6E6"/>
           </w:tcPr>
           <w:p>
@@ -3830,8 +3609,8 @@
         </w:tc>
         <w:tc>
           <w:tcPr>
-            <w:tcW w:w="7653" w:type="dxa"/>
-            <w:gridSpan w:val="4"/>
+            <w:tcW w:w="8080" w:type="dxa"/>
+            <w:gridSpan w:val="6"/>
           </w:tcPr>
           <w:p>
             <w:pPr>
@@ -3860,7 +3639,7 @@
       <w:tr>
         <w:tc>
           <w:tcPr>
-            <w:tcW w:w="1696" w:type="dxa"/>
+            <w:tcW w:w="1271" w:type="dxa"/>
             <w:shd w:val="clear" w:color="auto" w:fill="E7E6E6"/>
           </w:tcPr>
           <w:p>
@@ -3885,8 +3664,8 @@
         </w:tc>
         <w:tc>
           <w:tcPr>
-            <w:tcW w:w="7653" w:type="dxa"/>
-            <w:gridSpan w:val="4"/>
+            <w:tcW w:w="8080" w:type="dxa"/>
+            <w:gridSpan w:val="6"/>
           </w:tcPr>
           <w:p>
             <w:pPr>
@@ -3913,7 +3692,7 @@
       <w:tr>
         <w:tc>
           <w:tcPr>
-            <w:tcW w:w="1696" w:type="dxa"/>
+            <w:tcW w:w="1271" w:type="dxa"/>
             <w:shd w:val="clear" w:color="auto" w:fill="E7E6E6"/>
           </w:tcPr>
           <w:p>
@@ -3939,8 +3718,8 @@
         </w:tc>
         <w:tc>
           <w:tcPr>
-            <w:tcW w:w="7653" w:type="dxa"/>
-            <w:gridSpan w:val="4"/>
+            <w:tcW w:w="8080" w:type="dxa"/>
+            <w:gridSpan w:val="6"/>
           </w:tcPr>
           <w:p>
             <w:pPr>
@@ -3967,7 +3746,7 @@
       <w:tr>
         <w:tc>
           <w:tcPr>
-            <w:tcW w:w="1696" w:type="dxa"/>
+            <w:tcW w:w="1271" w:type="dxa"/>
             <w:shd w:val="clear" w:color="auto" w:fill="E7E6E6"/>
           </w:tcPr>
           <w:p>
@@ -3993,38 +3772,27 @@
         </w:tc>
         <w:tc>
           <w:tcPr>
-            <w:tcW w:w="7653" w:type="dxa"/>
-            <w:gridSpan w:val="4"/>
-          </w:tcPr>
-          <w:p>
-            <w:pPr>
-              <w:jc w:val="both"/>
-              <w:rPr>
-                <w:rFonts w:ascii="TimesNewRomanPS" w:hAnsi="TimesNewRomanPS" w:hint="eastAsia"/>
-                <w:color w:val="000000"/>
-                <w:sz w:val="24"/>
-                <w:lang w:eastAsia="zh-CN"/>
-              </w:rPr>
-            </w:pPr>
-            <w:proofErr w:type="gramStart"/>
-            <w:r>
-              <w:rPr>
-                <w:rFonts w:ascii="TimesNewRomanPS" w:hAnsi="TimesNewRomanPS"/>
-                <w:color w:val="000000"/>
-                <w:sz w:val="24"/>
-                <w:lang w:eastAsia="zh-CN"/>
-              </w:rPr>
-              <w:t>This use</w:t>
-            </w:r>
-            <w:proofErr w:type="gramEnd"/>
-            <w:r>
-              <w:rPr>
-                <w:rFonts w:ascii="TimesNewRomanPS" w:hAnsi="TimesNewRomanPS"/>
-                <w:color w:val="000000"/>
-                <w:sz w:val="24"/>
-                <w:lang w:eastAsia="zh-CN"/>
-              </w:rPr>
-              <w:t xml:space="preserve"> case describes the process by which a user navigates to the Daily Briefing page and browses a paginated list of recent news items from Google News. The list displays news items ordered from Google News new to old by publication time, with all content displayed in the user's current interface language (Chinese or English).</w:t>
+            <w:tcW w:w="8080" w:type="dxa"/>
+            <w:gridSpan w:val="6"/>
+          </w:tcPr>
+          <w:p>
+            <w:pPr>
+              <w:jc w:val="both"/>
+              <w:rPr>
+                <w:rFonts w:ascii="TimesNewRomanPS" w:hAnsi="TimesNewRomanPS" w:hint="eastAsia"/>
+                <w:color w:val="000000"/>
+                <w:sz w:val="24"/>
+                <w:lang w:eastAsia="zh-CN"/>
+              </w:rPr>
+            </w:pPr>
+            <w:r>
+              <w:rPr>
+                <w:rFonts w:ascii="TimesNewRomanPS" w:hAnsi="TimesNewRomanPS"/>
+                <w:color w:val="000000"/>
+                <w:sz w:val="24"/>
+                <w:lang w:eastAsia="zh-CN"/>
+              </w:rPr>
+              <w:t>This use case describes the process by which a user navigates to the Daily Briefing page and browses a paginated list of recent news items from Google News. The list displays news items ordered from Google News new to old by publication time, with all content displayed in the user's current interface language (Chinese or English).</w:t>
             </w:r>
           </w:p>
         </w:tc>
@@ -4032,7 +3800,7 @@
       <w:tr>
         <w:tc>
           <w:tcPr>
-            <w:tcW w:w="1696" w:type="dxa"/>
+            <w:tcW w:w="1271" w:type="dxa"/>
             <w:shd w:val="clear" w:color="auto" w:fill="E7E6E6"/>
           </w:tcPr>
           <w:p>
@@ -4058,8 +3826,8 @@
         </w:tc>
         <w:tc>
           <w:tcPr>
-            <w:tcW w:w="7653" w:type="dxa"/>
-            <w:gridSpan w:val="4"/>
+            <w:tcW w:w="8080" w:type="dxa"/>
+            <w:gridSpan w:val="6"/>
           </w:tcPr>
           <w:p>
             <w:pPr>
@@ -4086,7 +3854,7 @@
       <w:tr>
         <w:tc>
           <w:tcPr>
-            <w:tcW w:w="1696" w:type="dxa"/>
+            <w:tcW w:w="1271" w:type="dxa"/>
             <w:shd w:val="clear" w:color="auto" w:fill="E7E6E6"/>
           </w:tcPr>
           <w:p>
@@ -4112,8 +3880,8 @@
         </w:tc>
         <w:tc>
           <w:tcPr>
-            <w:tcW w:w="7653" w:type="dxa"/>
-            <w:gridSpan w:val="4"/>
+            <w:tcW w:w="8080" w:type="dxa"/>
+            <w:gridSpan w:val="6"/>
           </w:tcPr>
           <w:p>
             <w:pPr>
@@ -4200,8 +3968,8 @@
       <w:tr>
         <w:tc>
           <w:tcPr>
-            <w:tcW w:w="9349" w:type="dxa"/>
-            <w:gridSpan w:val="5"/>
+            <w:tcW w:w="9351" w:type="dxa"/>
+            <w:gridSpan w:val="7"/>
             <w:shd w:val="clear" w:color="auto" w:fill="E7E6E6"/>
           </w:tcPr>
           <w:p>
@@ -4228,7 +3996,7 @@
       <w:tr>
         <w:tc>
           <w:tcPr>
-            <w:tcW w:w="1696" w:type="dxa"/>
+            <w:tcW w:w="1271" w:type="dxa"/>
             <w:shd w:val="clear" w:color="auto" w:fill="E7E6E6"/>
           </w:tcPr>
           <w:p>
@@ -4254,7 +4022,7 @@
         </w:tc>
         <w:tc>
           <w:tcPr>
-            <w:tcW w:w="1133" w:type="dxa"/>
+            <w:tcW w:w="1558" w:type="dxa"/>
             <w:shd w:val="clear" w:color="auto" w:fill="E7E6E6"/>
           </w:tcPr>
           <w:p>
@@ -4281,6 +4049,33 @@
         <w:tc>
           <w:tcPr>
             <w:tcW w:w="4695" w:type="dxa"/>
+            <w:gridSpan w:val="3"/>
+            <w:shd w:val="clear" w:color="auto" w:fill="E7E6E6"/>
+          </w:tcPr>
+          <w:p>
+            <w:pPr>
+              <w:jc w:val="center"/>
+              <w:rPr>
+                <w:rFonts w:ascii="TimesNewRomanPS" w:hAnsi="TimesNewRomanPS" w:hint="eastAsia"/>
+                <w:color w:val="000000"/>
+                <w:sz w:val="24"/>
+                <w:lang w:eastAsia="zh-CN"/>
+              </w:rPr>
+            </w:pPr>
+            <w:r>
+              <w:rPr>
+                <w:rFonts w:ascii="TimesNewRomanPS" w:hAnsi="TimesNewRomanPS"/>
+                <w:color w:val="000000"/>
+                <w:sz w:val="24"/>
+                <w:lang w:eastAsia="zh-CN"/>
+              </w:rPr>
+              <w:t>Constraint</w:t>
+            </w:r>
+          </w:p>
+        </w:tc>
+        <w:tc>
+          <w:tcPr>
+            <w:tcW w:w="1827" w:type="dxa"/>
             <w:gridSpan w:val="2"/>
             <w:shd w:val="clear" w:color="auto" w:fill="E7E6E6"/>
           </w:tcPr>
@@ -4301,32 +4096,6 @@
                 <w:sz w:val="24"/>
                 <w:lang w:eastAsia="zh-CN"/>
               </w:rPr>
-              <w:t>Constraint</w:t>
-            </w:r>
-          </w:p>
-        </w:tc>
-        <w:tc>
-          <w:tcPr>
-            <w:tcW w:w="1825" w:type="dxa"/>
-            <w:shd w:val="clear" w:color="auto" w:fill="E7E6E6"/>
-          </w:tcPr>
-          <w:p>
-            <w:pPr>
-              <w:jc w:val="center"/>
-              <w:rPr>
-                <w:rFonts w:ascii="TimesNewRomanPS" w:hAnsi="TimesNewRomanPS" w:hint="eastAsia"/>
-                <w:color w:val="000000"/>
-                <w:sz w:val="24"/>
-                <w:lang w:eastAsia="zh-CN"/>
-              </w:rPr>
-            </w:pPr>
-            <w:r>
-              <w:rPr>
-                <w:rFonts w:ascii="TimesNewRomanPS" w:hAnsi="TimesNewRomanPS"/>
-                <w:color w:val="000000"/>
-                <w:sz w:val="24"/>
-                <w:lang w:eastAsia="zh-CN"/>
-              </w:rPr>
               <w:t>Example</w:t>
             </w:r>
           </w:p>
@@ -4335,7 +4104,7 @@
       <w:tr>
         <w:tc>
           <w:tcPr>
-            <w:tcW w:w="1696" w:type="dxa"/>
+            <w:tcW w:w="1271" w:type="dxa"/>
             <w:shd w:val="clear" w:color="auto" w:fill="FFFFFF"/>
           </w:tcPr>
           <w:p>
@@ -4361,7 +4130,7 @@
         </w:tc>
         <w:tc>
           <w:tcPr>
-            <w:tcW w:w="1133" w:type="dxa"/>
+            <w:tcW w:w="1558" w:type="dxa"/>
             <w:shd w:val="clear" w:color="auto" w:fill="FFFFFF"/>
           </w:tcPr>
           <w:p>
@@ -4388,6 +4157,73 @@
         <w:tc>
           <w:tcPr>
             <w:tcW w:w="4695" w:type="dxa"/>
+            <w:gridSpan w:val="3"/>
+            <w:shd w:val="clear" w:color="auto" w:fill="FFFFFF"/>
+          </w:tcPr>
+          <w:p>
+            <w:pPr>
+              <w:jc w:val="both"/>
+              <w:rPr>
+                <w:rFonts w:ascii="TimesNewRomanPS" w:hAnsi="TimesNewRomanPS" w:hint="eastAsia"/>
+                <w:color w:val="000000"/>
+                <w:sz w:val="24"/>
+                <w:lang w:eastAsia="zh-CN"/>
+              </w:rPr>
+            </w:pPr>
+            <w:r>
+              <w:rPr>
+                <w:rFonts w:ascii="TimesNewRomanPS" w:hAnsi="TimesNewRomanPS"/>
+                <w:color w:val="000000"/>
+                <w:sz w:val="24"/>
+                <w:lang w:eastAsia="zh-CN"/>
+              </w:rPr>
+              <w:t>Must be "</w:t>
+            </w:r>
+            <w:proofErr w:type="spellStart"/>
+            <w:r>
+              <w:rPr>
+                <w:rFonts w:ascii="TimesNewRomanPS" w:hAnsi="TimesNewRomanPS"/>
+                <w:color w:val="000000"/>
+                <w:sz w:val="24"/>
+                <w:lang w:eastAsia="zh-CN"/>
+              </w:rPr>
+              <w:t>zh</w:t>
+            </w:r>
+            <w:proofErr w:type="spellEnd"/>
+            <w:r>
+              <w:rPr>
+                <w:rFonts w:ascii="TimesNewRomanPS" w:hAnsi="TimesNewRomanPS"/>
+                <w:color w:val="000000"/>
+                <w:sz w:val="24"/>
+                <w:lang w:eastAsia="zh-CN"/>
+              </w:rPr>
+              <w:t>" (Chinese) or "</w:t>
+            </w:r>
+            <w:proofErr w:type="spellStart"/>
+            <w:r>
+              <w:rPr>
+                <w:rFonts w:ascii="TimesNewRomanPS" w:hAnsi="TimesNewRomanPS"/>
+                <w:color w:val="000000"/>
+                <w:sz w:val="24"/>
+                <w:lang w:eastAsia="zh-CN"/>
+              </w:rPr>
+              <w:t>en</w:t>
+            </w:r>
+            <w:proofErr w:type="spellEnd"/>
+            <w:r>
+              <w:rPr>
+                <w:rFonts w:ascii="TimesNewRomanPS" w:hAnsi="TimesNewRomanPS"/>
+                <w:color w:val="000000"/>
+                <w:sz w:val="24"/>
+                <w:lang w:eastAsia="zh-CN"/>
+              </w:rPr>
+              <w:t>" (English)</w:t>
+            </w:r>
+          </w:p>
+        </w:tc>
+        <w:tc>
+          <w:tcPr>
+            <w:tcW w:w="1827" w:type="dxa"/>
             <w:gridSpan w:val="2"/>
             <w:shd w:val="clear" w:color="auto" w:fill="FFFFFF"/>
           </w:tcPr>
@@ -4408,72 +4244,6 @@
                 <w:sz w:val="24"/>
                 <w:lang w:eastAsia="zh-CN"/>
               </w:rPr>
-              <w:t>Must be "</w:t>
-            </w:r>
-            <w:proofErr w:type="spellStart"/>
-            <w:r>
-              <w:rPr>
-                <w:rFonts w:ascii="TimesNewRomanPS" w:hAnsi="TimesNewRomanPS"/>
-                <w:color w:val="000000"/>
-                <w:sz w:val="24"/>
-                <w:lang w:eastAsia="zh-CN"/>
-              </w:rPr>
-              <w:t>zh</w:t>
-            </w:r>
-            <w:proofErr w:type="spellEnd"/>
-            <w:r>
-              <w:rPr>
-                <w:rFonts w:ascii="TimesNewRomanPS" w:hAnsi="TimesNewRomanPS"/>
-                <w:color w:val="000000"/>
-                <w:sz w:val="24"/>
-                <w:lang w:eastAsia="zh-CN"/>
-              </w:rPr>
-              <w:t>" (Chinese) or "</w:t>
-            </w:r>
-            <w:proofErr w:type="spellStart"/>
-            <w:r>
-              <w:rPr>
-                <w:rFonts w:ascii="TimesNewRomanPS" w:hAnsi="TimesNewRomanPS"/>
-                <w:color w:val="000000"/>
-                <w:sz w:val="24"/>
-                <w:lang w:eastAsia="zh-CN"/>
-              </w:rPr>
-              <w:t>en</w:t>
-            </w:r>
-            <w:proofErr w:type="spellEnd"/>
-            <w:r>
-              <w:rPr>
-                <w:rFonts w:ascii="TimesNewRomanPS" w:hAnsi="TimesNewRomanPS"/>
-                <w:color w:val="000000"/>
-                <w:sz w:val="24"/>
-                <w:lang w:eastAsia="zh-CN"/>
-              </w:rPr>
-              <w:t>" (English)</w:t>
-            </w:r>
-          </w:p>
-        </w:tc>
-        <w:tc>
-          <w:tcPr>
-            <w:tcW w:w="1825" w:type="dxa"/>
-            <w:shd w:val="clear" w:color="auto" w:fill="FFFFFF"/>
-          </w:tcPr>
-          <w:p>
-            <w:pPr>
-              <w:jc w:val="both"/>
-              <w:rPr>
-                <w:rFonts w:ascii="TimesNewRomanPS" w:hAnsi="TimesNewRomanPS" w:hint="eastAsia"/>
-                <w:color w:val="000000"/>
-                <w:sz w:val="24"/>
-                <w:lang w:eastAsia="zh-CN"/>
-              </w:rPr>
-            </w:pPr>
-            <w:r>
-              <w:rPr>
-                <w:rFonts w:ascii="TimesNewRomanPS" w:hAnsi="TimesNewRomanPS"/>
-                <w:color w:val="000000"/>
-                <w:sz w:val="24"/>
-                <w:lang w:eastAsia="zh-CN"/>
-              </w:rPr>
               <w:t>"</w:t>
             </w:r>
             <w:proofErr w:type="spellStart"/>
@@ -4502,7 +4272,7 @@
       <w:tr>
         <w:tc>
           <w:tcPr>
-            <w:tcW w:w="1696" w:type="dxa"/>
+            <w:tcW w:w="1271" w:type="dxa"/>
             <w:shd w:val="clear" w:color="auto" w:fill="E7E6E6"/>
           </w:tcPr>
           <w:p>
@@ -4528,38 +4298,27 @@
         </w:tc>
         <w:tc>
           <w:tcPr>
-            <w:tcW w:w="7653" w:type="dxa"/>
-            <w:gridSpan w:val="4"/>
-          </w:tcPr>
-          <w:p>
-            <w:pPr>
-              <w:jc w:val="both"/>
-              <w:rPr>
-                <w:rFonts w:ascii="TimesNewRomanPS" w:hAnsi="TimesNewRomanPS" w:hint="eastAsia"/>
-                <w:color w:val="000000"/>
-                <w:sz w:val="24"/>
-                <w:lang w:eastAsia="zh-CN"/>
-              </w:rPr>
-            </w:pPr>
-            <w:proofErr w:type="gramStart"/>
-            <w:r>
-              <w:rPr>
-                <w:rFonts w:ascii="TimesNewRomanPS" w:hAnsi="TimesNewRomanPS"/>
-                <w:color w:val="000000"/>
-                <w:sz w:val="24"/>
-                <w:lang w:eastAsia="zh-CN"/>
-              </w:rPr>
-              <w:t>User</w:t>
-            </w:r>
-            <w:proofErr w:type="gramEnd"/>
-            <w:r>
-              <w:rPr>
-                <w:rFonts w:ascii="TimesNewRomanPS" w:hAnsi="TimesNewRomanPS"/>
-                <w:color w:val="000000"/>
-                <w:sz w:val="24"/>
-                <w:lang w:eastAsia="zh-CN"/>
-              </w:rPr>
-              <w:t xml:space="preserve"> are in "Daily Briefing page" </w:t>
+            <w:tcW w:w="8080" w:type="dxa"/>
+            <w:gridSpan w:val="6"/>
+          </w:tcPr>
+          <w:p>
+            <w:pPr>
+              <w:jc w:val="both"/>
+              <w:rPr>
+                <w:rFonts w:ascii="TimesNewRomanPS" w:hAnsi="TimesNewRomanPS" w:hint="eastAsia"/>
+                <w:color w:val="000000"/>
+                <w:sz w:val="24"/>
+                <w:lang w:eastAsia="zh-CN"/>
+              </w:rPr>
+            </w:pPr>
+            <w:r>
+              <w:rPr>
+                <w:rFonts w:ascii="TimesNewRomanPS" w:hAnsi="TimesNewRomanPS"/>
+                <w:color w:val="000000"/>
+                <w:sz w:val="24"/>
+                <w:lang w:eastAsia="zh-CN"/>
+              </w:rPr>
+              <w:t xml:space="preserve">User are in "Daily Briefing page" </w:t>
             </w:r>
             <w:r>
               <w:rPr>
@@ -4575,7 +4334,7 @@
       <w:tr>
         <w:tc>
           <w:tcPr>
-            <w:tcW w:w="1696" w:type="dxa"/>
+            <w:tcW w:w="1271" w:type="dxa"/>
             <w:shd w:val="clear" w:color="auto" w:fill="E7E6E6"/>
           </w:tcPr>
           <w:p>
@@ -4601,7 +4360,7 @@
         </w:tc>
         <w:tc>
           <w:tcPr>
-            <w:tcW w:w="3816" w:type="dxa"/>
+            <w:tcW w:w="1701" w:type="dxa"/>
             <w:gridSpan w:val="2"/>
             <w:shd w:val="clear" w:color="auto" w:fill="E7E6E6"/>
             <w:vAlign w:val="center"/>
@@ -4629,7 +4388,34 @@
         </w:tc>
         <w:tc>
           <w:tcPr>
-            <w:tcW w:w="3837" w:type="dxa"/>
+            <w:tcW w:w="3119" w:type="dxa"/>
+            <w:shd w:val="clear" w:color="auto" w:fill="E7E6E6"/>
+            <w:vAlign w:val="center"/>
+          </w:tcPr>
+          <w:p>
+            <w:pPr>
+              <w:jc w:val="center"/>
+              <w:rPr>
+                <w:rFonts w:ascii="TimesNewRomanPS" w:hAnsi="TimesNewRomanPS" w:hint="eastAsia"/>
+                <w:color w:val="000000"/>
+                <w:sz w:val="24"/>
+                <w:lang w:eastAsia="zh-CN"/>
+              </w:rPr>
+            </w:pPr>
+            <w:r>
+              <w:rPr>
+                <w:rFonts w:ascii="TimesNewRomanPS" w:hAnsi="TimesNewRomanPS"/>
+                <w:color w:val="000000"/>
+                <w:sz w:val="24"/>
+                <w:lang w:eastAsia="zh-CN"/>
+              </w:rPr>
+              <w:t>System</w:t>
+            </w:r>
+          </w:p>
+        </w:tc>
+        <w:tc>
+          <w:tcPr>
+            <w:tcW w:w="1701" w:type="dxa"/>
             <w:gridSpan w:val="2"/>
             <w:shd w:val="clear" w:color="auto" w:fill="E7E6E6"/>
             <w:vAlign w:val="center"/>
@@ -4644,14 +4430,43 @@
                 <w:lang w:eastAsia="zh-CN"/>
               </w:rPr>
             </w:pPr>
-            <w:r>
-              <w:rPr>
-                <w:rFonts w:ascii="TimesNewRomanPS" w:hAnsi="TimesNewRomanPS"/>
-                <w:color w:val="000000"/>
-                <w:sz w:val="24"/>
-                <w:lang w:eastAsia="zh-CN"/>
-              </w:rPr>
-              <w:t>System</w:t>
+            <w:proofErr w:type="spellStart"/>
+            <w:r>
+              <w:rPr>
+                <w:rFonts w:ascii="TimesNewRomanPS" w:hAnsi="TimesNewRomanPS" w:hint="eastAsia"/>
+                <w:color w:val="000000"/>
+                <w:sz w:val="24"/>
+                <w:lang w:eastAsia="zh-CN"/>
+              </w:rPr>
+              <w:t>QwenAI</w:t>
+            </w:r>
+            <w:proofErr w:type="spellEnd"/>
+          </w:p>
+        </w:tc>
+        <w:tc>
+          <w:tcPr>
+            <w:tcW w:w="1559" w:type="dxa"/>
+            <w:shd w:val="clear" w:color="auto" w:fill="E7E6E6"/>
+            <w:vAlign w:val="center"/>
+          </w:tcPr>
+          <w:p>
+            <w:pPr>
+              <w:jc w:val="center"/>
+              <w:rPr>
+                <w:rFonts w:ascii="TimesNewRomanPS" w:hAnsi="TimesNewRomanPS" w:hint="eastAsia"/>
+                <w:color w:val="000000"/>
+                <w:sz w:val="24"/>
+                <w:lang w:eastAsia="zh-CN"/>
+              </w:rPr>
+            </w:pPr>
+            <w:r>
+              <w:rPr>
+                <w:rFonts w:ascii="TimesNewRomanPS" w:hAnsi="TimesNewRomanPS" w:hint="eastAsia"/>
+                <w:color w:val="000000"/>
+                <w:sz w:val="24"/>
+                <w:lang w:eastAsia="zh-CN"/>
+              </w:rPr>
+              <w:t>Google News</w:t>
             </w:r>
           </w:p>
         </w:tc>
@@ -4659,23 +4474,23 @@
       <w:tr>
         <w:tc>
           <w:tcPr>
-            <w:tcW w:w="1696" w:type="dxa"/>
-          </w:tcPr>
-          <w:p>
-            <w:pPr>
-              <w:jc w:val="both"/>
-              <w:rPr>
-                <w:rFonts w:ascii="TimesNewRomanPS" w:hAnsi="TimesNewRomanPS" w:hint="eastAsia"/>
-                <w:color w:val="000000"/>
-                <w:sz w:val="24"/>
-                <w:lang w:eastAsia="zh-CN"/>
-              </w:rPr>
-            </w:pPr>
-          </w:p>
-        </w:tc>
-        <w:tc>
-          <w:tcPr>
-            <w:tcW w:w="3816" w:type="dxa"/>
+            <w:tcW w:w="1271" w:type="dxa"/>
+          </w:tcPr>
+          <w:p>
+            <w:pPr>
+              <w:jc w:val="both"/>
+              <w:rPr>
+                <w:rFonts w:ascii="TimesNewRomanPS" w:hAnsi="TimesNewRomanPS" w:hint="eastAsia"/>
+                <w:color w:val="000000"/>
+                <w:sz w:val="24"/>
+                <w:lang w:eastAsia="zh-CN"/>
+              </w:rPr>
+            </w:pPr>
+          </w:p>
+        </w:tc>
+        <w:tc>
+          <w:tcPr>
+            <w:tcW w:w="1701" w:type="dxa"/>
             <w:gridSpan w:val="2"/>
           </w:tcPr>
           <w:p>
@@ -4687,159 +4502,1171 @@
                 <w:lang w:eastAsia="zh-CN"/>
               </w:rPr>
             </w:pPr>
-            <w:r>
-              <w:rPr>
-                <w:rFonts w:ascii="TimesNewRomanPS" w:hAnsi="TimesNewRomanPS"/>
-                <w:color w:val="000000"/>
-                <w:sz w:val="24"/>
-                <w:lang w:eastAsia="zh-CN"/>
-              </w:rPr>
-              <w:t xml:space="preserve">1.User clicks on the "Briefing" navigation item in the sidebar </w:t>
-            </w:r>
-          </w:p>
-          <w:p>
-            <w:pPr>
-              <w:rPr>
-                <w:rFonts w:ascii="TimesNewRomanPS" w:hAnsi="TimesNewRomanPS" w:hint="eastAsia"/>
-                <w:color w:val="000000"/>
-                <w:sz w:val="24"/>
-                <w:lang w:eastAsia="zh-CN"/>
-              </w:rPr>
-            </w:pPr>
-          </w:p>
-          <w:p>
-            <w:pPr>
-              <w:rPr>
-                <w:rFonts w:ascii="TimesNewRomanPS" w:hAnsi="TimesNewRomanPS" w:hint="eastAsia"/>
-                <w:color w:val="000000"/>
-                <w:sz w:val="24"/>
-                <w:lang w:eastAsia="zh-CN"/>
-              </w:rPr>
-            </w:pPr>
-          </w:p>
-          <w:p>
-            <w:pPr>
-              <w:rPr>
-                <w:rFonts w:ascii="TimesNewRomanPS" w:hAnsi="TimesNewRomanPS" w:hint="eastAsia"/>
-                <w:color w:val="000000"/>
-                <w:sz w:val="24"/>
-                <w:lang w:eastAsia="zh-CN"/>
-              </w:rPr>
-            </w:pPr>
-          </w:p>
-          <w:p>
-            <w:pPr>
-              <w:rPr>
-                <w:rFonts w:ascii="TimesNewRomanPS" w:hAnsi="TimesNewRomanPS" w:hint="eastAsia"/>
-                <w:color w:val="000000"/>
-                <w:sz w:val="24"/>
-                <w:lang w:eastAsia="zh-CN"/>
-              </w:rPr>
-            </w:pPr>
-          </w:p>
-          <w:p>
-            <w:pPr>
-              <w:rPr>
-                <w:rFonts w:ascii="TimesNewRomanPS" w:hAnsi="TimesNewRomanPS" w:hint="eastAsia"/>
-                <w:color w:val="000000"/>
-                <w:sz w:val="24"/>
-                <w:lang w:eastAsia="zh-CN"/>
-              </w:rPr>
-            </w:pPr>
-          </w:p>
-          <w:p>
-            <w:pPr>
-              <w:rPr>
-                <w:rFonts w:ascii="TimesNewRomanPS" w:hAnsi="TimesNewRomanPS" w:hint="eastAsia"/>
-                <w:color w:val="000000"/>
-                <w:sz w:val="24"/>
-                <w:lang w:eastAsia="zh-CN"/>
-              </w:rPr>
-            </w:pPr>
-          </w:p>
-          <w:p>
-            <w:pPr>
-              <w:rPr>
-                <w:rFonts w:ascii="TimesNewRomanPS" w:hAnsi="TimesNewRomanPS" w:hint="eastAsia"/>
-                <w:color w:val="000000"/>
-                <w:sz w:val="24"/>
-                <w:lang w:eastAsia="zh-CN"/>
-              </w:rPr>
-            </w:pPr>
-          </w:p>
-          <w:p>
-            <w:pPr>
-              <w:rPr>
-                <w:rFonts w:ascii="TimesNewRomanPS" w:hAnsi="TimesNewRomanPS" w:hint="eastAsia"/>
-                <w:color w:val="000000"/>
-                <w:sz w:val="24"/>
-                <w:lang w:eastAsia="zh-CN"/>
-              </w:rPr>
-            </w:pPr>
-          </w:p>
-          <w:p>
-            <w:pPr>
-              <w:rPr>
-                <w:rFonts w:ascii="TimesNewRomanPS" w:hAnsi="TimesNewRomanPS" w:hint="eastAsia"/>
-                <w:color w:val="000000"/>
-                <w:sz w:val="24"/>
-                <w:lang w:eastAsia="zh-CN"/>
-              </w:rPr>
-            </w:pPr>
-          </w:p>
-          <w:p>
-            <w:pPr>
-              <w:rPr>
-                <w:rFonts w:ascii="TimesNewRomanPS" w:hAnsi="TimesNewRomanPS" w:hint="eastAsia"/>
-                <w:color w:val="000000"/>
-                <w:sz w:val="24"/>
-                <w:lang w:eastAsia="zh-CN"/>
-              </w:rPr>
-            </w:pPr>
-          </w:p>
-          <w:p>
-            <w:pPr>
-              <w:rPr>
-                <w:rFonts w:ascii="TimesNewRomanPS" w:hAnsi="TimesNewRomanPS" w:hint="eastAsia"/>
-                <w:color w:val="000000"/>
-                <w:sz w:val="24"/>
-                <w:lang w:eastAsia="zh-CN"/>
-              </w:rPr>
-            </w:pPr>
-          </w:p>
-          <w:p>
-            <w:pPr>
-              <w:rPr>
-                <w:rFonts w:ascii="TimesNewRomanPS" w:hAnsi="TimesNewRomanPS" w:hint="eastAsia"/>
-                <w:color w:val="000000"/>
-                <w:sz w:val="24"/>
-                <w:lang w:eastAsia="zh-CN"/>
-              </w:rPr>
-            </w:pPr>
-            <w:r>
-              <w:rPr>
-                <w:rFonts w:ascii="TimesNewRomanPS" w:hAnsi="TimesNewRomanPS"/>
-                <w:color w:val="000000"/>
-                <w:sz w:val="24"/>
-                <w:lang w:eastAsia="zh-CN"/>
-              </w:rPr>
-              <w:t>6. User clicks pagination controls (e.g., "Next" button).</w:t>
-            </w:r>
-          </w:p>
-          <w:p>
-            <w:pPr>
-              <w:rPr>
-                <w:rFonts w:ascii="TimesNewRomanPS" w:hAnsi="TimesNewRomanPS" w:hint="eastAsia"/>
-                <w:color w:val="000000"/>
-                <w:sz w:val="24"/>
-                <w:lang w:eastAsia="zh-CN"/>
-              </w:rPr>
-            </w:pPr>
-          </w:p>
-        </w:tc>
-        <w:tc>
-          <w:tcPr>
-            <w:tcW w:w="3837" w:type="dxa"/>
+          </w:p>
+          <w:p>
+            <w:pPr>
+              <w:rPr>
+                <w:rFonts w:ascii="TimesNewRomanPS" w:hAnsi="TimesNewRomanPS" w:hint="eastAsia"/>
+                <w:color w:val="000000"/>
+                <w:sz w:val="24"/>
+                <w:lang w:eastAsia="zh-CN"/>
+              </w:rPr>
+            </w:pPr>
+          </w:p>
+          <w:p>
+            <w:pPr>
+              <w:rPr>
+                <w:rFonts w:ascii="TimesNewRomanPS" w:hAnsi="TimesNewRomanPS" w:hint="eastAsia"/>
+                <w:color w:val="000000"/>
+                <w:sz w:val="24"/>
+                <w:lang w:eastAsia="zh-CN"/>
+              </w:rPr>
+            </w:pPr>
+          </w:p>
+          <w:p>
+            <w:pPr>
+              <w:rPr>
+                <w:rFonts w:ascii="TimesNewRomanPS" w:hAnsi="TimesNewRomanPS" w:hint="eastAsia"/>
+                <w:color w:val="000000"/>
+                <w:sz w:val="24"/>
+                <w:lang w:eastAsia="zh-CN"/>
+              </w:rPr>
+            </w:pPr>
+          </w:p>
+          <w:p>
+            <w:pPr>
+              <w:rPr>
+                <w:rFonts w:ascii="TimesNewRomanPS" w:hAnsi="TimesNewRomanPS" w:hint="eastAsia"/>
+                <w:color w:val="000000"/>
+                <w:sz w:val="24"/>
+                <w:lang w:eastAsia="zh-CN"/>
+              </w:rPr>
+            </w:pPr>
+          </w:p>
+          <w:p>
+            <w:pPr>
+              <w:rPr>
+                <w:rFonts w:ascii="TimesNewRomanPS" w:hAnsi="TimesNewRomanPS" w:hint="eastAsia"/>
+                <w:color w:val="000000"/>
+                <w:sz w:val="24"/>
+                <w:lang w:eastAsia="zh-CN"/>
+              </w:rPr>
+            </w:pPr>
+          </w:p>
+          <w:p>
+            <w:pPr>
+              <w:rPr>
+                <w:rFonts w:ascii="TimesNewRomanPS" w:hAnsi="TimesNewRomanPS" w:hint="eastAsia"/>
+                <w:color w:val="000000"/>
+                <w:sz w:val="24"/>
+                <w:lang w:eastAsia="zh-CN"/>
+              </w:rPr>
+            </w:pPr>
+          </w:p>
+          <w:p>
+            <w:pPr>
+              <w:rPr>
+                <w:rFonts w:ascii="TimesNewRomanPS" w:hAnsi="TimesNewRomanPS" w:hint="eastAsia"/>
+                <w:color w:val="000000"/>
+                <w:sz w:val="24"/>
+                <w:lang w:eastAsia="zh-CN"/>
+              </w:rPr>
+            </w:pPr>
+          </w:p>
+          <w:p>
+            <w:pPr>
+              <w:rPr>
+                <w:rFonts w:ascii="TimesNewRomanPS" w:hAnsi="TimesNewRomanPS" w:hint="eastAsia"/>
+                <w:color w:val="000000"/>
+                <w:sz w:val="24"/>
+                <w:lang w:eastAsia="zh-CN"/>
+              </w:rPr>
+            </w:pPr>
+          </w:p>
+          <w:p>
+            <w:pPr>
+              <w:rPr>
+                <w:rFonts w:ascii="TimesNewRomanPS" w:hAnsi="TimesNewRomanPS" w:hint="eastAsia"/>
+                <w:color w:val="000000"/>
+                <w:sz w:val="24"/>
+                <w:lang w:eastAsia="zh-CN"/>
+              </w:rPr>
+            </w:pPr>
+          </w:p>
+          <w:p>
+            <w:pPr>
+              <w:rPr>
+                <w:rFonts w:ascii="TimesNewRomanPS" w:hAnsi="TimesNewRomanPS" w:hint="eastAsia"/>
+                <w:color w:val="000000"/>
+                <w:sz w:val="24"/>
+                <w:lang w:eastAsia="zh-CN"/>
+              </w:rPr>
+            </w:pPr>
+          </w:p>
+          <w:p>
+            <w:pPr>
+              <w:rPr>
+                <w:rFonts w:ascii="TimesNewRomanPS" w:hAnsi="TimesNewRomanPS" w:hint="eastAsia"/>
+                <w:color w:val="000000"/>
+                <w:sz w:val="24"/>
+                <w:lang w:eastAsia="zh-CN"/>
+              </w:rPr>
+            </w:pPr>
+          </w:p>
+          <w:p>
+            <w:pPr>
+              <w:rPr>
+                <w:rFonts w:ascii="TimesNewRomanPS" w:hAnsi="TimesNewRomanPS" w:hint="eastAsia"/>
+                <w:color w:val="000000"/>
+                <w:sz w:val="24"/>
+                <w:lang w:eastAsia="zh-CN"/>
+              </w:rPr>
+            </w:pPr>
+          </w:p>
+          <w:p>
+            <w:pPr>
+              <w:rPr>
+                <w:rFonts w:ascii="TimesNewRomanPS" w:hAnsi="TimesNewRomanPS" w:hint="eastAsia"/>
+                <w:color w:val="000000"/>
+                <w:sz w:val="24"/>
+                <w:lang w:eastAsia="zh-CN"/>
+              </w:rPr>
+            </w:pPr>
+          </w:p>
+          <w:p>
+            <w:pPr>
+              <w:rPr>
+                <w:rFonts w:ascii="TimesNewRomanPS" w:hAnsi="TimesNewRomanPS" w:hint="eastAsia"/>
+                <w:color w:val="000000"/>
+                <w:sz w:val="24"/>
+                <w:lang w:eastAsia="zh-CN"/>
+              </w:rPr>
+            </w:pPr>
+          </w:p>
+          <w:p>
+            <w:pPr>
+              <w:rPr>
+                <w:rFonts w:ascii="TimesNewRomanPS" w:hAnsi="TimesNewRomanPS" w:hint="eastAsia"/>
+                <w:color w:val="000000"/>
+                <w:sz w:val="24"/>
+                <w:lang w:eastAsia="zh-CN"/>
+              </w:rPr>
+            </w:pPr>
+          </w:p>
+          <w:p>
+            <w:pPr>
+              <w:rPr>
+                <w:rFonts w:ascii="TimesNewRomanPS" w:hAnsi="TimesNewRomanPS" w:hint="eastAsia"/>
+                <w:color w:val="000000"/>
+                <w:sz w:val="24"/>
+                <w:lang w:eastAsia="zh-CN"/>
+              </w:rPr>
+            </w:pPr>
+          </w:p>
+          <w:p>
+            <w:pPr>
+              <w:rPr>
+                <w:rFonts w:ascii="TimesNewRomanPS" w:hAnsi="TimesNewRomanPS" w:hint="eastAsia"/>
+                <w:color w:val="000000"/>
+                <w:sz w:val="24"/>
+                <w:lang w:eastAsia="zh-CN"/>
+              </w:rPr>
+            </w:pPr>
+          </w:p>
+          <w:p>
+            <w:pPr>
+              <w:rPr>
+                <w:rFonts w:ascii="TimesNewRomanPS" w:hAnsi="TimesNewRomanPS" w:hint="eastAsia"/>
+                <w:color w:val="000000"/>
+                <w:sz w:val="24"/>
+                <w:lang w:eastAsia="zh-CN"/>
+              </w:rPr>
+            </w:pPr>
+          </w:p>
+          <w:p>
+            <w:pPr>
+              <w:rPr>
+                <w:rFonts w:ascii="TimesNewRomanPS" w:hAnsi="TimesNewRomanPS" w:hint="eastAsia"/>
+                <w:color w:val="000000"/>
+                <w:sz w:val="24"/>
+                <w:lang w:eastAsia="zh-CN"/>
+              </w:rPr>
+            </w:pPr>
+          </w:p>
+          <w:p>
+            <w:pPr>
+              <w:rPr>
+                <w:rFonts w:ascii="TimesNewRomanPS" w:hAnsi="TimesNewRomanPS" w:hint="eastAsia"/>
+                <w:color w:val="000000"/>
+                <w:sz w:val="24"/>
+                <w:lang w:eastAsia="zh-CN"/>
+              </w:rPr>
+            </w:pPr>
+          </w:p>
+          <w:p>
+            <w:pPr>
+              <w:rPr>
+                <w:rFonts w:ascii="TimesNewRomanPS" w:hAnsi="TimesNewRomanPS" w:hint="eastAsia"/>
+                <w:color w:val="000000"/>
+                <w:sz w:val="24"/>
+                <w:lang w:eastAsia="zh-CN"/>
+              </w:rPr>
+            </w:pPr>
+          </w:p>
+          <w:p>
+            <w:pPr>
+              <w:rPr>
+                <w:rFonts w:ascii="TimesNewRomanPS" w:hAnsi="TimesNewRomanPS" w:hint="eastAsia"/>
+                <w:color w:val="000000"/>
+                <w:sz w:val="24"/>
+                <w:lang w:eastAsia="zh-CN"/>
+              </w:rPr>
+            </w:pPr>
+          </w:p>
+          <w:p>
+            <w:pPr>
+              <w:rPr>
+                <w:rFonts w:ascii="TimesNewRomanPS" w:hAnsi="TimesNewRomanPS" w:hint="eastAsia"/>
+                <w:color w:val="000000"/>
+                <w:sz w:val="24"/>
+                <w:lang w:eastAsia="zh-CN"/>
+              </w:rPr>
+            </w:pPr>
+          </w:p>
+          <w:p>
+            <w:pPr>
+              <w:rPr>
+                <w:rFonts w:ascii="TimesNewRomanPS" w:hAnsi="TimesNewRomanPS" w:hint="eastAsia"/>
+                <w:color w:val="000000"/>
+                <w:sz w:val="24"/>
+                <w:lang w:eastAsia="zh-CN"/>
+              </w:rPr>
+            </w:pPr>
+          </w:p>
+          <w:p>
+            <w:pPr>
+              <w:rPr>
+                <w:rFonts w:ascii="TimesNewRomanPS" w:hAnsi="TimesNewRomanPS" w:hint="eastAsia"/>
+                <w:color w:val="000000"/>
+                <w:sz w:val="24"/>
+                <w:lang w:eastAsia="zh-CN"/>
+              </w:rPr>
+            </w:pPr>
+            <w:r>
+              <w:rPr>
+                <w:rFonts w:ascii="TimesNewRomanPS" w:hAnsi="TimesNewRomanPS" w:hint="eastAsia"/>
+                <w:color w:val="000000"/>
+                <w:sz w:val="24"/>
+                <w:lang w:eastAsia="zh-CN"/>
+              </w:rPr>
+              <w:t xml:space="preserve">8. User clicks on the </w:t>
+            </w:r>
+            <w:r>
+              <w:rPr>
+                <w:rFonts w:ascii="TimesNewRomanPS" w:hAnsi="TimesNewRomanPS" w:hint="eastAsia"/>
+                <w:color w:val="000000"/>
+                <w:sz w:val="24"/>
+                <w:lang w:eastAsia="zh-CN"/>
+              </w:rPr>
+              <w:t>“</w:t>
+            </w:r>
+            <w:r>
+              <w:rPr>
+                <w:rFonts w:ascii="TimesNewRomanPS" w:hAnsi="TimesNewRomanPS" w:hint="eastAsia"/>
+                <w:color w:val="000000"/>
+                <w:sz w:val="24"/>
+                <w:lang w:eastAsia="zh-CN"/>
+              </w:rPr>
+              <w:t>Briefing</w:t>
+            </w:r>
+            <w:r>
+              <w:rPr>
+                <w:rFonts w:ascii="TimesNewRomanPS" w:hAnsi="TimesNewRomanPS" w:hint="eastAsia"/>
+                <w:color w:val="000000"/>
+                <w:sz w:val="24"/>
+                <w:lang w:eastAsia="zh-CN"/>
+              </w:rPr>
+              <w:t>”</w:t>
+            </w:r>
+            <w:r>
+              <w:rPr>
+                <w:rFonts w:ascii="TimesNewRomanPS" w:hAnsi="TimesNewRomanPS" w:hint="eastAsia"/>
+                <w:color w:val="000000"/>
+                <w:sz w:val="24"/>
+                <w:lang w:eastAsia="zh-CN"/>
+              </w:rPr>
+              <w:t xml:space="preserve"> navigation item in the sidebar.</w:t>
+            </w:r>
+            <w:r>
+              <w:rPr>
+                <w:rFonts w:ascii="TimesNewRomanPS" w:hAnsi="TimesNewRomanPS" w:hint="eastAsia"/>
+                <w:color w:val="000000"/>
+                <w:sz w:val="24"/>
+                <w:lang w:eastAsia="zh-CN"/>
+              </w:rPr>
+              <w:tab/>
+            </w:r>
+          </w:p>
+          <w:p>
+            <w:pPr>
+              <w:rPr>
+                <w:rFonts w:ascii="TimesNewRomanPS" w:hAnsi="TimesNewRomanPS" w:hint="eastAsia"/>
+                <w:color w:val="000000"/>
+                <w:sz w:val="24"/>
+                <w:lang w:eastAsia="zh-CN"/>
+              </w:rPr>
+            </w:pPr>
+          </w:p>
+          <w:p>
+            <w:pPr>
+              <w:rPr>
+                <w:rFonts w:ascii="TimesNewRomanPS" w:hAnsi="TimesNewRomanPS" w:hint="eastAsia"/>
+                <w:color w:val="000000"/>
+                <w:sz w:val="24"/>
+                <w:lang w:eastAsia="zh-CN"/>
+              </w:rPr>
+            </w:pPr>
+          </w:p>
+          <w:p>
+            <w:pPr>
+              <w:rPr>
+                <w:rFonts w:ascii="TimesNewRomanPS" w:hAnsi="TimesNewRomanPS" w:hint="eastAsia"/>
+                <w:color w:val="000000"/>
+                <w:sz w:val="24"/>
+                <w:lang w:eastAsia="zh-CN"/>
+              </w:rPr>
+            </w:pPr>
+          </w:p>
+          <w:p>
+            <w:pPr>
+              <w:rPr>
+                <w:rFonts w:ascii="TimesNewRomanPS" w:hAnsi="TimesNewRomanPS" w:hint="eastAsia"/>
+                <w:color w:val="000000"/>
+                <w:sz w:val="24"/>
+                <w:lang w:eastAsia="zh-CN"/>
+              </w:rPr>
+            </w:pPr>
+          </w:p>
+          <w:p>
+            <w:pPr>
+              <w:rPr>
+                <w:rFonts w:ascii="TimesNewRomanPS" w:hAnsi="TimesNewRomanPS" w:hint="eastAsia"/>
+                <w:color w:val="000000"/>
+                <w:sz w:val="24"/>
+                <w:lang w:eastAsia="zh-CN"/>
+              </w:rPr>
+            </w:pPr>
+          </w:p>
+          <w:p>
+            <w:pPr>
+              <w:rPr>
+                <w:rFonts w:ascii="TimesNewRomanPS" w:hAnsi="TimesNewRomanPS" w:hint="eastAsia"/>
+                <w:color w:val="000000"/>
+                <w:sz w:val="24"/>
+                <w:lang w:eastAsia="zh-CN"/>
+              </w:rPr>
+            </w:pPr>
+          </w:p>
+          <w:p>
+            <w:pPr>
+              <w:rPr>
+                <w:rFonts w:ascii="TimesNewRomanPS" w:hAnsi="TimesNewRomanPS" w:hint="eastAsia"/>
+                <w:color w:val="000000"/>
+                <w:sz w:val="24"/>
+                <w:lang w:eastAsia="zh-CN"/>
+              </w:rPr>
+            </w:pPr>
+          </w:p>
+          <w:p>
+            <w:pPr>
+              <w:rPr>
+                <w:rFonts w:ascii="TimesNewRomanPS" w:hAnsi="TimesNewRomanPS" w:hint="eastAsia"/>
+                <w:color w:val="000000"/>
+                <w:sz w:val="24"/>
+                <w:lang w:eastAsia="zh-CN"/>
+              </w:rPr>
+            </w:pPr>
+          </w:p>
+          <w:p>
+            <w:pPr>
+              <w:rPr>
+                <w:rFonts w:ascii="TimesNewRomanPS" w:hAnsi="TimesNewRomanPS" w:hint="eastAsia"/>
+                <w:color w:val="000000"/>
+                <w:sz w:val="24"/>
+                <w:lang w:eastAsia="zh-CN"/>
+              </w:rPr>
+            </w:pPr>
+          </w:p>
+          <w:p>
+            <w:pPr>
+              <w:rPr>
+                <w:rFonts w:ascii="TimesNewRomanPS" w:hAnsi="TimesNewRomanPS" w:hint="eastAsia"/>
+                <w:color w:val="000000"/>
+                <w:sz w:val="24"/>
+                <w:lang w:eastAsia="zh-CN"/>
+              </w:rPr>
+            </w:pPr>
+          </w:p>
+          <w:p>
+            <w:pPr>
+              <w:rPr>
+                <w:rFonts w:ascii="TimesNewRomanPS" w:hAnsi="TimesNewRomanPS" w:hint="eastAsia"/>
+                <w:color w:val="000000"/>
+                <w:sz w:val="24"/>
+                <w:lang w:eastAsia="zh-CN"/>
+              </w:rPr>
+            </w:pPr>
+          </w:p>
+          <w:p>
+            <w:pPr>
+              <w:rPr>
+                <w:rFonts w:ascii="TimesNewRomanPS" w:hAnsi="TimesNewRomanPS" w:hint="eastAsia"/>
+                <w:color w:val="000000"/>
+                <w:sz w:val="24"/>
+                <w:lang w:eastAsia="zh-CN"/>
+              </w:rPr>
+            </w:pPr>
+          </w:p>
+          <w:p>
+            <w:pPr>
+              <w:rPr>
+                <w:rFonts w:ascii="TimesNewRomanPS" w:hAnsi="TimesNewRomanPS" w:hint="eastAsia"/>
+                <w:color w:val="000000"/>
+                <w:sz w:val="24"/>
+                <w:lang w:eastAsia="zh-CN"/>
+              </w:rPr>
+            </w:pPr>
+          </w:p>
+          <w:p>
+            <w:pPr>
+              <w:rPr>
+                <w:rFonts w:ascii="TimesNewRomanPS" w:hAnsi="TimesNewRomanPS" w:hint="eastAsia"/>
+                <w:color w:val="000000"/>
+                <w:sz w:val="24"/>
+                <w:lang w:eastAsia="zh-CN"/>
+              </w:rPr>
+            </w:pPr>
+          </w:p>
+          <w:p>
+            <w:pPr>
+              <w:rPr>
+                <w:rFonts w:ascii="TimesNewRomanPS" w:hAnsi="TimesNewRomanPS" w:hint="eastAsia"/>
+                <w:color w:val="000000"/>
+                <w:sz w:val="24"/>
+                <w:lang w:eastAsia="zh-CN"/>
+              </w:rPr>
+            </w:pPr>
+          </w:p>
+          <w:p>
+            <w:pPr>
+              <w:rPr>
+                <w:rFonts w:ascii="TimesNewRomanPS" w:hAnsi="TimesNewRomanPS" w:hint="eastAsia"/>
+                <w:color w:val="000000"/>
+                <w:sz w:val="24"/>
+                <w:lang w:eastAsia="zh-CN"/>
+              </w:rPr>
+            </w:pPr>
+            <w:r>
+              <w:rPr>
+                <w:rFonts w:ascii="TimesNewRomanPS" w:hAnsi="TimesNewRomanPS"/>
+                <w:color w:val="000000"/>
+                <w:sz w:val="24"/>
+                <w:lang w:eastAsia="zh-CN"/>
+              </w:rPr>
+              <w:t>13. User views the list of news items on the page.</w:t>
+            </w:r>
+          </w:p>
+          <w:p>
+            <w:pPr>
+              <w:rPr>
+                <w:rFonts w:ascii="TimesNewRomanPS" w:hAnsi="TimesNewRomanPS" w:hint="eastAsia"/>
+                <w:color w:val="000000"/>
+                <w:sz w:val="24"/>
+                <w:lang w:eastAsia="zh-CN"/>
+              </w:rPr>
+            </w:pPr>
+          </w:p>
+          <w:p>
+            <w:pPr>
+              <w:rPr>
+                <w:rFonts w:ascii="TimesNewRomanPS" w:hAnsi="TimesNewRomanPS" w:hint="eastAsia"/>
+                <w:color w:val="000000"/>
+                <w:sz w:val="24"/>
+                <w:lang w:eastAsia="zh-CN"/>
+              </w:rPr>
+            </w:pPr>
+            <w:r>
+              <w:rPr>
+                <w:rFonts w:ascii="TimesNewRomanPS" w:hAnsi="TimesNewRomanPS"/>
+                <w:color w:val="000000"/>
+                <w:sz w:val="24"/>
+                <w:lang w:eastAsia="zh-CN"/>
+              </w:rPr>
+              <w:t>14. User clicks pagination controls (e.g., “Next” button).</w:t>
+            </w:r>
+          </w:p>
+          <w:p>
+            <w:pPr>
+              <w:rPr>
+                <w:rFonts w:ascii="TimesNewRomanPS" w:hAnsi="TimesNewRomanPS" w:hint="eastAsia"/>
+                <w:color w:val="000000"/>
+                <w:sz w:val="24"/>
+                <w:lang w:eastAsia="zh-CN"/>
+              </w:rPr>
+            </w:pPr>
+          </w:p>
+          <w:p>
+            <w:pPr>
+              <w:rPr>
+                <w:rFonts w:ascii="TimesNewRomanPS" w:hAnsi="TimesNewRomanPS" w:hint="eastAsia"/>
+                <w:color w:val="000000"/>
+                <w:sz w:val="24"/>
+                <w:lang w:eastAsia="zh-CN"/>
+              </w:rPr>
+            </w:pPr>
+          </w:p>
+          <w:p>
+            <w:pPr>
+              <w:rPr>
+                <w:rFonts w:ascii="TimesNewRomanPS" w:hAnsi="TimesNewRomanPS" w:hint="eastAsia"/>
+                <w:color w:val="000000"/>
+                <w:sz w:val="24"/>
+                <w:lang w:eastAsia="zh-CN"/>
+              </w:rPr>
+            </w:pPr>
+            <w:r>
+              <w:rPr>
+                <w:rFonts w:ascii="TimesNewRomanPS" w:hAnsi="TimesNewRomanPS"/>
+                <w:color w:val="000000"/>
+                <w:sz w:val="24"/>
+                <w:lang w:eastAsia="zh-CN"/>
+              </w:rPr>
+              <w:t>16. User clicks the “View Detail” button of a news item.</w:t>
+            </w:r>
+          </w:p>
+        </w:tc>
+        <w:tc>
+          <w:tcPr>
+            <w:tcW w:w="3119" w:type="dxa"/>
+          </w:tcPr>
+          <w:p>
+            <w:pPr>
+              <w:rPr>
+                <w:rFonts w:ascii="TimesNewRomanPS" w:hAnsi="TimesNewRomanPS" w:hint="eastAsia"/>
+                <w:color w:val="000000"/>
+                <w:sz w:val="24"/>
+                <w:lang w:eastAsia="zh-CN"/>
+              </w:rPr>
+            </w:pPr>
+            <w:r>
+              <w:rPr>
+                <w:rFonts w:ascii="TimesNewRomanPS" w:hAnsi="TimesNewRomanPS"/>
+                <w:color w:val="000000"/>
+                <w:sz w:val="24"/>
+                <w:lang w:eastAsia="zh-CN"/>
+              </w:rPr>
+              <w:lastRenderedPageBreak/>
+              <w:t>1. At 8:00 every morning, the system’s scheduled job for Daily Briefing is triggered.</w:t>
+            </w:r>
+          </w:p>
+          <w:p>
+            <w:pPr>
+              <w:rPr>
+                <w:rFonts w:ascii="TimesNewRomanPS" w:hAnsi="TimesNewRomanPS" w:hint="eastAsia"/>
+                <w:color w:val="000000"/>
+                <w:sz w:val="24"/>
+                <w:lang w:eastAsia="zh-CN"/>
+              </w:rPr>
+            </w:pPr>
+            <w:r>
+              <w:rPr>
+                <w:rFonts w:ascii="TimesNewRomanPS" w:hAnsi="TimesNewRomanPS" w:hint="eastAsia"/>
+                <w:color w:val="000000"/>
+                <w:sz w:val="24"/>
+                <w:lang w:eastAsia="zh-CN"/>
+              </w:rPr>
+              <w:t>2. System sends a request to Google News to fetch the latest news items (title, content, source, publish time, original link, etc.).</w:t>
+            </w:r>
+            <w:r>
+              <w:rPr>
+                <w:rFonts w:ascii="TimesNewRomanPS" w:hAnsi="TimesNewRomanPS" w:hint="eastAsia"/>
+                <w:color w:val="000000"/>
+                <w:sz w:val="24"/>
+                <w:lang w:eastAsia="zh-CN"/>
+              </w:rPr>
+              <w:tab/>
+            </w:r>
+          </w:p>
+          <w:p>
+            <w:pPr>
+              <w:rPr>
+                <w:rFonts w:ascii="TimesNewRomanPS" w:hAnsi="TimesNewRomanPS" w:hint="eastAsia"/>
+                <w:color w:val="000000"/>
+                <w:sz w:val="24"/>
+                <w:lang w:eastAsia="zh-CN"/>
+              </w:rPr>
+            </w:pPr>
+          </w:p>
+          <w:p>
+            <w:pPr>
+              <w:rPr>
+                <w:rFonts w:ascii="TimesNewRomanPS" w:hAnsi="TimesNewRomanPS" w:hint="eastAsia"/>
+                <w:color w:val="000000"/>
+                <w:sz w:val="24"/>
+                <w:lang w:eastAsia="zh-CN"/>
+              </w:rPr>
+            </w:pPr>
+          </w:p>
+          <w:p>
+            <w:pPr>
+              <w:rPr>
+                <w:rFonts w:ascii="TimesNewRomanPS" w:hAnsi="TimesNewRomanPS" w:hint="eastAsia"/>
+                <w:color w:val="000000"/>
+                <w:sz w:val="24"/>
+                <w:lang w:eastAsia="zh-CN"/>
+              </w:rPr>
+            </w:pPr>
+          </w:p>
+          <w:p>
+            <w:pPr>
+              <w:rPr>
+                <w:rFonts w:ascii="TimesNewRomanPS" w:hAnsi="TimesNewRomanPS" w:hint="eastAsia"/>
+                <w:color w:val="000000"/>
+                <w:sz w:val="24"/>
+                <w:lang w:eastAsia="zh-CN"/>
+              </w:rPr>
+            </w:pPr>
+          </w:p>
+          <w:p>
+            <w:pPr>
+              <w:rPr>
+                <w:rFonts w:ascii="TimesNewRomanPS" w:hAnsi="TimesNewRomanPS" w:hint="eastAsia"/>
+                <w:color w:val="000000"/>
+                <w:sz w:val="24"/>
+                <w:lang w:eastAsia="zh-CN"/>
+              </w:rPr>
+            </w:pPr>
+          </w:p>
+          <w:p>
+            <w:pPr>
+              <w:rPr>
+                <w:rFonts w:ascii="TimesNewRomanPS" w:hAnsi="TimesNewRomanPS" w:hint="eastAsia"/>
+                <w:color w:val="000000"/>
+                <w:sz w:val="24"/>
+                <w:lang w:eastAsia="zh-CN"/>
+              </w:rPr>
+            </w:pPr>
+            <w:r>
+              <w:rPr>
+                <w:rFonts w:ascii="TimesNewRomanPS" w:hAnsi="TimesNewRomanPS" w:hint="eastAsia"/>
+                <w:color w:val="000000"/>
+                <w:sz w:val="24"/>
+                <w:lang w:eastAsia="zh-CN"/>
+              </w:rPr>
+              <w:t>4. System parses the returned data and saves/updates the news items in the local database.</w:t>
+            </w:r>
+            <w:r>
+              <w:rPr>
+                <w:rFonts w:ascii="TimesNewRomanPS" w:hAnsi="TimesNewRomanPS" w:hint="eastAsia"/>
+                <w:color w:val="000000"/>
+                <w:sz w:val="24"/>
+                <w:lang w:eastAsia="zh-CN"/>
+              </w:rPr>
+              <w:tab/>
+            </w:r>
+          </w:p>
+          <w:p>
+            <w:pPr>
+              <w:rPr>
+                <w:rFonts w:ascii="TimesNewRomanPS" w:hAnsi="TimesNewRomanPS" w:hint="eastAsia"/>
+                <w:color w:val="000000"/>
+                <w:sz w:val="24"/>
+                <w:lang w:eastAsia="zh-CN"/>
+              </w:rPr>
+            </w:pPr>
+            <w:r>
+              <w:rPr>
+                <w:rFonts w:ascii="TimesNewRomanPS" w:hAnsi="TimesNewRomanPS" w:hint="eastAsia"/>
+                <w:color w:val="000000"/>
+                <w:sz w:val="24"/>
+                <w:lang w:eastAsia="zh-CN"/>
+              </w:rPr>
+              <w:t>5. System sends news titles and content to Qwen AI to generate or refine bilingual summaries and translations.</w:t>
+            </w:r>
+          </w:p>
+          <w:p>
+            <w:pPr>
+              <w:rPr>
+                <w:rFonts w:ascii="TimesNewRomanPS" w:hAnsi="TimesNewRomanPS" w:hint="eastAsia"/>
+                <w:color w:val="000000"/>
+                <w:sz w:val="24"/>
+                <w:lang w:eastAsia="zh-CN"/>
+              </w:rPr>
+            </w:pPr>
+          </w:p>
+          <w:p>
+            <w:pPr>
+              <w:rPr>
+                <w:rFonts w:ascii="TimesNewRomanPS" w:hAnsi="TimesNewRomanPS" w:hint="eastAsia"/>
+                <w:color w:val="000000"/>
+                <w:sz w:val="24"/>
+                <w:lang w:eastAsia="zh-CN"/>
+              </w:rPr>
+            </w:pPr>
+          </w:p>
+          <w:p>
+            <w:pPr>
+              <w:rPr>
+                <w:rFonts w:ascii="TimesNewRomanPS" w:hAnsi="TimesNewRomanPS" w:hint="eastAsia"/>
+                <w:color w:val="000000"/>
+                <w:sz w:val="24"/>
+                <w:lang w:eastAsia="zh-CN"/>
+              </w:rPr>
+            </w:pPr>
+          </w:p>
+          <w:p>
+            <w:pPr>
+              <w:rPr>
+                <w:rFonts w:ascii="TimesNewRomanPS" w:hAnsi="TimesNewRomanPS" w:hint="eastAsia"/>
+                <w:color w:val="000000"/>
+                <w:sz w:val="24"/>
+                <w:lang w:eastAsia="zh-CN"/>
+              </w:rPr>
+            </w:pPr>
+            <w:r>
+              <w:rPr>
+                <w:rFonts w:ascii="TimesNewRomanPS" w:hAnsi="TimesNewRomanPS" w:hint="eastAsia"/>
+                <w:color w:val="000000"/>
+                <w:sz w:val="24"/>
+                <w:lang w:eastAsia="zh-CN"/>
+              </w:rPr>
+              <w:t>7. System writes Qwen AI</w:t>
+            </w:r>
+            <w:proofErr w:type="gramStart"/>
+            <w:r>
+              <w:rPr>
+                <w:rFonts w:ascii="TimesNewRomanPS" w:hAnsi="TimesNewRomanPS" w:hint="eastAsia"/>
+                <w:color w:val="000000"/>
+                <w:sz w:val="24"/>
+                <w:lang w:eastAsia="zh-CN"/>
+              </w:rPr>
+              <w:t>’</w:t>
+            </w:r>
+            <w:proofErr w:type="gramEnd"/>
+            <w:r>
+              <w:rPr>
+                <w:rFonts w:ascii="TimesNewRomanPS" w:hAnsi="TimesNewRomanPS" w:hint="eastAsia"/>
+                <w:color w:val="000000"/>
+                <w:sz w:val="24"/>
+                <w:lang w:eastAsia="zh-CN"/>
+              </w:rPr>
+              <w:t xml:space="preserve">s summaries and translations into the corresponding fields </w:t>
+            </w:r>
+            <w:r>
+              <w:rPr>
+                <w:rFonts w:ascii="TimesNewRomanPS" w:hAnsi="TimesNewRomanPS" w:hint="eastAsia"/>
+                <w:color w:val="000000"/>
+                <w:sz w:val="24"/>
+                <w:lang w:eastAsia="zh-CN"/>
+              </w:rPr>
+              <w:lastRenderedPageBreak/>
+              <w:t>in the database (e.g., Chinese title, English title, Chinese summary, English summary). This completes the daily data preparation.</w:t>
+            </w:r>
+            <w:r>
+              <w:rPr>
+                <w:rFonts w:ascii="TimesNewRomanPS" w:hAnsi="TimesNewRomanPS" w:hint="eastAsia"/>
+                <w:color w:val="000000"/>
+                <w:sz w:val="24"/>
+                <w:lang w:eastAsia="zh-CN"/>
+              </w:rPr>
+              <w:tab/>
+            </w:r>
+          </w:p>
+          <w:p>
+            <w:pPr>
+              <w:rPr>
+                <w:rFonts w:ascii="TimesNewRomanPS" w:hAnsi="TimesNewRomanPS" w:hint="eastAsia"/>
+                <w:color w:val="000000"/>
+                <w:sz w:val="24"/>
+                <w:lang w:eastAsia="zh-CN"/>
+              </w:rPr>
+            </w:pPr>
+          </w:p>
+          <w:p>
+            <w:pPr>
+              <w:rPr>
+                <w:rFonts w:ascii="TimesNewRomanPS" w:hAnsi="TimesNewRomanPS" w:hint="eastAsia"/>
+                <w:color w:val="000000"/>
+                <w:sz w:val="24"/>
+                <w:lang w:eastAsia="zh-CN"/>
+              </w:rPr>
+            </w:pPr>
+          </w:p>
+          <w:p>
+            <w:pPr>
+              <w:rPr>
+                <w:rFonts w:ascii="TimesNewRomanPS" w:hAnsi="TimesNewRomanPS" w:hint="eastAsia"/>
+                <w:color w:val="000000"/>
+                <w:sz w:val="24"/>
+                <w:lang w:eastAsia="zh-CN"/>
+              </w:rPr>
+            </w:pPr>
+          </w:p>
+          <w:p>
+            <w:pPr>
+              <w:rPr>
+                <w:rFonts w:ascii="TimesNewRomanPS" w:hAnsi="TimesNewRomanPS" w:hint="eastAsia"/>
+                <w:color w:val="000000"/>
+                <w:sz w:val="24"/>
+                <w:lang w:eastAsia="zh-CN"/>
+              </w:rPr>
+            </w:pPr>
+            <w:r>
+              <w:rPr>
+                <w:rFonts w:ascii="TimesNewRomanPS" w:hAnsi="TimesNewRomanPS" w:hint="eastAsia"/>
+                <w:color w:val="000000"/>
+                <w:sz w:val="24"/>
+                <w:lang w:eastAsia="zh-CN"/>
+              </w:rPr>
+              <w:t>9. System retrieves the user</w:t>
+            </w:r>
+            <w:proofErr w:type="gramStart"/>
+            <w:r>
+              <w:rPr>
+                <w:rFonts w:ascii="TimesNewRomanPS" w:hAnsi="TimesNewRomanPS" w:hint="eastAsia"/>
+                <w:color w:val="000000"/>
+                <w:sz w:val="24"/>
+                <w:lang w:eastAsia="zh-CN"/>
+              </w:rPr>
+              <w:t>’</w:t>
+            </w:r>
+            <w:proofErr w:type="gramEnd"/>
+            <w:r>
+              <w:rPr>
+                <w:rFonts w:ascii="TimesNewRomanPS" w:hAnsi="TimesNewRomanPS" w:hint="eastAsia"/>
+                <w:color w:val="000000"/>
+                <w:sz w:val="24"/>
+                <w:lang w:eastAsia="zh-CN"/>
+              </w:rPr>
+              <w:t>s current interface language preference (Chinese or English).</w:t>
+            </w:r>
+            <w:r>
+              <w:rPr>
+                <w:rFonts w:ascii="TimesNewRomanPS" w:hAnsi="TimesNewRomanPS" w:hint="eastAsia"/>
+                <w:color w:val="000000"/>
+                <w:sz w:val="24"/>
+                <w:lang w:eastAsia="zh-CN"/>
+              </w:rPr>
+              <w:tab/>
+            </w:r>
+          </w:p>
+          <w:p>
+            <w:pPr>
+              <w:rPr>
+                <w:rFonts w:ascii="TimesNewRomanPS" w:hAnsi="TimesNewRomanPS" w:hint="eastAsia"/>
+                <w:color w:val="000000"/>
+                <w:sz w:val="24"/>
+                <w:lang w:eastAsia="zh-CN"/>
+              </w:rPr>
+            </w:pPr>
+            <w:r>
+              <w:rPr>
+                <w:rFonts w:ascii="TimesNewRomanPS" w:hAnsi="TimesNewRomanPS" w:hint="eastAsia"/>
+                <w:color w:val="000000"/>
+                <w:sz w:val="24"/>
+                <w:lang w:eastAsia="zh-CN"/>
+              </w:rPr>
+              <w:t>10. System queries the first page of Daily Briefing items from the local database, ordered by publication time (newest first).</w:t>
+            </w:r>
+          </w:p>
+          <w:p>
+            <w:pPr>
+              <w:rPr>
+                <w:rFonts w:ascii="TimesNewRomanPS" w:hAnsi="TimesNewRomanPS" w:hint="eastAsia"/>
+                <w:color w:val="000000"/>
+                <w:sz w:val="24"/>
+                <w:lang w:eastAsia="zh-CN"/>
+              </w:rPr>
+            </w:pPr>
+            <w:r>
+              <w:rPr>
+                <w:rFonts w:ascii="TimesNewRomanPS" w:hAnsi="TimesNewRomanPS" w:hint="eastAsia"/>
+                <w:color w:val="000000"/>
+                <w:sz w:val="24"/>
+                <w:lang w:eastAsia="zh-CN"/>
+              </w:rPr>
+              <w:t xml:space="preserve">11. System selects the proper language version (Chinese or English) of title and summary for each item and assembles the display data (title, summary, source, time, </w:t>
+            </w:r>
+            <w:r>
+              <w:rPr>
+                <w:rFonts w:ascii="TimesNewRomanPS" w:hAnsi="TimesNewRomanPS" w:hint="eastAsia"/>
+                <w:color w:val="000000"/>
+                <w:sz w:val="24"/>
+                <w:lang w:eastAsia="zh-CN"/>
+              </w:rPr>
+              <w:t>“</w:t>
+            </w:r>
+            <w:r>
+              <w:rPr>
+                <w:rFonts w:ascii="TimesNewRomanPS" w:hAnsi="TimesNewRomanPS" w:hint="eastAsia"/>
+                <w:color w:val="000000"/>
+                <w:sz w:val="24"/>
+                <w:lang w:eastAsia="zh-CN"/>
+              </w:rPr>
+              <w:t>View Detail</w:t>
+            </w:r>
+            <w:r>
+              <w:rPr>
+                <w:rFonts w:ascii="TimesNewRomanPS" w:hAnsi="TimesNewRomanPS" w:hint="eastAsia"/>
+                <w:color w:val="000000"/>
+                <w:sz w:val="24"/>
+                <w:lang w:eastAsia="zh-CN"/>
+              </w:rPr>
+              <w:t>”</w:t>
+            </w:r>
+            <w:r>
+              <w:rPr>
+                <w:rFonts w:ascii="TimesNewRomanPS" w:hAnsi="TimesNewRomanPS" w:hint="eastAsia"/>
+                <w:color w:val="000000"/>
+                <w:sz w:val="24"/>
+                <w:lang w:eastAsia="zh-CN"/>
+              </w:rPr>
+              <w:t xml:space="preserve"> button, </w:t>
+            </w:r>
+            <w:r>
+              <w:rPr>
+                <w:rFonts w:ascii="TimesNewRomanPS" w:hAnsi="TimesNewRomanPS" w:hint="eastAsia"/>
+                <w:color w:val="000000"/>
+                <w:sz w:val="24"/>
+                <w:lang w:eastAsia="zh-CN"/>
+              </w:rPr>
+              <w:t>“</w:t>
+            </w:r>
+            <w:r>
+              <w:rPr>
+                <w:rFonts w:ascii="TimesNewRomanPS" w:hAnsi="TimesNewRomanPS" w:hint="eastAsia"/>
+                <w:color w:val="000000"/>
+                <w:sz w:val="24"/>
+                <w:lang w:eastAsia="zh-CN"/>
+              </w:rPr>
+              <w:t>Read Original</w:t>
+            </w:r>
+            <w:r>
+              <w:rPr>
+                <w:rFonts w:ascii="TimesNewRomanPS" w:hAnsi="TimesNewRomanPS" w:hint="eastAsia"/>
+                <w:color w:val="000000"/>
+                <w:sz w:val="24"/>
+                <w:lang w:eastAsia="zh-CN"/>
+              </w:rPr>
+              <w:t>”</w:t>
+            </w:r>
+            <w:r>
+              <w:rPr>
+                <w:rFonts w:ascii="TimesNewRomanPS" w:hAnsi="TimesNewRomanPS" w:hint="eastAsia"/>
+                <w:color w:val="000000"/>
+                <w:sz w:val="24"/>
+                <w:lang w:eastAsia="zh-CN"/>
+              </w:rPr>
+              <w:t xml:space="preserve"> button).</w:t>
+            </w:r>
+            <w:r>
+              <w:rPr>
+                <w:rFonts w:ascii="TimesNewRomanPS" w:hAnsi="TimesNewRomanPS" w:hint="eastAsia"/>
+                <w:color w:val="000000"/>
+                <w:sz w:val="24"/>
+                <w:lang w:eastAsia="zh-CN"/>
+              </w:rPr>
+              <w:tab/>
+            </w:r>
+          </w:p>
+          <w:p>
+            <w:pPr>
+              <w:rPr>
+                <w:rFonts w:ascii="TimesNewRomanPS" w:hAnsi="TimesNewRomanPS" w:hint="eastAsia"/>
+                <w:color w:val="000000"/>
+                <w:sz w:val="24"/>
+                <w:lang w:eastAsia="zh-CN"/>
+              </w:rPr>
+            </w:pPr>
+            <w:r>
+              <w:rPr>
+                <w:rFonts w:ascii="TimesNewRomanPS" w:hAnsi="TimesNewRomanPS" w:hint="eastAsia"/>
+                <w:color w:val="000000"/>
+                <w:sz w:val="24"/>
+                <w:lang w:eastAsia="zh-CN"/>
+              </w:rPr>
+              <w:t xml:space="preserve">12. System displays the Daily Briefing page (UI01) with a </w:t>
+            </w:r>
+            <w:r>
+              <w:rPr>
+                <w:rFonts w:ascii="TimesNewRomanPS" w:hAnsi="TimesNewRomanPS" w:hint="eastAsia"/>
+                <w:color w:val="000000"/>
+                <w:sz w:val="24"/>
+                <w:lang w:eastAsia="zh-CN"/>
+              </w:rPr>
+              <w:lastRenderedPageBreak/>
+              <w:t>paginated list of news cards.</w:t>
+            </w:r>
+            <w:r>
+              <w:rPr>
+                <w:rFonts w:ascii="TimesNewRomanPS" w:hAnsi="TimesNewRomanPS" w:hint="eastAsia"/>
+                <w:color w:val="000000"/>
+                <w:sz w:val="24"/>
+                <w:lang w:eastAsia="zh-CN"/>
+              </w:rPr>
+              <w:tab/>
+            </w:r>
+          </w:p>
+          <w:p>
+            <w:pPr>
+              <w:rPr>
+                <w:rFonts w:ascii="TimesNewRomanPS" w:hAnsi="TimesNewRomanPS" w:hint="eastAsia"/>
+                <w:color w:val="000000"/>
+                <w:sz w:val="24"/>
+                <w:lang w:eastAsia="zh-CN"/>
+              </w:rPr>
+            </w:pPr>
+          </w:p>
+          <w:p>
+            <w:pPr>
+              <w:rPr>
+                <w:rFonts w:ascii="TimesNewRomanPS" w:hAnsi="TimesNewRomanPS" w:hint="eastAsia"/>
+                <w:color w:val="000000"/>
+                <w:sz w:val="24"/>
+                <w:lang w:eastAsia="zh-CN"/>
+              </w:rPr>
+            </w:pPr>
+          </w:p>
+          <w:p>
+            <w:pPr>
+              <w:rPr>
+                <w:rFonts w:ascii="TimesNewRomanPS" w:hAnsi="TimesNewRomanPS" w:hint="eastAsia"/>
+                <w:color w:val="000000"/>
+                <w:sz w:val="24"/>
+                <w:lang w:eastAsia="zh-CN"/>
+              </w:rPr>
+            </w:pPr>
+          </w:p>
+          <w:p>
+            <w:pPr>
+              <w:rPr>
+                <w:rFonts w:ascii="TimesNewRomanPS" w:hAnsi="TimesNewRomanPS" w:hint="eastAsia"/>
+                <w:color w:val="000000"/>
+                <w:sz w:val="24"/>
+                <w:lang w:eastAsia="zh-CN"/>
+              </w:rPr>
+            </w:pPr>
+          </w:p>
+          <w:p>
+            <w:pPr>
+              <w:rPr>
+                <w:rFonts w:ascii="TimesNewRomanPS" w:hAnsi="TimesNewRomanPS" w:hint="eastAsia"/>
+                <w:color w:val="000000"/>
+                <w:sz w:val="24"/>
+                <w:lang w:eastAsia="zh-CN"/>
+              </w:rPr>
+            </w:pPr>
+          </w:p>
+          <w:p>
+            <w:pPr>
+              <w:rPr>
+                <w:rFonts w:ascii="TimesNewRomanPS" w:hAnsi="TimesNewRomanPS" w:hint="eastAsia"/>
+                <w:color w:val="000000"/>
+                <w:sz w:val="24"/>
+                <w:lang w:eastAsia="zh-CN"/>
+              </w:rPr>
+            </w:pPr>
+          </w:p>
+          <w:p>
+            <w:pPr>
+              <w:rPr>
+                <w:rFonts w:ascii="TimesNewRomanPS" w:hAnsi="TimesNewRomanPS" w:hint="eastAsia"/>
+                <w:color w:val="000000"/>
+                <w:sz w:val="24"/>
+                <w:lang w:eastAsia="zh-CN"/>
+              </w:rPr>
+            </w:pPr>
+            <w:r>
+              <w:rPr>
+                <w:rFonts w:ascii="TimesNewRomanPS" w:hAnsi="TimesNewRomanPS" w:hint="eastAsia"/>
+                <w:color w:val="000000"/>
+                <w:sz w:val="24"/>
+                <w:lang w:eastAsia="zh-CN"/>
+              </w:rPr>
+              <w:t>15. System loads the next page of news items from the database and updates the list on the page.</w:t>
+            </w:r>
+            <w:r>
+              <w:rPr>
+                <w:rFonts w:ascii="TimesNewRomanPS" w:hAnsi="TimesNewRomanPS" w:hint="eastAsia"/>
+                <w:color w:val="000000"/>
+                <w:sz w:val="24"/>
+                <w:lang w:eastAsia="zh-CN"/>
+              </w:rPr>
+              <w:tab/>
+            </w:r>
+          </w:p>
+          <w:p>
+            <w:pPr>
+              <w:rPr>
+                <w:rFonts w:ascii="TimesNewRomanPS" w:hAnsi="TimesNewRomanPS" w:hint="eastAsia"/>
+                <w:color w:val="000000"/>
+                <w:sz w:val="24"/>
+                <w:lang w:eastAsia="zh-CN"/>
+              </w:rPr>
+            </w:pPr>
+          </w:p>
+          <w:p>
+            <w:pPr>
+              <w:rPr>
+                <w:rFonts w:ascii="TimesNewRomanPS" w:hAnsi="TimesNewRomanPS" w:hint="eastAsia"/>
+                <w:color w:val="000000"/>
+                <w:sz w:val="24"/>
+                <w:lang w:eastAsia="zh-CN"/>
+              </w:rPr>
+            </w:pPr>
+          </w:p>
+          <w:p>
+            <w:pPr>
+              <w:rPr>
+                <w:rFonts w:ascii="TimesNewRomanPS" w:hAnsi="TimesNewRomanPS" w:hint="eastAsia"/>
+                <w:color w:val="000000"/>
+                <w:sz w:val="24"/>
+                <w:lang w:eastAsia="zh-CN"/>
+              </w:rPr>
+            </w:pPr>
+          </w:p>
+          <w:p>
+            <w:pPr>
+              <w:rPr>
+                <w:rFonts w:ascii="TimesNewRomanPS" w:hAnsi="TimesNewRomanPS" w:hint="eastAsia"/>
+                <w:color w:val="000000"/>
+                <w:sz w:val="24"/>
+                <w:lang w:eastAsia="zh-CN"/>
+              </w:rPr>
+            </w:pPr>
+            <w:r>
+              <w:rPr>
+                <w:rFonts w:ascii="TimesNewRomanPS" w:hAnsi="TimesNewRomanPS"/>
+                <w:color w:val="000000"/>
+                <w:sz w:val="24"/>
+                <w:lang w:eastAsia="zh-CN"/>
+              </w:rPr>
+              <w:t>17. System navigates to the News Detail page and shows the full content with the stored AI‑generated summary/translation.</w:t>
+            </w:r>
+            <w:r>
+              <w:rPr>
+                <w:rFonts w:ascii="TimesNewRomanPS" w:hAnsi="TimesNewRomanPS"/>
+                <w:color w:val="000000"/>
+                <w:sz w:val="24"/>
+                <w:lang w:eastAsia="zh-CN"/>
+              </w:rPr>
+              <w:tab/>
+            </w:r>
+          </w:p>
+        </w:tc>
+        <w:tc>
+          <w:tcPr>
+            <w:tcW w:w="1701" w:type="dxa"/>
             <w:gridSpan w:val="2"/>
           </w:tcPr>
           <w:p>
@@ -4861,191 +5688,257 @@
                 <w:lang w:eastAsia="zh-CN"/>
               </w:rPr>
             </w:pPr>
-            <w:r>
-              <w:rPr>
-                <w:rFonts w:ascii="TimesNewRomanPS" w:hAnsi="TimesNewRomanPS"/>
-                <w:color w:val="000000"/>
-                <w:sz w:val="24"/>
-                <w:lang w:eastAsia="zh-CN"/>
-              </w:rPr>
-              <w:t>2. System retrieves the user's current interface language preference (Chinese or English)</w:t>
-            </w:r>
-          </w:p>
-          <w:p>
-            <w:pPr>
-              <w:rPr>
-                <w:rFonts w:ascii="TimesNewRomanPS" w:hAnsi="TimesNewRomanPS" w:hint="eastAsia"/>
-                <w:color w:val="000000"/>
-                <w:sz w:val="24"/>
-                <w:lang w:eastAsia="zh-CN"/>
-              </w:rPr>
-            </w:pPr>
-            <w:r>
-              <w:rPr>
-                <w:rFonts w:ascii="TimesNewRomanPS" w:hAnsi="TimesNewRomanPS"/>
-                <w:color w:val="000000"/>
-                <w:sz w:val="24"/>
-                <w:lang w:eastAsia="zh-CN"/>
-              </w:rPr>
-              <w:lastRenderedPageBreak/>
-              <w:t xml:space="preserve">3. System </w:t>
-            </w:r>
-            <w:proofErr w:type="gramStart"/>
-            <w:r>
-              <w:rPr>
-                <w:rFonts w:ascii="TimesNewRomanPS" w:hAnsi="TimesNewRomanPS"/>
-                <w:color w:val="000000"/>
-                <w:sz w:val="24"/>
-                <w:lang w:eastAsia="zh-CN"/>
-              </w:rPr>
-              <w:t>queries</w:t>
-            </w:r>
-            <w:proofErr w:type="gramEnd"/>
-            <w:r>
-              <w:rPr>
-                <w:rFonts w:ascii="TimesNewRomanPS" w:hAnsi="TimesNewRomanPS"/>
-                <w:color w:val="000000"/>
-                <w:sz w:val="24"/>
-                <w:lang w:eastAsia="zh-CN"/>
-              </w:rPr>
-              <w:t xml:space="preserve"> the database for the first page of Daily Briefing items, ordered by publication time (newest first)</w:t>
-            </w:r>
-          </w:p>
-          <w:p>
-            <w:pPr>
-              <w:rPr>
-                <w:rFonts w:ascii="TimesNewRomanPS" w:hAnsi="TimesNewRomanPS" w:hint="eastAsia"/>
-                <w:color w:val="000000"/>
-                <w:sz w:val="24"/>
-                <w:lang w:eastAsia="zh-CN"/>
-              </w:rPr>
-            </w:pPr>
-            <w:r>
-              <w:rPr>
-                <w:rFonts w:ascii="TimesNewRomanPS" w:hAnsi="TimesNewRomanPS"/>
-                <w:color w:val="000000"/>
-                <w:sz w:val="24"/>
-                <w:lang w:eastAsia="zh-CN"/>
-              </w:rPr>
-              <w:t>4. System retrieves the corresponding language version (Chinese or English) for each Daily Briefing item's title and summary</w:t>
-            </w:r>
-          </w:p>
-          <w:p>
-            <w:pPr>
-              <w:rPr>
-                <w:rFonts w:ascii="TimesNewRomanPS" w:hAnsi="TimesNewRomanPS" w:hint="eastAsia"/>
-                <w:color w:val="000000"/>
-                <w:sz w:val="24"/>
-                <w:lang w:eastAsia="zh-CN"/>
-              </w:rPr>
-            </w:pPr>
-            <w:r>
-              <w:rPr>
-                <w:rFonts w:ascii="TimesNewRomanPS" w:hAnsi="TimesNewRomanPS"/>
-                <w:color w:val="000000"/>
-                <w:sz w:val="24"/>
-                <w:lang w:eastAsia="zh-CN"/>
-              </w:rPr>
-              <w:t xml:space="preserve">5. System displays the Daily Briefing page (UI01) with paginated list of news </w:t>
-            </w:r>
-            <w:proofErr w:type="gramStart"/>
-            <w:r>
-              <w:rPr>
-                <w:rFonts w:ascii="TimesNewRomanPS" w:hAnsi="TimesNewRomanPS"/>
-                <w:color w:val="000000"/>
-                <w:sz w:val="24"/>
-                <w:lang w:eastAsia="zh-CN"/>
-              </w:rPr>
-              <w:t>items(</w:t>
-            </w:r>
-            <w:proofErr w:type="gramEnd"/>
-            <w:r>
-              <w:rPr>
-                <w:rFonts w:ascii="TimesNewRomanPS" w:hAnsi="TimesNewRomanPS"/>
-                <w:color w:val="000000"/>
-                <w:sz w:val="24"/>
-                <w:lang w:eastAsia="zh-CN"/>
-              </w:rPr>
-              <w:t xml:space="preserve">Each card includes title, summary, source, time, and "View Detail" </w:t>
-            </w:r>
-            <w:proofErr w:type="spellStart"/>
-            <w:proofErr w:type="gramStart"/>
-            <w:r>
-              <w:rPr>
-                <w:rFonts w:ascii="TimesNewRomanPS" w:hAnsi="TimesNewRomanPS"/>
-                <w:color w:val="000000"/>
-                <w:sz w:val="24"/>
-                <w:lang w:eastAsia="zh-CN"/>
-              </w:rPr>
-              <w:t>button,“</w:t>
-            </w:r>
-            <w:proofErr w:type="gramEnd"/>
-            <w:r>
-              <w:rPr>
-                <w:rFonts w:ascii="TimesNewRomanPS" w:hAnsi="TimesNewRomanPS"/>
-                <w:color w:val="000000"/>
-                <w:sz w:val="24"/>
-                <w:lang w:eastAsia="zh-CN"/>
-              </w:rPr>
-              <w:t>Read</w:t>
-            </w:r>
-            <w:proofErr w:type="spellEnd"/>
-            <w:r>
-              <w:rPr>
-                <w:rFonts w:ascii="TimesNewRomanPS" w:hAnsi="TimesNewRomanPS"/>
-                <w:color w:val="000000"/>
-                <w:sz w:val="24"/>
-                <w:lang w:eastAsia="zh-CN"/>
-              </w:rPr>
-              <w:t xml:space="preserve"> Original” button)</w:t>
-            </w:r>
-          </w:p>
-          <w:p>
-            <w:pPr>
-              <w:rPr>
-                <w:rFonts w:ascii="TimesNewRomanPS" w:hAnsi="TimesNewRomanPS" w:hint="eastAsia"/>
-                <w:color w:val="000000"/>
-                <w:sz w:val="24"/>
-                <w:lang w:eastAsia="zh-CN"/>
-              </w:rPr>
-            </w:pPr>
-          </w:p>
-          <w:p>
-            <w:pPr>
-              <w:rPr>
-                <w:rFonts w:ascii="TimesNewRomanPS" w:hAnsi="TimesNewRomanPS" w:hint="eastAsia"/>
-                <w:color w:val="000000"/>
-                <w:sz w:val="24"/>
-                <w:lang w:eastAsia="zh-CN"/>
-              </w:rPr>
-            </w:pPr>
-            <w:r>
-              <w:rPr>
-                <w:rFonts w:ascii="TimesNewRomanPS" w:hAnsi="TimesNewRomanPS"/>
-                <w:color w:val="000000"/>
-                <w:sz w:val="24"/>
-                <w:lang w:eastAsia="zh-CN"/>
-              </w:rPr>
-              <w:t>7. System loads and displays the next set of news items.</w:t>
-            </w:r>
-          </w:p>
-          <w:p>
-            <w:pPr>
-              <w:rPr>
-                <w:rFonts w:ascii="TimesNewRomanPS" w:hAnsi="TimesNewRomanPS" w:hint="eastAsia"/>
-                <w:color w:val="000000"/>
-                <w:sz w:val="24"/>
-                <w:lang w:eastAsia="zh-CN"/>
-              </w:rPr>
-            </w:pPr>
-            <w:r>
-              <w:rPr>
-                <w:rFonts w:ascii="TimesNewRomanPS" w:hAnsi="TimesNewRomanPS"/>
-                <w:color w:val="000000"/>
-                <w:sz w:val="24"/>
-                <w:lang w:eastAsia="zh-CN"/>
-              </w:rPr>
-              <w:t>8. System navigates to the News Detail Page.</w:t>
+          </w:p>
+          <w:p>
+            <w:pPr>
+              <w:rPr>
+                <w:rFonts w:ascii="TimesNewRomanPS" w:hAnsi="TimesNewRomanPS" w:hint="eastAsia"/>
+                <w:color w:val="000000"/>
+                <w:sz w:val="24"/>
+                <w:lang w:eastAsia="zh-CN"/>
+              </w:rPr>
+            </w:pPr>
+          </w:p>
+          <w:p>
+            <w:pPr>
+              <w:rPr>
+                <w:rFonts w:ascii="TimesNewRomanPS" w:hAnsi="TimesNewRomanPS" w:hint="eastAsia"/>
+                <w:color w:val="000000"/>
+                <w:sz w:val="24"/>
+                <w:lang w:eastAsia="zh-CN"/>
+              </w:rPr>
+            </w:pPr>
+          </w:p>
+          <w:p>
+            <w:pPr>
+              <w:rPr>
+                <w:rFonts w:ascii="TimesNewRomanPS" w:hAnsi="TimesNewRomanPS" w:hint="eastAsia"/>
+                <w:color w:val="000000"/>
+                <w:sz w:val="24"/>
+                <w:lang w:eastAsia="zh-CN"/>
+              </w:rPr>
+            </w:pPr>
+          </w:p>
+          <w:p>
+            <w:pPr>
+              <w:rPr>
+                <w:rFonts w:ascii="TimesNewRomanPS" w:hAnsi="TimesNewRomanPS" w:hint="eastAsia"/>
+                <w:color w:val="000000"/>
+                <w:sz w:val="24"/>
+                <w:lang w:eastAsia="zh-CN"/>
+              </w:rPr>
+            </w:pPr>
+          </w:p>
+          <w:p>
+            <w:pPr>
+              <w:rPr>
+                <w:rFonts w:ascii="TimesNewRomanPS" w:hAnsi="TimesNewRomanPS" w:hint="eastAsia"/>
+                <w:color w:val="000000"/>
+                <w:sz w:val="24"/>
+                <w:lang w:eastAsia="zh-CN"/>
+              </w:rPr>
+            </w:pPr>
+          </w:p>
+          <w:p>
+            <w:pPr>
+              <w:rPr>
+                <w:rFonts w:ascii="TimesNewRomanPS" w:hAnsi="TimesNewRomanPS" w:hint="eastAsia"/>
+                <w:color w:val="000000"/>
+                <w:sz w:val="24"/>
+                <w:lang w:eastAsia="zh-CN"/>
+              </w:rPr>
+            </w:pPr>
+          </w:p>
+          <w:p>
+            <w:pPr>
+              <w:rPr>
+                <w:rFonts w:ascii="TimesNewRomanPS" w:hAnsi="TimesNewRomanPS" w:hint="eastAsia"/>
+                <w:color w:val="000000"/>
+                <w:sz w:val="24"/>
+                <w:lang w:eastAsia="zh-CN"/>
+              </w:rPr>
+            </w:pPr>
+          </w:p>
+          <w:p>
+            <w:pPr>
+              <w:rPr>
+                <w:rFonts w:ascii="TimesNewRomanPS" w:hAnsi="TimesNewRomanPS" w:hint="eastAsia"/>
+                <w:color w:val="000000"/>
+                <w:sz w:val="24"/>
+                <w:lang w:eastAsia="zh-CN"/>
+              </w:rPr>
+            </w:pPr>
+          </w:p>
+          <w:p>
+            <w:pPr>
+              <w:rPr>
+                <w:rFonts w:ascii="TimesNewRomanPS" w:hAnsi="TimesNewRomanPS" w:hint="eastAsia"/>
+                <w:color w:val="000000"/>
+                <w:sz w:val="24"/>
+                <w:lang w:eastAsia="zh-CN"/>
+              </w:rPr>
+            </w:pPr>
+          </w:p>
+          <w:p>
+            <w:pPr>
+              <w:rPr>
+                <w:rFonts w:ascii="TimesNewRomanPS" w:hAnsi="TimesNewRomanPS" w:hint="eastAsia"/>
+                <w:color w:val="000000"/>
+                <w:sz w:val="24"/>
+                <w:lang w:eastAsia="zh-CN"/>
+              </w:rPr>
+            </w:pPr>
+          </w:p>
+          <w:p>
+            <w:pPr>
+              <w:rPr>
+                <w:rFonts w:ascii="TimesNewRomanPS" w:hAnsi="TimesNewRomanPS" w:hint="eastAsia"/>
+                <w:color w:val="000000"/>
+                <w:sz w:val="24"/>
+                <w:lang w:eastAsia="zh-CN"/>
+              </w:rPr>
+            </w:pPr>
+          </w:p>
+          <w:p>
+            <w:pPr>
+              <w:rPr>
+                <w:rFonts w:ascii="TimesNewRomanPS" w:hAnsi="TimesNewRomanPS" w:hint="eastAsia"/>
+                <w:color w:val="000000"/>
+                <w:sz w:val="24"/>
+                <w:lang w:eastAsia="zh-CN"/>
+              </w:rPr>
+            </w:pPr>
+          </w:p>
+          <w:p>
+            <w:pPr>
+              <w:rPr>
+                <w:rFonts w:ascii="TimesNewRomanPS" w:hAnsi="TimesNewRomanPS" w:hint="eastAsia"/>
+                <w:color w:val="000000"/>
+                <w:sz w:val="24"/>
+                <w:lang w:eastAsia="zh-CN"/>
+              </w:rPr>
+            </w:pPr>
+          </w:p>
+          <w:p>
+            <w:pPr>
+              <w:rPr>
+                <w:rFonts w:ascii="TimesNewRomanPS" w:hAnsi="TimesNewRomanPS" w:hint="eastAsia"/>
+                <w:color w:val="000000"/>
+                <w:sz w:val="24"/>
+                <w:lang w:eastAsia="zh-CN"/>
+              </w:rPr>
+            </w:pPr>
+          </w:p>
+          <w:p>
+            <w:pPr>
+              <w:rPr>
+                <w:rFonts w:ascii="TimesNewRomanPS" w:hAnsi="TimesNewRomanPS" w:hint="eastAsia"/>
+                <w:color w:val="000000"/>
+                <w:sz w:val="24"/>
+                <w:lang w:eastAsia="zh-CN"/>
+              </w:rPr>
+            </w:pPr>
+            <w:r>
+              <w:rPr>
+                <w:rFonts w:ascii="TimesNewRomanPS" w:hAnsi="TimesNewRomanPS" w:hint="eastAsia"/>
+                <w:color w:val="000000"/>
+                <w:sz w:val="24"/>
+                <w:lang w:eastAsia="zh-CN"/>
+              </w:rPr>
+              <w:t>6. Qwen AI returns summaries and translated titles in the required languages.</w:t>
+            </w:r>
+            <w:r>
+              <w:rPr>
+                <w:rFonts w:ascii="TimesNewRomanPS" w:hAnsi="TimesNewRomanPS" w:hint="eastAsia"/>
+                <w:color w:val="000000"/>
+                <w:sz w:val="24"/>
+                <w:lang w:eastAsia="zh-CN"/>
+              </w:rPr>
+              <w:tab/>
+            </w:r>
+          </w:p>
+        </w:tc>
+        <w:tc>
+          <w:tcPr>
+            <w:tcW w:w="1559" w:type="dxa"/>
+          </w:tcPr>
+          <w:p>
+            <w:pPr>
+              <w:rPr>
+                <w:rFonts w:ascii="TimesNewRomanPS" w:hAnsi="TimesNewRomanPS" w:hint="eastAsia"/>
+                <w:color w:val="000000"/>
+                <w:sz w:val="24"/>
+                <w:lang w:eastAsia="zh-CN"/>
+              </w:rPr>
+            </w:pPr>
+          </w:p>
+          <w:p>
+            <w:pPr>
+              <w:rPr>
+                <w:rFonts w:ascii="TimesNewRomanPS" w:hAnsi="TimesNewRomanPS" w:hint="eastAsia"/>
+                <w:color w:val="000000"/>
+                <w:sz w:val="24"/>
+                <w:lang w:eastAsia="zh-CN"/>
+              </w:rPr>
+            </w:pPr>
+          </w:p>
+          <w:p>
+            <w:pPr>
+              <w:rPr>
+                <w:rFonts w:ascii="TimesNewRomanPS" w:hAnsi="TimesNewRomanPS" w:hint="eastAsia"/>
+                <w:color w:val="000000"/>
+                <w:sz w:val="24"/>
+                <w:lang w:eastAsia="zh-CN"/>
+              </w:rPr>
+            </w:pPr>
+          </w:p>
+          <w:p>
+            <w:pPr>
+              <w:rPr>
+                <w:rFonts w:ascii="TimesNewRomanPS" w:hAnsi="TimesNewRomanPS" w:hint="eastAsia"/>
+                <w:color w:val="000000"/>
+                <w:sz w:val="24"/>
+                <w:lang w:eastAsia="zh-CN"/>
+              </w:rPr>
+            </w:pPr>
+          </w:p>
+          <w:p>
+            <w:pPr>
+              <w:rPr>
+                <w:rFonts w:ascii="TimesNewRomanPS" w:hAnsi="TimesNewRomanPS" w:hint="eastAsia"/>
+                <w:color w:val="000000"/>
+                <w:sz w:val="24"/>
+                <w:lang w:eastAsia="zh-CN"/>
+              </w:rPr>
+            </w:pPr>
+          </w:p>
+          <w:p>
+            <w:pPr>
+              <w:rPr>
+                <w:rFonts w:ascii="TimesNewRomanPS" w:hAnsi="TimesNewRomanPS" w:hint="eastAsia"/>
+                <w:color w:val="000000"/>
+                <w:sz w:val="24"/>
+                <w:lang w:eastAsia="zh-CN"/>
+              </w:rPr>
+            </w:pPr>
+          </w:p>
+          <w:p>
+            <w:pPr>
+              <w:rPr>
+                <w:rFonts w:ascii="TimesNewRomanPS" w:hAnsi="TimesNewRomanPS" w:hint="eastAsia"/>
+                <w:color w:val="000000"/>
+                <w:sz w:val="24"/>
+                <w:lang w:eastAsia="zh-CN"/>
+              </w:rPr>
+            </w:pPr>
+            <w:r>
+              <w:rPr>
+                <w:rFonts w:ascii="TimesNewRomanPS" w:hAnsi="TimesNewRomanPS" w:hint="eastAsia"/>
+                <w:color w:val="000000"/>
+                <w:sz w:val="24"/>
+                <w:lang w:eastAsia="zh-CN"/>
+              </w:rPr>
+              <w:t>3. Google News returns a list of news items that match the request.</w:t>
             </w:r>
           </w:p>
         </w:tc>
@@ -5053,7 +5946,7 @@
       <w:tr>
         <w:tc>
           <w:tcPr>
-            <w:tcW w:w="1696" w:type="dxa"/>
+            <w:tcW w:w="1271" w:type="dxa"/>
             <w:shd w:val="clear" w:color="auto" w:fill="E7E6E6"/>
           </w:tcPr>
           <w:p>
@@ -5073,14 +5966,15 @@
                 <w:sz w:val="24"/>
                 <w:lang w:eastAsia="zh-CN"/>
               </w:rPr>
+              <w:lastRenderedPageBreak/>
               <w:t>Alternative Flow</w:t>
             </w:r>
           </w:p>
         </w:tc>
         <w:tc>
           <w:tcPr>
-            <w:tcW w:w="7653" w:type="dxa"/>
-            <w:gridSpan w:val="4"/>
+            <w:tcW w:w="8080" w:type="dxa"/>
+            <w:gridSpan w:val="6"/>
           </w:tcPr>
           <w:p>
             <w:pPr>
@@ -5098,7 +5992,7 @@
       <w:tr>
         <w:tc>
           <w:tcPr>
-            <w:tcW w:w="1696" w:type="dxa"/>
+            <w:tcW w:w="1271" w:type="dxa"/>
             <w:shd w:val="clear" w:color="auto" w:fill="E7E6E6"/>
           </w:tcPr>
           <w:p>
@@ -5124,8 +6018,8 @@
         </w:tc>
         <w:tc>
           <w:tcPr>
-            <w:tcW w:w="7653" w:type="dxa"/>
-            <w:gridSpan w:val="4"/>
+            <w:tcW w:w="8080" w:type="dxa"/>
+            <w:gridSpan w:val="6"/>
           </w:tcPr>
           <w:p>
             <w:pPr>
@@ -5143,7 +6037,7 @@
       <w:tr>
         <w:tc>
           <w:tcPr>
-            <w:tcW w:w="1696" w:type="dxa"/>
+            <w:tcW w:w="1271" w:type="dxa"/>
             <w:shd w:val="clear" w:color="auto" w:fill="E7E6E6"/>
           </w:tcPr>
           <w:p>
@@ -5168,8 +6062,8 @@
         </w:tc>
         <w:tc>
           <w:tcPr>
-            <w:tcW w:w="7653" w:type="dxa"/>
-            <w:gridSpan w:val="4"/>
+            <w:tcW w:w="8080" w:type="dxa"/>
+            <w:gridSpan w:val="6"/>
           </w:tcPr>
           <w:p>
             <w:pPr>
@@ -5240,42 +6134,6 @@
           <w:lang w:eastAsia="zh-CN"/>
         </w:rPr>
       </w:pPr>
-    </w:p>
-    <w:p>
-      <w:pPr>
-        <w:rPr>
-          <w:rFonts w:ascii="TimesNewRomanPS" w:hAnsi="TimesNewRomanPS" w:hint="eastAsia"/>
-          <w:b/>
-          <w:bCs/>
-          <w:color w:val="000000"/>
-          <w:sz w:val="24"/>
-          <w:lang w:eastAsia="zh-CN"/>
-        </w:rPr>
-      </w:pPr>
-    </w:p>
-    <w:p>
-      <w:pPr>
-        <w:rPr>
-          <w:rFonts w:ascii="TimesNewRomanPS" w:hAnsi="TimesNewRomanPS" w:hint="eastAsia"/>
-          <w:b/>
-          <w:bCs/>
-          <w:color w:val="000000"/>
-          <w:sz w:val="24"/>
-          <w:lang w:eastAsia="zh-CN"/>
-        </w:rPr>
-      </w:pPr>
-    </w:p>
-    <w:p>
-      <w:pPr>
-        <w:rPr>
-          <w:rFonts w:ascii="TimesNewRomanPS" w:hAnsi="TimesNewRomanPS" w:hint="eastAsia"/>
-          <w:b/>
-          <w:bCs/>
-          <w:color w:val="000000"/>
-          <w:sz w:val="24"/>
-          <w:lang w:eastAsia="zh-CN"/>
-        </w:rPr>
-      </w:pPr>
       <w:r>
         <w:rPr>
           <w:rFonts w:ascii="TimesNewRomanPS" w:hAnsi="TimesNewRomanPS"/>
@@ -5319,15 +6177,14 @@
       </w:pPr>
       <w:r>
         <w:rPr>
-          <w:rFonts w:ascii="TimesNewRomanPS" w:hAnsi="TimesNewRomanPS"/>
           <w:noProof/>
           <w14:ligatures w14:val="standardContextual"/>
         </w:rPr>
         <w:drawing>
-          <wp:inline distT="0" distB="0" distL="0" distR="0" wp14:anchorId="4D70916A" wp14:editId="7287776E">
-            <wp:extent cx="5274310" cy="4363720"/>
-            <wp:effectExtent l="0" t="0" r="2540" b="0"/>
-            <wp:docPr id="564491380" name="图片 1" descr="图示&#10;&#10;AI 生成的内容可能不正确。"/>
+          <wp:inline distT="0" distB="0" distL="0" distR="0" wp14:anchorId="7585BA7C" wp14:editId="75A8857D">
+            <wp:extent cx="6243129" cy="4718050"/>
+            <wp:effectExtent l="0" t="0" r="5715" b="6350"/>
+            <wp:docPr id="902209939" name="图片 1"/>
             <wp:cNvGraphicFramePr>
               <a:graphicFrameLocks xmlns:a="http://schemas.openxmlformats.org/drawingml/2006/main" noChangeAspect="1"/>
             </wp:cNvGraphicFramePr>
@@ -5335,7 +6192,7 @@
               <a:graphicData uri="http://schemas.openxmlformats.org/drawingml/2006/picture">
                 <pic:pic xmlns:pic="http://schemas.openxmlformats.org/drawingml/2006/picture">
                   <pic:nvPicPr>
-                    <pic:cNvPr id="564491380" name="图片 1" descr="图示&#10;&#10;AI 生成的内容可能不正确。"/>
+                    <pic:cNvPr id="902209939" name=""/>
                     <pic:cNvPicPr/>
                   </pic:nvPicPr>
                   <pic:blipFill>
@@ -5347,7 +6204,7 @@
                   <pic:spPr>
                     <a:xfrm>
                       <a:off x="0" y="0"/>
-                      <a:ext cx="5274310" cy="4363720"/>
+                      <a:ext cx="6247390" cy="4721270"/>
                     </a:xfrm>
                     <a:prstGeom prst="rect">
                       <a:avLst/>
@@ -5371,8 +6228,11 @@
     <w:p>
       <w:pPr>
         <w:rPr>
-          <w:rFonts w:ascii="TimesNewRomanPS" w:hAnsi="TimesNewRomanPS" w:hint="eastAsia"/>
-          <w:noProof/>
+          <w:rFonts w:ascii="TimesNewRomanPS" w:hAnsi="TimesNewRomanPS"/>
+          <w:b/>
+          <w:bCs/>
+          <w:color w:val="000000"/>
+          <w:sz w:val="24"/>
           <w:lang w:eastAsia="zh-CN"/>
         </w:rPr>
       </w:pPr>
@@ -5380,26 +6240,11 @@
     <w:p>
       <w:pPr>
         <w:rPr>
-          <w:rFonts w:ascii="TimesNewRomanPS" w:hAnsi="TimesNewRomanPS" w:hint="eastAsia"/>
-          <w:noProof/>
-          <w:lang w:eastAsia="zh-CN"/>
-        </w:rPr>
-      </w:pPr>
-    </w:p>
-    <w:p>
-      <w:pPr>
-        <w:rPr>
-          <w:rFonts w:ascii="TimesNewRomanPS" w:hAnsi="TimesNewRomanPS" w:hint="eastAsia"/>
-          <w:noProof/>
-          <w:lang w:eastAsia="zh-CN"/>
-        </w:rPr>
-      </w:pPr>
-    </w:p>
-    <w:p>
-      <w:pPr>
-        <w:rPr>
-          <w:rFonts w:ascii="TimesNewRomanPS" w:hAnsi="TimesNewRomanPS" w:hint="eastAsia"/>
-          <w:noProof/>
+          <w:rFonts w:ascii="TimesNewRomanPS" w:hAnsi="TimesNewRomanPS"/>
+          <w:b/>
+          <w:bCs/>
+          <w:color w:val="000000"/>
+          <w:sz w:val="24"/>
           <w:lang w:eastAsia="zh-CN"/>
         </w:rPr>
       </w:pPr>
@@ -6698,25 +7543,7 @@
                 <w:color w:val="000000"/>
                 <w:sz w:val="24"/>
               </w:rPr>
-              <w:t xml:space="preserve">1. User clicks the "View Detail" button on a Daily Briefing card </w:t>
-            </w:r>
-            <w:proofErr w:type="gramStart"/>
-            <w:r>
-              <w:rPr>
-                <w:rFonts w:ascii="TimesNewRomanPS" w:hAnsi="TimesNewRomanPS"/>
-                <w:color w:val="000000"/>
-                <w:sz w:val="24"/>
-              </w:rPr>
-              <w:t>in</w:t>
-            </w:r>
-            <w:proofErr w:type="gramEnd"/>
-            <w:r>
-              <w:rPr>
-                <w:rFonts w:ascii="TimesNewRomanPS" w:hAnsi="TimesNewRomanPS"/>
-                <w:color w:val="000000"/>
-                <w:sz w:val="24"/>
-              </w:rPr>
-              <w:t xml:space="preserve"> the list page</w:t>
+              <w:t>1. User clicks the "View Detail" button on a Daily Briefing card in the list page</w:t>
             </w:r>
           </w:p>
           <w:p>
@@ -7329,7 +8156,6 @@
           </w:p>
           <w:p>
             <w:pPr>
-              <w:jc w:val="both"/>
               <w:rPr>
                 <w:rFonts w:ascii="TimesNewRomanPS" w:hAnsi="TimesNewRomanPS" w:hint="eastAsia"/>
                 <w:color w:val="000000"/>
@@ -7364,27 +8190,7 @@
                 <w:sz w:val="24"/>
                 <w:lang w:eastAsia="zh-CN"/>
               </w:rPr>
-              <w:t xml:space="preserve">6. Backend </w:t>
-            </w:r>
-            <w:proofErr w:type="gramStart"/>
-            <w:r>
-              <w:rPr>
-                <w:rFonts w:ascii="TimesNewRomanPS" w:hAnsi="TimesNewRomanPS"/>
-                <w:color w:val="000000"/>
-                <w:sz w:val="24"/>
-                <w:lang w:eastAsia="zh-CN"/>
-              </w:rPr>
-              <w:t>queries</w:t>
-            </w:r>
-            <w:proofErr w:type="gramEnd"/>
-            <w:r>
-              <w:rPr>
-                <w:rFonts w:ascii="TimesNewRomanPS" w:hAnsi="TimesNewRomanPS"/>
-                <w:color w:val="000000"/>
-                <w:sz w:val="24"/>
-                <w:lang w:eastAsia="zh-CN"/>
-              </w:rPr>
-              <w:t xml:space="preserve"> the database for the Daily Briefing item using the news item ID</w:t>
+              <w:t>6. Backend queries the database for the Daily Briefing item using the news item ID</w:t>
             </w:r>
           </w:p>
           <w:p>
@@ -8043,7 +8849,7 @@
     <w:p>
       <w:pPr>
         <w:rPr>
-          <w:rFonts w:ascii="TimesNewRomanPS" w:hAnsi="TimesNewRomanPS"/>
+          <w:rFonts w:ascii="TimesNewRomanPS" w:hAnsi="TimesNewRomanPS" w:hint="eastAsia"/>
           <w:b/>
           <w:bCs/>
           <w:color w:val="000000"/>
@@ -8055,7 +8861,7 @@
     <w:p>
       <w:pPr>
         <w:rPr>
-          <w:rFonts w:ascii="TimesNewRomanPS" w:hAnsi="TimesNewRomanPS"/>
+          <w:rFonts w:ascii="TimesNewRomanPS" w:hAnsi="TimesNewRomanPS" w:hint="eastAsia"/>
           <w:b/>
           <w:bCs/>
           <w:color w:val="000000"/>
@@ -8067,7 +8873,7 @@
     <w:p>
       <w:pPr>
         <w:rPr>
-          <w:rFonts w:ascii="TimesNewRomanPS" w:hAnsi="TimesNewRomanPS"/>
+          <w:rFonts w:ascii="TimesNewRomanPS" w:hAnsi="TimesNewRomanPS" w:hint="eastAsia"/>
           <w:b/>
           <w:bCs/>
           <w:color w:val="000000"/>
@@ -8079,7 +8885,7 @@
     <w:p>
       <w:pPr>
         <w:rPr>
-          <w:rFonts w:ascii="TimesNewRomanPS" w:hAnsi="TimesNewRomanPS"/>
+          <w:rFonts w:ascii="TimesNewRomanPS" w:hAnsi="TimesNewRomanPS" w:hint="eastAsia"/>
           <w:b/>
           <w:bCs/>
           <w:color w:val="000000"/>
@@ -8091,7 +8897,7 @@
     <w:p>
       <w:pPr>
         <w:rPr>
-          <w:rFonts w:ascii="TimesNewRomanPS" w:hAnsi="TimesNewRomanPS"/>
+          <w:rFonts w:ascii="TimesNewRomanPS" w:hAnsi="TimesNewRomanPS" w:hint="eastAsia"/>
           <w:b/>
           <w:bCs/>
           <w:color w:val="000000"/>
@@ -8103,7 +8909,7 @@
     <w:p>
       <w:pPr>
         <w:rPr>
-          <w:rFonts w:ascii="TimesNewRomanPS" w:hAnsi="TimesNewRomanPS"/>
+          <w:rFonts w:ascii="TimesNewRomanPS" w:hAnsi="TimesNewRomanPS" w:hint="eastAsia"/>
           <w:b/>
           <w:bCs/>
           <w:color w:val="000000"/>
@@ -8115,7 +8921,7 @@
     <w:p>
       <w:pPr>
         <w:rPr>
-          <w:rFonts w:ascii="TimesNewRomanPS" w:hAnsi="TimesNewRomanPS"/>
+          <w:rFonts w:ascii="TimesNewRomanPS" w:hAnsi="TimesNewRomanPS" w:hint="eastAsia"/>
           <w:b/>
           <w:bCs/>
           <w:color w:val="000000"/>
@@ -8127,7 +8933,7 @@
     <w:p>
       <w:pPr>
         <w:rPr>
-          <w:rFonts w:ascii="TimesNewRomanPS" w:hAnsi="TimesNewRomanPS"/>
+          <w:rFonts w:ascii="TimesNewRomanPS" w:hAnsi="TimesNewRomanPS" w:hint="eastAsia"/>
           <w:b/>
           <w:bCs/>
           <w:color w:val="000000"/>
@@ -8139,7 +8945,7 @@
     <w:p>
       <w:pPr>
         <w:rPr>
-          <w:rFonts w:ascii="TimesNewRomanPS" w:hAnsi="TimesNewRomanPS"/>
+          <w:rFonts w:ascii="TimesNewRomanPS" w:hAnsi="TimesNewRomanPS" w:hint="eastAsia"/>
           <w:b/>
           <w:bCs/>
           <w:color w:val="000000"/>
@@ -8151,7 +8957,7 @@
     <w:p>
       <w:pPr>
         <w:rPr>
-          <w:rFonts w:ascii="TimesNewRomanPS" w:hAnsi="TimesNewRomanPS"/>
+          <w:rFonts w:ascii="TimesNewRomanPS" w:hAnsi="TimesNewRomanPS" w:hint="eastAsia"/>
           <w:b/>
           <w:bCs/>
           <w:color w:val="000000"/>
@@ -8163,7 +8969,7 @@
     <w:p>
       <w:pPr>
         <w:rPr>
-          <w:rFonts w:ascii="TimesNewRomanPS" w:hAnsi="TimesNewRomanPS"/>
+          <w:rFonts w:ascii="TimesNewRomanPS" w:hAnsi="TimesNewRomanPS" w:hint="eastAsia"/>
           <w:b/>
           <w:bCs/>
           <w:color w:val="000000"/>
@@ -8175,7 +8981,7 @@
     <w:p>
       <w:pPr>
         <w:rPr>
-          <w:rFonts w:ascii="TimesNewRomanPS" w:hAnsi="TimesNewRomanPS"/>
+          <w:rFonts w:ascii="TimesNewRomanPS" w:hAnsi="TimesNewRomanPS" w:hint="eastAsia"/>
           <w:b/>
           <w:bCs/>
           <w:color w:val="000000"/>
@@ -8187,7 +8993,7 @@
     <w:p>
       <w:pPr>
         <w:rPr>
-          <w:rFonts w:ascii="TimesNewRomanPS" w:hAnsi="TimesNewRomanPS"/>
+          <w:rFonts w:ascii="TimesNewRomanPS" w:hAnsi="TimesNewRomanPS" w:hint="eastAsia"/>
           <w:b/>
           <w:bCs/>
           <w:color w:val="000000"/>
@@ -8199,7 +9005,7 @@
     <w:p>
       <w:pPr>
         <w:rPr>
-          <w:rFonts w:ascii="TimesNewRomanPS" w:hAnsi="TimesNewRomanPS"/>
+          <w:rFonts w:ascii="TimesNewRomanPS" w:hAnsi="TimesNewRomanPS" w:hint="eastAsia"/>
           <w:b/>
           <w:bCs/>
           <w:color w:val="000000"/>
@@ -8211,7 +9017,7 @@
     <w:p>
       <w:pPr>
         <w:rPr>
-          <w:rFonts w:ascii="TimesNewRomanPS" w:hAnsi="TimesNewRomanPS"/>
+          <w:rFonts w:ascii="TimesNewRomanPS" w:hAnsi="TimesNewRomanPS" w:hint="eastAsia"/>
           <w:b/>
           <w:bCs/>
           <w:color w:val="000000"/>
@@ -8631,27 +9437,7 @@
           <w:sz w:val="24"/>
           <w:lang w:eastAsia="zh-CN"/>
         </w:rPr>
-        <w:t xml:space="preserve">When the user clicks the language switch button, the system shall immediately update the user's interface language preference and persist it in local Storage with the key 'user Language'. Note: The user profile's preferred Language field is only updated when the user explicitly saves their profile </w:t>
-      </w:r>
-      <w:proofErr w:type="gramStart"/>
-      <w:r>
-        <w:rPr>
-          <w:rFonts w:ascii="TimesNewRomanPS" w:hAnsi="TimesNewRomanPS"/>
-          <w:color w:val="000000"/>
-          <w:sz w:val="24"/>
-          <w:lang w:eastAsia="zh-CN"/>
-        </w:rPr>
-        <w:t>in</w:t>
-      </w:r>
-      <w:proofErr w:type="gramEnd"/>
-      <w:r>
-        <w:rPr>
-          <w:rFonts w:ascii="TimesNewRomanPS" w:hAnsi="TimesNewRomanPS"/>
-          <w:color w:val="000000"/>
-          <w:sz w:val="24"/>
-          <w:lang w:eastAsia="zh-CN"/>
-        </w:rPr>
-        <w:t xml:space="preserve"> the My Profile page. Language switching via the sidebar buttons only updates local Storage for the current session.</w:t>
+        <w:t>When the user clicks the language switch button, the system shall immediately update the user's interface language preference and persist it in local Storage with the key 'user Language'. Note: The user profile's preferred Language field is only updated when the user explicitly saves their profile in the My Profile page. Language switching via the sidebar buttons only updates local Storage for the current session.</w:t>
       </w:r>
     </w:p>
     <w:p>
@@ -11622,27 +12408,7 @@
           <w:sz w:val="24"/>
           <w:lang w:eastAsia="zh-CN"/>
         </w:rPr>
-        <w:t xml:space="preserve">The system shall display the "Read Original" button to indicate </w:t>
-      </w:r>
-      <w:proofErr w:type="gramStart"/>
-      <w:r>
-        <w:rPr>
-          <w:rFonts w:ascii="TimesNewRomanPS" w:hAnsi="TimesNewRomanPS"/>
-          <w:color w:val="000000"/>
-          <w:sz w:val="24"/>
-          <w:lang w:eastAsia="zh-CN"/>
-        </w:rPr>
-        <w:t>that</w:t>
-      </w:r>
-      <w:proofErr w:type="gramEnd"/>
-      <w:r>
-        <w:rPr>
-          <w:rFonts w:ascii="TimesNewRomanPS" w:hAnsi="TimesNewRomanPS"/>
-          <w:color w:val="000000"/>
-          <w:sz w:val="24"/>
-          <w:lang w:eastAsia="zh-CN"/>
-        </w:rPr>
-        <w:t xml:space="preserve"> clicking it will open an external website in a new browser tab.</w:t>
+        <w:t>The system shall display the "Read Original" button to indicate that clicking it will open an external website in a new browser tab.</w:t>
       </w:r>
     </w:p>
     <w:tbl>
@@ -12248,25 +13014,7 @@
                 <w:color w:val="000000"/>
                 <w:sz w:val="24"/>
               </w:rPr>
-              <w:t xml:space="preserve">The original news article from the source website </w:t>
-            </w:r>
-            <w:proofErr w:type="gramStart"/>
-            <w:r>
-              <w:rPr>
-                <w:rFonts w:ascii="TimesNewRomanPS" w:hAnsi="TimesNewRomanPS"/>
-                <w:color w:val="000000"/>
-                <w:sz w:val="24"/>
-              </w:rPr>
-              <w:t>is</w:t>
-            </w:r>
-            <w:proofErr w:type="gramEnd"/>
-            <w:r>
-              <w:rPr>
-                <w:rFonts w:ascii="TimesNewRomanPS" w:hAnsi="TimesNewRomanPS"/>
-                <w:color w:val="000000"/>
-                <w:sz w:val="24"/>
-              </w:rPr>
-              <w:t xml:space="preserve"> opened in a new browser tab</w:t>
+              <w:t>The original news article from the source website is opened in a new browser tab</w:t>
             </w:r>
           </w:p>
         </w:tc>
@@ -12463,25 +13211,14 @@
               </w:rPr>
               <w:t xml:space="preserve"> </w:t>
             </w:r>
-            <w:proofErr w:type="gramStart"/>
-            <w:r>
-              <w:rPr>
-                <w:rFonts w:ascii="TimesNewRomanPS" w:hAnsi="TimesNewRomanPS"/>
-                <w:color w:val="000000"/>
-                <w:sz w:val="24"/>
-                <w:lang w:eastAsia="zh-CN"/>
-              </w:rPr>
-              <w:t>User</w:t>
-            </w:r>
-            <w:proofErr w:type="gramEnd"/>
-            <w:r>
-              <w:rPr>
-                <w:rFonts w:ascii="TimesNewRomanPS" w:hAnsi="TimesNewRomanPS"/>
-                <w:color w:val="000000"/>
-                <w:sz w:val="24"/>
-                <w:lang w:eastAsia="zh-CN"/>
-              </w:rPr>
-              <w:t xml:space="preserve"> click the “Read Original” button</w:t>
+            <w:r>
+              <w:rPr>
+                <w:rFonts w:ascii="TimesNewRomanPS" w:hAnsi="TimesNewRomanPS"/>
+                <w:color w:val="000000"/>
+                <w:sz w:val="24"/>
+                <w:lang w:eastAsia="zh-CN"/>
+              </w:rPr>
+              <w:t>User click the “Read Original” button</w:t>
             </w:r>
           </w:p>
         </w:tc>
@@ -14044,41 +14781,13 @@
                 <w:lang w:eastAsia="zh-CN"/>
               </w:rPr>
             </w:pPr>
-            <w:proofErr w:type="gramStart"/>
-            <w:r>
-              <w:rPr>
-                <w:rFonts w:ascii="TimesNewRomanPS" w:hAnsi="TimesNewRomanPS"/>
-                <w:color w:val="000000"/>
-                <w:sz w:val="24"/>
-              </w:rPr>
-              <w:t>User</w:t>
-            </w:r>
-            <w:proofErr w:type="gramEnd"/>
-            <w:r>
-              <w:rPr>
-                <w:rFonts w:ascii="TimesNewRomanPS" w:hAnsi="TimesNewRomanPS"/>
-                <w:color w:val="000000"/>
-                <w:sz w:val="24"/>
-              </w:rPr>
-              <w:t xml:space="preserve"> can filter Daily Briefing items by choosing an optional start date and an optional end </w:t>
-            </w:r>
-            <w:proofErr w:type="gramStart"/>
-            <w:r>
-              <w:rPr>
-                <w:rFonts w:ascii="TimesNewRomanPS" w:hAnsi="TimesNewRomanPS"/>
-                <w:color w:val="000000"/>
-                <w:sz w:val="24"/>
-              </w:rPr>
-              <w:t>date, and</w:t>
-            </w:r>
-            <w:proofErr w:type="gramEnd"/>
-            <w:r>
-              <w:rPr>
-                <w:rFonts w:ascii="TimesNewRomanPS" w:hAnsi="TimesNewRomanPS"/>
-                <w:color w:val="000000"/>
-                <w:sz w:val="24"/>
-              </w:rPr>
-              <w:t xml:space="preserve"> then browse only the items that meet these filter conditions.</w:t>
+            <w:r>
+              <w:rPr>
+                <w:rFonts w:ascii="TimesNewRomanPS" w:hAnsi="TimesNewRomanPS"/>
+                <w:color w:val="000000"/>
+                <w:sz w:val="24"/>
+              </w:rPr>
+              <w:t>User can filter Daily Briefing items by choosing an optional start date and an optional end date, and then browse only the items that meet these filter conditions.</w:t>
             </w:r>
           </w:p>
         </w:tc>
@@ -15485,25 +16194,14 @@
               <w:t>publishDate</w:t>
             </w:r>
             <w:proofErr w:type="spellEnd"/>
-            <w:proofErr w:type="gramStart"/>
-            <w:r>
-              <w:rPr>
-                <w:rFonts w:ascii="TimesNewRomanPS" w:hAnsi="TimesNewRomanPS"/>
-                <w:color w:val="000000"/>
-                <w:sz w:val="24"/>
-                <w:lang w:eastAsia="zh-CN"/>
-              </w:rPr>
-              <w:t>`, and</w:t>
-            </w:r>
-            <w:proofErr w:type="gramEnd"/>
-            <w:r>
-              <w:rPr>
-                <w:rFonts w:ascii="TimesNewRomanPS" w:hAnsi="TimesNewRomanPS"/>
-                <w:color w:val="000000"/>
-                <w:sz w:val="24"/>
-                <w:lang w:eastAsia="zh-CN"/>
-              </w:rPr>
-              <w:t xml:space="preserve"> applies pagination.</w:t>
+            <w:r>
+              <w:rPr>
+                <w:rFonts w:ascii="TimesNewRomanPS" w:hAnsi="TimesNewRomanPS"/>
+                <w:color w:val="000000"/>
+                <w:sz w:val="24"/>
+                <w:lang w:eastAsia="zh-CN"/>
+              </w:rPr>
+              <w:t>`, and applies pagination.</w:t>
             </w:r>
           </w:p>
           <w:p>
@@ -15670,6 +16368,7 @@
                 <w:color w:val="000000"/>
                 <w:sz w:val="24"/>
               </w:rPr>
+              <w:lastRenderedPageBreak/>
               <w:t>Alternative Flow</w:t>
             </w:r>
           </w:p>
@@ -15796,6 +16495,7 @@
                 <w:color w:val="000000"/>
                 <w:sz w:val="24"/>
               </w:rPr>
+              <w:lastRenderedPageBreak/>
               <w:t>Exception Flow</w:t>
             </w:r>
           </w:p>
@@ -16008,6 +16708,112 @@
     <w:p>
       <w:pPr>
         <w:rPr>
+          <w:rFonts w:ascii="TimesNewRomanPS" w:hAnsi="TimesNewRomanPS" w:hint="eastAsia"/>
+          <w:b/>
+          <w:bCs/>
+          <w:color w:val="000000"/>
+          <w:sz w:val="24"/>
+          <w:lang w:eastAsia="zh-CN"/>
+        </w:rPr>
+      </w:pPr>
+    </w:p>
+    <w:p>
+      <w:pPr>
+        <w:rPr>
+          <w:rFonts w:ascii="TimesNewRomanPS" w:hAnsi="TimesNewRomanPS" w:hint="eastAsia"/>
+          <w:b/>
+          <w:bCs/>
+          <w:color w:val="000000"/>
+          <w:sz w:val="24"/>
+          <w:lang w:eastAsia="zh-CN"/>
+        </w:rPr>
+      </w:pPr>
+    </w:p>
+    <w:p>
+      <w:pPr>
+        <w:rPr>
+          <w:rFonts w:ascii="TimesNewRomanPS" w:hAnsi="TimesNewRomanPS" w:hint="eastAsia"/>
+          <w:b/>
+          <w:bCs/>
+          <w:color w:val="000000"/>
+          <w:sz w:val="24"/>
+          <w:lang w:eastAsia="zh-CN"/>
+        </w:rPr>
+      </w:pPr>
+    </w:p>
+    <w:p>
+      <w:pPr>
+        <w:rPr>
+          <w:rFonts w:ascii="TimesNewRomanPS" w:hAnsi="TimesNewRomanPS" w:hint="eastAsia"/>
+          <w:b/>
+          <w:bCs/>
+          <w:color w:val="000000"/>
+          <w:sz w:val="24"/>
+          <w:lang w:eastAsia="zh-CN"/>
+        </w:rPr>
+      </w:pPr>
+    </w:p>
+    <w:p>
+      <w:pPr>
+        <w:rPr>
+          <w:rFonts w:ascii="TimesNewRomanPS" w:hAnsi="TimesNewRomanPS" w:hint="eastAsia"/>
+          <w:b/>
+          <w:bCs/>
+          <w:color w:val="000000"/>
+          <w:sz w:val="24"/>
+          <w:lang w:eastAsia="zh-CN"/>
+        </w:rPr>
+      </w:pPr>
+    </w:p>
+    <w:p>
+      <w:pPr>
+        <w:rPr>
+          <w:rFonts w:ascii="TimesNewRomanPS" w:hAnsi="TimesNewRomanPS" w:hint="eastAsia"/>
+          <w:b/>
+          <w:bCs/>
+          <w:color w:val="000000"/>
+          <w:sz w:val="24"/>
+          <w:lang w:eastAsia="zh-CN"/>
+        </w:rPr>
+      </w:pPr>
+    </w:p>
+    <w:p>
+      <w:pPr>
+        <w:rPr>
+          <w:rFonts w:ascii="TimesNewRomanPS" w:hAnsi="TimesNewRomanPS" w:hint="eastAsia"/>
+          <w:b/>
+          <w:bCs/>
+          <w:color w:val="000000"/>
+          <w:sz w:val="24"/>
+          <w:lang w:eastAsia="zh-CN"/>
+        </w:rPr>
+      </w:pPr>
+    </w:p>
+    <w:p>
+      <w:pPr>
+        <w:rPr>
+          <w:rFonts w:ascii="TimesNewRomanPS" w:hAnsi="TimesNewRomanPS" w:hint="eastAsia"/>
+          <w:b/>
+          <w:bCs/>
+          <w:color w:val="000000"/>
+          <w:sz w:val="24"/>
+          <w:lang w:eastAsia="zh-CN"/>
+        </w:rPr>
+      </w:pPr>
+    </w:p>
+    <w:p>
+      <w:pPr>
+        <w:rPr>
+          <w:rFonts w:ascii="TimesNewRomanPS" w:hAnsi="TimesNewRomanPS" w:hint="eastAsia"/>
+          <w:b/>
+          <w:bCs/>
+          <w:color w:val="000000"/>
+          <w:sz w:val="24"/>
+          <w:lang w:eastAsia="zh-CN"/>
+        </w:rPr>
+      </w:pPr>
+      <w:r>
+        <w:rPr>
           <w:rFonts w:ascii="TimesNewRomanPS" w:hAnsi="TimesNewRomanPS"/>
           <w:b/>
           <w:bCs/>
@@ -16015,82 +16821,10 @@
           <w:sz w:val="24"/>
           <w:lang w:eastAsia="zh-CN"/>
         </w:rPr>
-      </w:pPr>
-    </w:p>
-    <w:p>
-      <w:pPr>
-        <w:rPr>
-          <w:rFonts w:ascii="TimesNewRomanPS" w:hAnsi="TimesNewRomanPS"/>
-          <w:b/>
-          <w:bCs/>
-          <w:color w:val="000000"/>
-          <w:sz w:val="24"/>
-          <w:lang w:eastAsia="zh-CN"/>
-        </w:rPr>
-      </w:pPr>
-    </w:p>
-    <w:p>
-      <w:pPr>
-        <w:rPr>
-          <w:rFonts w:ascii="TimesNewRomanPS" w:hAnsi="TimesNewRomanPS"/>
-          <w:b/>
-          <w:bCs/>
-          <w:color w:val="000000"/>
-          <w:sz w:val="24"/>
-          <w:lang w:eastAsia="zh-CN"/>
-        </w:rPr>
-      </w:pPr>
-    </w:p>
-    <w:p>
-      <w:pPr>
-        <w:rPr>
-          <w:rFonts w:ascii="TimesNewRomanPS" w:hAnsi="TimesNewRomanPS"/>
-          <w:b/>
-          <w:bCs/>
-          <w:color w:val="000000"/>
-          <w:sz w:val="24"/>
-          <w:lang w:eastAsia="zh-CN"/>
-        </w:rPr>
-      </w:pPr>
-    </w:p>
-    <w:p>
-      <w:pPr>
-        <w:rPr>
-          <w:rFonts w:ascii="TimesNewRomanPS" w:hAnsi="TimesNewRomanPS"/>
-          <w:b/>
-          <w:bCs/>
-          <w:color w:val="000000"/>
-          <w:sz w:val="24"/>
-          <w:lang w:eastAsia="zh-CN"/>
-        </w:rPr>
-      </w:pPr>
-    </w:p>
-    <w:p>
-      <w:pPr>
-        <w:rPr>
-          <w:rFonts w:ascii="TimesNewRomanPS" w:hAnsi="TimesNewRomanPS"/>
-          <w:b/>
-          <w:bCs/>
-          <w:color w:val="000000"/>
-          <w:sz w:val="24"/>
-          <w:lang w:eastAsia="zh-CN"/>
-        </w:rPr>
-      </w:pPr>
-    </w:p>
-    <w:p>
-      <w:pPr>
-        <w:rPr>
-          <w:rFonts w:ascii="TimesNewRomanPS" w:hAnsi="TimesNewRomanPS"/>
-          <w:b/>
-          <w:bCs/>
-          <w:color w:val="000000"/>
-          <w:sz w:val="24"/>
-          <w:lang w:eastAsia="zh-CN"/>
-        </w:rPr>
-      </w:pPr>
-    </w:p>
-    <w:p>
-      <w:pPr>
+        <w:lastRenderedPageBreak/>
+        <w:t>AD-05</w:t>
+      </w:r>
+      <w:r>
         <w:rPr>
           <w:rFonts w:ascii="TimesNewRomanPS" w:hAnsi="TimesNewRomanPS" w:hint="eastAsia"/>
           <w:b/>
@@ -16099,7 +16833,47 @@
           <w:sz w:val="24"/>
           <w:lang w:eastAsia="zh-CN"/>
         </w:rPr>
-      </w:pPr>
+        <w:t>:</w:t>
+      </w:r>
+    </w:p>
+    <w:p>
+      <w:pPr>
+        <w:rPr>
+          <w:rFonts w:ascii="TimesNewRomanPS" w:hAnsi="TimesNewRomanPS" w:hint="eastAsia"/>
+          <w:color w:val="000000"/>
+          <w:sz w:val="24"/>
+          <w:lang w:eastAsia="zh-CN"/>
+        </w:rPr>
+      </w:pPr>
+      <w:r>
+        <w:rPr>
+          <w:rFonts w:ascii="TimesNewRomanPS" w:hAnsi="TimesNewRomanPS"/>
+          <w:color w:val="000000"/>
+          <w:sz w:val="24"/>
+          <w:lang w:eastAsia="zh-CN"/>
+        </w:rPr>
+        <w:t>The Activity Diagram for Filter Daily Briefings News by Date illustrates the interaction between the “</w:t>
+      </w:r>
+      <w:proofErr w:type="gramStart"/>
+      <w:r>
+        <w:rPr>
+          <w:rFonts w:ascii="TimesNewRomanPS" w:hAnsi="TimesNewRomanPS"/>
+          <w:color w:val="000000"/>
+          <w:sz w:val="24"/>
+          <w:lang w:eastAsia="zh-CN"/>
+        </w:rPr>
+        <w:t>User“ and</w:t>
+      </w:r>
+      <w:proofErr w:type="gramEnd"/>
+      <w:r>
+        <w:rPr>
+          <w:rFonts w:ascii="TimesNewRomanPS" w:hAnsi="TimesNewRomanPS"/>
+          <w:color w:val="000000"/>
+          <w:sz w:val="24"/>
+          <w:lang w:eastAsia="zh-CN"/>
+        </w:rPr>
+        <w:t xml:space="preserve"> the “System” when the user filters Daily Briefing items by date range.</w:t>
+      </w:r>
     </w:p>
     <w:p>
       <w:pPr>
@@ -16114,58 +16888,14 @@
       </w:pPr>
       <w:r>
         <w:rPr>
-          <w:rFonts w:ascii="TimesNewRomanPS" w:hAnsi="TimesNewRomanPS"/>
-          <w:b/>
-          <w:bCs/>
-          <w:color w:val="000000"/>
-          <w:sz w:val="24"/>
-          <w:lang w:eastAsia="zh-CN"/>
-        </w:rPr>
-        <w:lastRenderedPageBreak/>
-        <w:t>AD-05</w:t>
-      </w:r>
-      <w:r>
-        <w:rPr>
-          <w:rFonts w:ascii="TimesNewRomanPS" w:hAnsi="TimesNewRomanPS" w:hint="eastAsia"/>
-          <w:b/>
-          <w:bCs/>
-          <w:color w:val="000000"/>
-          <w:sz w:val="24"/>
-          <w:lang w:eastAsia="zh-CN"/>
-        </w:rPr>
-        <w:t>:</w:t>
-      </w:r>
-    </w:p>
-    <w:p>
-      <w:pPr>
-        <w:rPr>
-          <w:rFonts w:ascii="TimesNewRomanPS" w:hAnsi="TimesNewRomanPS" w:hint="eastAsia"/>
-          <w:b/>
-          <w:bCs/>
-          <w:color w:val="000000"/>
-          <w:sz w:val="24"/>
-          <w:lang w:eastAsia="zh-CN"/>
-        </w:rPr>
-      </w:pPr>
-      <w:r>
-        <w:rPr>
-          <w:rFonts w:ascii="TimesNewRomanPS" w:hAnsi="TimesNewRomanPS"/>
           <w:noProof/>
           <w14:ligatures w14:val="standardContextual"/>
         </w:rPr>
         <w:drawing>
-          <wp:anchor distT="0" distB="0" distL="114300" distR="114300" simplePos="0" relativeHeight="251659264" behindDoc="0" locked="0" layoutInCell="1" allowOverlap="1" wp14:anchorId="265DCC11" wp14:editId="776A5FD8">
-            <wp:simplePos x="0" y="0"/>
-            <wp:positionH relativeFrom="margin">
-              <wp:posOffset>-365760</wp:posOffset>
-            </wp:positionH>
-            <wp:positionV relativeFrom="paragraph">
-              <wp:posOffset>957580</wp:posOffset>
-            </wp:positionV>
-            <wp:extent cx="6372860" cy="6426835"/>
-            <wp:effectExtent l="0" t="0" r="8890" b="0"/>
-            <wp:wrapSquare wrapText="bothSides"/>
-            <wp:docPr id="1031842015" name="图片 1" descr="图示&#10;&#10;AI 生成的内容可能不正确。"/>
+          <wp:inline distT="0" distB="0" distL="0" distR="0" wp14:anchorId="1D2D7A3F" wp14:editId="6A37EB69">
+            <wp:extent cx="5274310" cy="5274310"/>
+            <wp:effectExtent l="0" t="0" r="2540" b="2540"/>
+            <wp:docPr id="1127565931" name="图片 1"/>
             <wp:cNvGraphicFramePr>
               <a:graphicFrameLocks xmlns:a="http://schemas.openxmlformats.org/drawingml/2006/main" noChangeAspect="1"/>
             </wp:cNvGraphicFramePr>
@@ -16173,17 +16903,11 @@
               <a:graphicData uri="http://schemas.openxmlformats.org/drawingml/2006/picture">
                 <pic:pic xmlns:pic="http://schemas.openxmlformats.org/drawingml/2006/picture">
                   <pic:nvPicPr>
-                    <pic:cNvPr id="1031842015" name="图片 1" descr="图示&#10;&#10;AI 生成的内容可能不正确。"/>
+                    <pic:cNvPr id="1127565931" name=""/>
                     <pic:cNvPicPr/>
                   </pic:nvPicPr>
                   <pic:blipFill>
-                    <a:blip r:embed="rId12">
-                      <a:extLst>
-                        <a:ext uri="{28A0092B-C50C-407E-A947-70E740481C1C}">
-                          <a14:useLocalDpi xmlns:a14="http://schemas.microsoft.com/office/drawing/2010/main" val="0"/>
-                        </a:ext>
-                      </a:extLst>
-                    </a:blip>
+                    <a:blip r:embed="rId12"/>
                     <a:stretch>
                       <a:fillRect/>
                     </a:stretch>
@@ -16191,7 +16915,7 @@
                   <pic:spPr>
                     <a:xfrm>
                       <a:off x="0" y="0"/>
-                      <a:ext cx="6372860" cy="6426835"/>
+                      <a:ext cx="5274310" cy="5274310"/>
                     </a:xfrm>
                     <a:prstGeom prst="rect">
                       <a:avLst/>
@@ -16200,43 +16924,8 @@
                 </pic:pic>
               </a:graphicData>
             </a:graphic>
-            <wp14:sizeRelH relativeFrom="margin">
-              <wp14:pctWidth>0</wp14:pctWidth>
-            </wp14:sizeRelH>
-            <wp14:sizeRelV relativeFrom="margin">
-              <wp14:pctHeight>0</wp14:pctHeight>
-            </wp14:sizeRelV>
-          </wp:anchor>
+          </wp:inline>
         </w:drawing>
-      </w:r>
-      <w:r>
-        <w:rPr>
-          <w:rFonts w:ascii="TimesNewRomanPS" w:hAnsi="TimesNewRomanPS"/>
-          <w:color w:val="000000"/>
-          <w:sz w:val="24"/>
-          <w:lang w:eastAsia="zh-CN"/>
-        </w:rPr>
-        <w:t>The Activity Diagram for Filter Daily Briefings News by Date illustrates the interaction between the “</w:t>
-      </w:r>
-      <w:proofErr w:type="gramStart"/>
-      <w:r>
-        <w:rPr>
-          <w:rFonts w:ascii="TimesNewRomanPS" w:hAnsi="TimesNewRomanPS"/>
-          <w:color w:val="000000"/>
-          <w:sz w:val="24"/>
-          <w:lang w:eastAsia="zh-CN"/>
-        </w:rPr>
-        <w:t>User“ and</w:t>
-      </w:r>
-      <w:proofErr w:type="gramEnd"/>
-      <w:r>
-        <w:rPr>
-          <w:rFonts w:ascii="TimesNewRomanPS" w:hAnsi="TimesNewRomanPS"/>
-          <w:color w:val="000000"/>
-          <w:sz w:val="24"/>
-          <w:lang w:eastAsia="zh-CN"/>
-        </w:rPr>
-        <w:t xml:space="preserve"> the “System” when the user filters Daily Briefing items by date range.</w:t>
       </w:r>
     </w:p>
     <w:p>
@@ -16258,7 +16947,6 @@
           <w:color w:val="auto"/>
           <w:lang w:eastAsia="zh-CN"/>
         </w:rPr>
-        <w:lastRenderedPageBreak/>
         <w:t>2.1.3.6 UCD06 Search for Daily Briefing News</w:t>
       </w:r>
     </w:p>
@@ -16323,6 +17011,7 @@
           <w:sz w:val="24"/>
           <w:lang w:eastAsia="zh-CN"/>
         </w:rPr>
+        <w:lastRenderedPageBreak/>
         <w:t xml:space="preserve">SRS-30: </w:t>
       </w:r>
       <w:r>
@@ -16680,7 +17369,6 @@
           <w:sz w:val="24"/>
           <w:lang w:eastAsia="zh-CN"/>
         </w:rPr>
-        <w:lastRenderedPageBreak/>
         <w:t>`</w:t>
       </w:r>
       <w:proofErr w:type="spellStart"/>
@@ -16800,6 +17488,7 @@
           <w:sz w:val="24"/>
           <w:lang w:eastAsia="zh-CN"/>
         </w:rPr>
+        <w:lastRenderedPageBreak/>
         <w:t xml:space="preserve">SRS-33: </w:t>
       </w:r>
       <w:r>
@@ -17953,27 +18642,7 @@
                 <w:sz w:val="24"/>
                 <w:lang w:eastAsia="zh-CN"/>
               </w:rPr>
-              <w:t xml:space="preserve">3. User </w:t>
-            </w:r>
-            <w:proofErr w:type="gramStart"/>
-            <w:r>
-              <w:rPr>
-                <w:rFonts w:ascii="TimesNewRomanPS" w:hAnsi="TimesNewRomanPS"/>
-                <w:color w:val="000000"/>
-                <w:sz w:val="24"/>
-                <w:lang w:eastAsia="zh-CN"/>
-              </w:rPr>
-              <w:t>types</w:t>
-            </w:r>
-            <w:proofErr w:type="gramEnd"/>
-            <w:r>
-              <w:rPr>
-                <w:rFonts w:ascii="TimesNewRomanPS" w:hAnsi="TimesNewRomanPS"/>
-                <w:color w:val="000000"/>
-                <w:sz w:val="24"/>
-                <w:lang w:eastAsia="zh-CN"/>
-              </w:rPr>
-              <w:t xml:space="preserve"> keywords (Chinese or English) into the search box.</w:t>
+              <w:t>3. User types keywords (Chinese or English) into the search box.</w:t>
             </w:r>
           </w:p>
           <w:p>
@@ -18568,27 +19237,7 @@
                 <w:lang w:eastAsia="zh-CN"/>
               </w:rPr>
               <w:lastRenderedPageBreak/>
-              <w:t xml:space="preserve">10. Backend returns the search results (with pagination data) to the </w:t>
-            </w:r>
-            <w:proofErr w:type="gramStart"/>
-            <w:r>
-              <w:rPr>
-                <w:rFonts w:ascii="TimesNewRomanPS" w:hAnsi="TimesNewRomanPS"/>
-                <w:color w:val="000000"/>
-                <w:sz w:val="24"/>
-                <w:lang w:eastAsia="zh-CN"/>
-              </w:rPr>
-              <w:t>frontend</w:t>
-            </w:r>
-            <w:proofErr w:type="gramEnd"/>
-            <w:r>
-              <w:rPr>
-                <w:rFonts w:ascii="TimesNewRomanPS" w:hAnsi="TimesNewRomanPS"/>
-                <w:color w:val="000000"/>
-                <w:sz w:val="24"/>
-                <w:lang w:eastAsia="zh-CN"/>
-              </w:rPr>
-              <w:t>.</w:t>
+              <w:t>10. Backend returns the search results (with pagination data) to the frontend.</w:t>
             </w:r>
           </w:p>
           <w:p>
@@ -19019,6 +19668,148 @@
     <w:p>
       <w:pPr>
         <w:rPr>
+          <w:rFonts w:ascii="TimesNewRomanPS" w:hAnsi="TimesNewRomanPS" w:hint="eastAsia"/>
+          <w:b/>
+          <w:bCs/>
+          <w:color w:val="000000"/>
+          <w:sz w:val="24"/>
+          <w:lang w:eastAsia="zh-CN"/>
+        </w:rPr>
+      </w:pPr>
+    </w:p>
+    <w:p>
+      <w:pPr>
+        <w:rPr>
+          <w:rFonts w:ascii="TimesNewRomanPS" w:hAnsi="TimesNewRomanPS" w:hint="eastAsia"/>
+          <w:b/>
+          <w:bCs/>
+          <w:color w:val="000000"/>
+          <w:sz w:val="24"/>
+          <w:lang w:eastAsia="zh-CN"/>
+        </w:rPr>
+      </w:pPr>
+    </w:p>
+    <w:p>
+      <w:pPr>
+        <w:rPr>
+          <w:rFonts w:ascii="TimesNewRomanPS" w:hAnsi="TimesNewRomanPS" w:hint="eastAsia"/>
+          <w:b/>
+          <w:bCs/>
+          <w:color w:val="000000"/>
+          <w:sz w:val="24"/>
+          <w:lang w:eastAsia="zh-CN"/>
+        </w:rPr>
+      </w:pPr>
+    </w:p>
+    <w:p>
+      <w:pPr>
+        <w:rPr>
+          <w:rFonts w:ascii="TimesNewRomanPS" w:hAnsi="TimesNewRomanPS" w:hint="eastAsia"/>
+          <w:b/>
+          <w:bCs/>
+          <w:color w:val="000000"/>
+          <w:sz w:val="24"/>
+          <w:lang w:eastAsia="zh-CN"/>
+        </w:rPr>
+      </w:pPr>
+    </w:p>
+    <w:p>
+      <w:pPr>
+        <w:rPr>
+          <w:rFonts w:ascii="TimesNewRomanPS" w:hAnsi="TimesNewRomanPS" w:hint="eastAsia"/>
+          <w:b/>
+          <w:bCs/>
+          <w:color w:val="000000"/>
+          <w:sz w:val="24"/>
+          <w:lang w:eastAsia="zh-CN"/>
+        </w:rPr>
+      </w:pPr>
+    </w:p>
+    <w:p>
+      <w:pPr>
+        <w:rPr>
+          <w:rFonts w:ascii="TimesNewRomanPS" w:hAnsi="TimesNewRomanPS" w:hint="eastAsia"/>
+          <w:b/>
+          <w:bCs/>
+          <w:color w:val="000000"/>
+          <w:sz w:val="24"/>
+          <w:lang w:eastAsia="zh-CN"/>
+        </w:rPr>
+      </w:pPr>
+    </w:p>
+    <w:p>
+      <w:pPr>
+        <w:rPr>
+          <w:rFonts w:ascii="TimesNewRomanPS" w:hAnsi="TimesNewRomanPS" w:hint="eastAsia"/>
+          <w:b/>
+          <w:bCs/>
+          <w:color w:val="000000"/>
+          <w:sz w:val="24"/>
+          <w:lang w:eastAsia="zh-CN"/>
+        </w:rPr>
+      </w:pPr>
+    </w:p>
+    <w:p>
+      <w:pPr>
+        <w:rPr>
+          <w:rFonts w:ascii="TimesNewRomanPS" w:hAnsi="TimesNewRomanPS" w:hint="eastAsia"/>
+          <w:b/>
+          <w:bCs/>
+          <w:color w:val="000000"/>
+          <w:sz w:val="24"/>
+          <w:lang w:eastAsia="zh-CN"/>
+        </w:rPr>
+      </w:pPr>
+    </w:p>
+    <w:p>
+      <w:pPr>
+        <w:rPr>
+          <w:rFonts w:ascii="TimesNewRomanPS" w:hAnsi="TimesNewRomanPS" w:hint="eastAsia"/>
+          <w:b/>
+          <w:bCs/>
+          <w:color w:val="000000"/>
+          <w:sz w:val="24"/>
+          <w:lang w:eastAsia="zh-CN"/>
+        </w:rPr>
+      </w:pPr>
+    </w:p>
+    <w:p>
+      <w:pPr>
+        <w:rPr>
+          <w:rFonts w:ascii="TimesNewRomanPS" w:hAnsi="TimesNewRomanPS" w:hint="eastAsia"/>
+          <w:b/>
+          <w:bCs/>
+          <w:color w:val="000000"/>
+          <w:sz w:val="24"/>
+          <w:lang w:eastAsia="zh-CN"/>
+        </w:rPr>
+      </w:pPr>
+    </w:p>
+    <w:p>
+      <w:pPr>
+        <w:rPr>
+          <w:rFonts w:ascii="TimesNewRomanPS" w:hAnsi="TimesNewRomanPS" w:hint="eastAsia"/>
+          <w:b/>
+          <w:bCs/>
+          <w:color w:val="000000"/>
+          <w:sz w:val="24"/>
+          <w:lang w:eastAsia="zh-CN"/>
+        </w:rPr>
+      </w:pPr>
+    </w:p>
+    <w:p>
+      <w:pPr>
+        <w:rPr>
+          <w:rFonts w:ascii="TimesNewRomanPS" w:hAnsi="TimesNewRomanPS" w:hint="eastAsia"/>
+          <w:b/>
+          <w:bCs/>
+          <w:color w:val="000000"/>
+          <w:sz w:val="24"/>
+          <w:lang w:eastAsia="zh-CN"/>
+        </w:rPr>
+      </w:pPr>
+      <w:r>
+        <w:rPr>
           <w:rFonts w:ascii="TimesNewRomanPS" w:hAnsi="TimesNewRomanPS"/>
           <w:b/>
           <w:bCs/>
@@ -19026,191 +19817,48 @@
           <w:sz w:val="24"/>
           <w:lang w:eastAsia="zh-CN"/>
         </w:rPr>
-      </w:pPr>
+        <w:lastRenderedPageBreak/>
+        <w:t>AD-06</w:t>
+      </w:r>
     </w:p>
     <w:p>
       <w:pPr>
         <w:rPr>
+          <w:rFonts w:ascii="TimesNewRomanPS" w:hAnsi="TimesNewRomanPS" w:hint="eastAsia"/>
+          <w:color w:val="000000"/>
+          <w:sz w:val="24"/>
+          <w:lang w:eastAsia="zh-CN"/>
+        </w:rPr>
+      </w:pPr>
+      <w:r>
+        <w:rPr>
           <w:rFonts w:ascii="TimesNewRomanPS" w:hAnsi="TimesNewRomanPS"/>
-          <w:b/>
-          <w:bCs/>
-          <w:color w:val="000000"/>
-          <w:sz w:val="24"/>
-          <w:lang w:eastAsia="zh-CN"/>
-        </w:rPr>
-      </w:pPr>
+          <w:color w:val="000000"/>
+          <w:sz w:val="24"/>
+          <w:lang w:eastAsia="zh-CN"/>
+        </w:rPr>
+        <w:t>The Activity Diagram for Search for Daily Briefing News illustrates the interaction between the User and the System when the user searches for Daily Briefing items by entering keywords:</w:t>
+      </w:r>
     </w:p>
     <w:p>
       <w:pPr>
         <w:rPr>
-          <w:rFonts w:ascii="TimesNewRomanPS" w:hAnsi="TimesNewRomanPS"/>
-          <w:b/>
-          <w:bCs/>
-          <w:color w:val="000000"/>
-          <w:sz w:val="24"/>
-          <w:lang w:eastAsia="zh-CN"/>
-        </w:rPr>
-      </w:pPr>
-    </w:p>
-    <w:p>
-      <w:pPr>
-        <w:rPr>
-          <w:rFonts w:ascii="TimesNewRomanPS" w:hAnsi="TimesNewRomanPS"/>
-          <w:b/>
-          <w:bCs/>
-          <w:color w:val="000000"/>
-          <w:sz w:val="24"/>
-          <w:lang w:eastAsia="zh-CN"/>
-        </w:rPr>
-      </w:pPr>
-    </w:p>
-    <w:p>
-      <w:pPr>
-        <w:rPr>
-          <w:rFonts w:ascii="TimesNewRomanPS" w:hAnsi="TimesNewRomanPS"/>
-          <w:b/>
-          <w:bCs/>
-          <w:color w:val="000000"/>
-          <w:sz w:val="24"/>
-          <w:lang w:eastAsia="zh-CN"/>
-        </w:rPr>
-      </w:pPr>
-    </w:p>
-    <w:p>
-      <w:pPr>
-        <w:rPr>
-          <w:rFonts w:ascii="TimesNewRomanPS" w:hAnsi="TimesNewRomanPS"/>
-          <w:b/>
-          <w:bCs/>
-          <w:color w:val="000000"/>
-          <w:sz w:val="24"/>
-          <w:lang w:eastAsia="zh-CN"/>
-        </w:rPr>
-      </w:pPr>
-    </w:p>
-    <w:p>
-      <w:pPr>
-        <w:rPr>
-          <w:rFonts w:ascii="TimesNewRomanPS" w:hAnsi="TimesNewRomanPS"/>
-          <w:b/>
-          <w:bCs/>
-          <w:color w:val="000000"/>
-          <w:sz w:val="24"/>
-          <w:lang w:eastAsia="zh-CN"/>
-        </w:rPr>
-      </w:pPr>
-    </w:p>
-    <w:p>
-      <w:pPr>
-        <w:rPr>
-          <w:rFonts w:ascii="TimesNewRomanPS" w:hAnsi="TimesNewRomanPS"/>
-          <w:b/>
-          <w:bCs/>
-          <w:color w:val="000000"/>
-          <w:sz w:val="24"/>
-          <w:lang w:eastAsia="zh-CN"/>
-        </w:rPr>
-      </w:pPr>
-    </w:p>
-    <w:p>
-      <w:pPr>
-        <w:rPr>
-          <w:rFonts w:ascii="TimesNewRomanPS" w:hAnsi="TimesNewRomanPS"/>
-          <w:b/>
-          <w:bCs/>
-          <w:color w:val="000000"/>
-          <w:sz w:val="24"/>
-          <w:lang w:eastAsia="zh-CN"/>
-        </w:rPr>
-      </w:pPr>
-    </w:p>
-    <w:p>
-      <w:pPr>
-        <w:rPr>
-          <w:rFonts w:ascii="TimesNewRomanPS" w:hAnsi="TimesNewRomanPS"/>
-          <w:b/>
-          <w:bCs/>
-          <w:color w:val="000000"/>
-          <w:sz w:val="24"/>
-          <w:lang w:eastAsia="zh-CN"/>
-        </w:rPr>
-      </w:pPr>
-    </w:p>
-    <w:p>
-      <w:pPr>
-        <w:rPr>
           <w:rFonts w:ascii="TimesNewRomanPS" w:hAnsi="TimesNewRomanPS" w:hint="eastAsia"/>
-          <w:b/>
-          <w:bCs/>
-          <w:color w:val="000000"/>
-          <w:sz w:val="24"/>
-          <w:lang w:eastAsia="zh-CN"/>
-        </w:rPr>
-      </w:pPr>
-    </w:p>
-    <w:p>
-      <w:pPr>
-        <w:rPr>
-          <w:rFonts w:ascii="TimesNewRomanPS" w:hAnsi="TimesNewRomanPS" w:hint="eastAsia"/>
-          <w:b/>
-          <w:bCs/>
-          <w:color w:val="000000"/>
-          <w:sz w:val="24"/>
-          <w:lang w:eastAsia="zh-CN"/>
-        </w:rPr>
-      </w:pPr>
-      <w:r>
-        <w:rPr>
-          <w:rFonts w:ascii="TimesNewRomanPS" w:hAnsi="TimesNewRomanPS"/>
-          <w:b/>
-          <w:bCs/>
-          <w:color w:val="000000"/>
-          <w:sz w:val="24"/>
-          <w:lang w:eastAsia="zh-CN"/>
-        </w:rPr>
-        <w:lastRenderedPageBreak/>
-        <w:t>AD-06</w:t>
-      </w:r>
-    </w:p>
-    <w:p>
-      <w:pPr>
-        <w:rPr>
-          <w:rFonts w:ascii="TimesNewRomanPS" w:hAnsi="TimesNewRomanPS" w:hint="eastAsia"/>
-          <w:color w:val="000000"/>
-          <w:sz w:val="24"/>
-          <w:lang w:eastAsia="zh-CN"/>
-        </w:rPr>
-      </w:pPr>
-      <w:r>
-        <w:rPr>
-          <w:rFonts w:ascii="TimesNewRomanPS" w:hAnsi="TimesNewRomanPS"/>
-          <w:color w:val="000000"/>
-          <w:sz w:val="24"/>
-          <w:lang w:eastAsia="zh-CN"/>
-        </w:rPr>
-        <w:t>The Activity Diagram for Search for Daily Briefing News illustrates the interaction between the User and the System when the user searches for Daily Briefing items by entering keywords:</w:t>
-      </w:r>
-    </w:p>
-    <w:p>
-      <w:pPr>
-        <w:rPr>
-          <w:rFonts w:ascii="TimesNewRomanPS" w:hAnsi="TimesNewRomanPS" w:hint="eastAsia"/>
-          <w:color w:val="000000"/>
-          <w:sz w:val="24"/>
-          <w:lang w:eastAsia="zh-CN"/>
-        </w:rPr>
-      </w:pPr>
-      <w:r>
-        <w:rPr>
-          <w:rFonts w:ascii="TimesNewRomanPS" w:hAnsi="TimesNewRomanPS"/>
+          <w:color w:val="000000"/>
+          <w:sz w:val="24"/>
+          <w:lang w:eastAsia="zh-CN"/>
+        </w:rPr>
+      </w:pPr>
+      <w:r>
+        <w:rPr>
           <w:noProof/>
           <w14:ligatures w14:val="standardContextual"/>
         </w:rPr>
         <w:drawing>
-          <wp:inline distT="0" distB="0" distL="0" distR="0" wp14:anchorId="46EBE019" wp14:editId="6200F805">
-            <wp:extent cx="5274310" cy="5523865"/>
-            <wp:effectExtent l="0" t="0" r="2540" b="635"/>
-            <wp:docPr id="686804163" name="图片 1" descr="图示&#10;&#10;AI 生成的内容可能不正确。"/>
+          <wp:inline distT="0" distB="0" distL="0" distR="0" wp14:anchorId="0413E33A" wp14:editId="5807C6C3">
+            <wp:extent cx="5274310" cy="5529580"/>
+            <wp:effectExtent l="0" t="0" r="2540" b="0"/>
+            <wp:docPr id="713318331" name="图片 1"/>
             <wp:cNvGraphicFramePr>
               <a:graphicFrameLocks xmlns:a="http://schemas.openxmlformats.org/drawingml/2006/main" noChangeAspect="1"/>
             </wp:cNvGraphicFramePr>
@@ -19218,7 +19866,7 @@
               <a:graphicData uri="http://schemas.openxmlformats.org/drawingml/2006/picture">
                 <pic:pic xmlns:pic="http://schemas.openxmlformats.org/drawingml/2006/picture">
                   <pic:nvPicPr>
-                    <pic:cNvPr id="686804163" name="图片 1" descr="图示&#10;&#10;AI 生成的内容可能不正确。"/>
+                    <pic:cNvPr id="713318331" name=""/>
                     <pic:cNvPicPr/>
                   </pic:nvPicPr>
                   <pic:blipFill>
@@ -19230,7 +19878,7 @@
                   <pic:spPr>
                     <a:xfrm>
                       <a:off x="0" y="0"/>
-                      <a:ext cx="5274310" cy="5523865"/>
+                      <a:ext cx="5274310" cy="5529580"/>
                     </a:xfrm>
                     <a:prstGeom prst="rect">
                       <a:avLst/>
@@ -19324,7 +19972,7 @@
       <w:pPr>
         <w:pStyle w:val="3"/>
         <w:rPr>
-          <w:rFonts w:ascii="TimesNewRomanPS" w:eastAsiaTheme="minorEastAsia" w:hAnsi="TimesNewRomanPS" w:cstheme="minorBidi"/>
+          <w:rFonts w:ascii="TimesNewRomanPS" w:eastAsiaTheme="minorEastAsia" w:hAnsi="TimesNewRomanPS" w:cstheme="minorBidi" w:hint="eastAsia"/>
           <w:b/>
           <w:color w:val="000000"/>
           <w:szCs w:val="28"/>
@@ -19371,20 +20019,20 @@
     <w:p>
       <w:pPr>
         <w:rPr>
-          <w:rFonts w:ascii="TimesNewRomanPS" w:hAnsi="TimesNewRomanPS"/>
-          <w:color w:val="000000"/>
-          <w:sz w:val="24"/>
-          <w:lang w:eastAsia="zh-CN"/>
-        </w:rPr>
-      </w:pPr>
-      <w:r>
-        <w:rPr>
           <w:rFonts w:ascii="TimesNewRomanPS" w:hAnsi="TimesNewRomanPS" w:hint="eastAsia"/>
           <w:color w:val="000000"/>
           <w:sz w:val="24"/>
           <w:lang w:eastAsia="zh-CN"/>
         </w:rPr>
-        <w:t>The Community Interaction Platform centers on a single actor (User): the user can browse public posts (UC-07) and optionally filter by tag (UC-10) or search by keyword (UC-14), then view post details (UC-11) where they may like (UC-09), post comments (UC-13), or report inappropriate content (UC-12, including UC-12.1 reporting a post and UC-12.2 reporting a comment); the system may invoke Qwen AI to support content processing during post creation/publishing (UC-08) and to generate an AI comment summary (UC-015), and users can also manage private messages(UC-16) with message status management (UC-17) as an extension of messaging.</w:t>
+      </w:pPr>
+      <w:r>
+        <w:rPr>
+          <w:rFonts w:ascii="TimesNewRomanPS" w:hAnsi="TimesNewRomanPS" w:hint="eastAsia"/>
+          <w:color w:val="000000"/>
+          <w:sz w:val="24"/>
+          <w:lang w:eastAsia="zh-CN"/>
+        </w:rPr>
+        <w:t>The Community Interaction Platform centers on a single actor (User): the user can browse public posts (UC-07) and optionally filter by tag (UC-10) or search by keyword (UC-14), then view post details (UC-11) where they may like (UC-09), post comments (UC-13), or report inappropriate content (UC-12); the system may invoke Qwen AI to support content processing during post creation/publishing (UC-08) and to generate an AI comment summary (UC-015), and users can also manage private messages(UC-16) with message status management (UC-17) as an extension of messaging.</w:t>
       </w:r>
     </w:p>
     <w:p>
@@ -19403,10 +20051,10 @@
           <w14:ligatures w14:val="standardContextual"/>
         </w:rPr>
         <w:drawing>
-          <wp:inline distT="0" distB="0" distL="0" distR="0" wp14:anchorId="43E65712" wp14:editId="2A8BA0F9">
-            <wp:extent cx="4352081" cy="4941546"/>
-            <wp:effectExtent l="0" t="0" r="0" b="0"/>
-            <wp:docPr id="179606867" name="图片 1" descr="图示&#10;&#10;AI 生成的内容可能不正确。"/>
+          <wp:inline distT="0" distB="0" distL="0" distR="0" wp14:anchorId="10D80354" wp14:editId="3A5F1A7C">
+            <wp:extent cx="4420530" cy="4813300"/>
+            <wp:effectExtent l="0" t="0" r="0" b="6350"/>
+            <wp:docPr id="543426716" name="图片 1"/>
             <wp:cNvGraphicFramePr>
               <a:graphicFrameLocks xmlns:a="http://schemas.openxmlformats.org/drawingml/2006/main" noChangeAspect="1"/>
             </wp:cNvGraphicFramePr>
@@ -19414,7 +20062,7 @@
               <a:graphicData uri="http://schemas.openxmlformats.org/drawingml/2006/picture">
                 <pic:pic xmlns:pic="http://schemas.openxmlformats.org/drawingml/2006/picture">
                   <pic:nvPicPr>
-                    <pic:cNvPr id="179606867" name="图片 1" descr="图示&#10;&#10;AI 生成的内容可能不正确。"/>
+                    <pic:cNvPr id="543426716" name=""/>
                     <pic:cNvPicPr/>
                   </pic:nvPicPr>
                   <pic:blipFill>
@@ -19426,7 +20074,7 @@
                   <pic:spPr>
                     <a:xfrm>
                       <a:off x="0" y="0"/>
-                      <a:ext cx="4361224" cy="4951927"/>
+                      <a:ext cx="4431569" cy="4825320"/>
                     </a:xfrm>
                     <a:prstGeom prst="rect">
                       <a:avLst/>
@@ -19969,6 +20617,10 @@
     <w:p>
       <w:pPr>
         <w:pStyle w:val="a9"/>
+        <w:numPr>
+          <w:ilvl w:val="0"/>
+          <w:numId w:val="18"/>
+        </w:numPr>
         <w:rPr>
           <w:rFonts w:ascii="TimesNewRomanPSMT" w:hAnsi="TimesNewRomanPSMT" w:hint="eastAsia"/>
           <w:color w:val="000000"/>
@@ -19976,6 +20628,36 @@
           <w:lang w:eastAsia="zh-CN"/>
         </w:rPr>
       </w:pPr>
+      <w:r>
+        <w:rPr>
+          <w:rFonts w:ascii="TimesNewRomanPSMT" w:hAnsi="TimesNewRomanPSMT" w:hint="eastAsia"/>
+          <w:b/>
+          <w:bCs/>
+          <w:color w:val="000000"/>
+          <w:sz w:val="24"/>
+          <w:lang w:eastAsia="zh-CN"/>
+        </w:rPr>
+        <w:lastRenderedPageBreak/>
+        <w:t>URS-16:</w:t>
+      </w:r>
+      <w:r>
+        <w:rPr>
+          <w:rFonts w:ascii="TimesNewRomanPSMT" w:hAnsi="TimesNewRomanPSMT" w:hint="eastAsia"/>
+          <w:color w:val="000000"/>
+          <w:sz w:val="24"/>
+          <w:lang w:eastAsia="zh-CN"/>
+        </w:rPr>
+        <w:t xml:space="preserve"> </w:t>
+      </w:r>
+      <w:r>
+        <w:rPr>
+          <w:rFonts w:ascii="TimesNewRomanPSMT" w:hAnsi="TimesNewRomanPSMT"/>
+          <w:color w:val="000000"/>
+          <w:sz w:val="24"/>
+          <w:lang w:eastAsia="zh-CN"/>
+        </w:rPr>
+        <w:t>After following each other, users can send and receive private messages to each other, and view the complete historical message history. If you only follow the other party unilaterally and have not formed a mutual follow-up relationship, you can send an initialized invitation message to the other party first.</w:t>
+      </w:r>
     </w:p>
     <w:p>
       <w:pPr>
@@ -19993,6 +20675,17 @@
       </w:pPr>
       <w:r>
         <w:rPr>
+          <w:rFonts w:ascii="TimesNewRomanPSMT" w:hAnsi="TimesNewRomanPSMT"/>
+          <w:b/>
+          <w:bCs/>
+          <w:color w:val="000000"/>
+          <w:sz w:val="24"/>
+          <w:lang w:eastAsia="zh-CN"/>
+        </w:rPr>
+        <w:t>URS-1</w:t>
+      </w:r>
+      <w:r>
+        <w:rPr>
           <w:rFonts w:ascii="TimesNewRomanPSMT" w:hAnsi="TimesNewRomanPSMT" w:hint="eastAsia"/>
           <w:b/>
           <w:bCs/>
@@ -20000,7 +20693,25 @@
           <w:sz w:val="24"/>
           <w:lang w:eastAsia="zh-CN"/>
         </w:rPr>
-        <w:t>URS-16:</w:t>
+        <w:t>7</w:t>
+      </w:r>
+      <w:r>
+        <w:rPr>
+          <w:rFonts w:ascii="TimesNewRomanPSMT" w:hAnsi="TimesNewRomanPSMT"/>
+          <w:color w:val="000000"/>
+          <w:sz w:val="24"/>
+          <w:lang w:eastAsia="zh-CN"/>
+        </w:rPr>
+        <w:t xml:space="preserve">: </w:t>
+      </w:r>
+      <w:r>
+        <w:rPr>
+          <w:rFonts w:ascii="TimesNewRomanPSMT" w:hAnsi="TimesNewRomanPSMT"/>
+          <w:color w:val="000000"/>
+          <w:sz w:val="24"/>
+          <w:lang w:eastAsia="zh-CN"/>
+        </w:rPr>
+        <w:t>Users can automatically mark messages as read by opening a session, and users can delete message records on their side as needed (effective only for the current user, not affecting the messages seen by the other party)</w:t>
       </w:r>
       <w:r>
         <w:rPr>
@@ -20009,106 +20720,23 @@
           <w:sz w:val="24"/>
           <w:lang w:eastAsia="zh-CN"/>
         </w:rPr>
-        <w:t xml:space="preserve"> </w:t>
-      </w:r>
-      <w:r>
-        <w:rPr>
-          <w:rFonts w:ascii="TimesNewRomanPSMT" w:hAnsi="TimesNewRomanPSMT"/>
-          <w:color w:val="000000"/>
-          <w:sz w:val="24"/>
-          <w:lang w:eastAsia="zh-CN"/>
-        </w:rPr>
-        <w:t xml:space="preserve">After following each other, users can send and receive private messages to </w:t>
-      </w:r>
-      <w:proofErr w:type="gramStart"/>
-      <w:r>
-        <w:rPr>
-          <w:rFonts w:ascii="TimesNewRomanPSMT" w:hAnsi="TimesNewRomanPSMT"/>
-          <w:color w:val="000000"/>
-          <w:sz w:val="24"/>
-          <w:lang w:eastAsia="zh-CN"/>
-        </w:rPr>
-        <w:t>each other, and</w:t>
-      </w:r>
-      <w:proofErr w:type="gramEnd"/>
-      <w:r>
-        <w:rPr>
-          <w:rFonts w:ascii="TimesNewRomanPSMT" w:hAnsi="TimesNewRomanPSMT"/>
-          <w:color w:val="000000"/>
-          <w:sz w:val="24"/>
-          <w:lang w:eastAsia="zh-CN"/>
-        </w:rPr>
-        <w:t xml:space="preserve"> view the complete historical message history. If you only follow the other party unilaterally and have not formed a mutual follow-up relationship, you can send an initialized invitation message to the other party first.</w:t>
+        <w:t>.</w:t>
       </w:r>
     </w:p>
     <w:p>
       <w:pPr>
-        <w:pStyle w:val="a9"/>
-        <w:numPr>
-          <w:ilvl w:val="0"/>
-          <w:numId w:val="18"/>
-        </w:numPr>
-        <w:rPr>
-          <w:rFonts w:ascii="TimesNewRomanPSMT" w:hAnsi="TimesNewRomanPSMT"/>
-          <w:color w:val="000000"/>
-          <w:sz w:val="24"/>
-          <w:lang w:eastAsia="zh-CN"/>
-        </w:rPr>
-      </w:pPr>
-      <w:r>
-        <w:rPr>
-          <w:rFonts w:ascii="TimesNewRomanPSMT" w:hAnsi="TimesNewRomanPSMT"/>
-          <w:b/>
-          <w:bCs/>
-          <w:color w:val="000000"/>
-          <w:sz w:val="24"/>
-          <w:lang w:eastAsia="zh-CN"/>
-        </w:rPr>
-        <w:t>URS-1</w:t>
-      </w:r>
-      <w:r>
         <w:rPr>
           <w:rFonts w:ascii="TimesNewRomanPSMT" w:hAnsi="TimesNewRomanPSMT" w:hint="eastAsia"/>
-          <w:b/>
-          <w:bCs/>
-          <w:color w:val="000000"/>
-          <w:sz w:val="24"/>
-          <w:lang w:eastAsia="zh-CN"/>
-        </w:rPr>
-        <w:t>7</w:t>
-      </w:r>
-      <w:r>
-        <w:rPr>
-          <w:rFonts w:ascii="TimesNewRomanPSMT" w:hAnsi="TimesNewRomanPSMT"/>
-          <w:color w:val="000000"/>
-          <w:sz w:val="24"/>
-          <w:lang w:eastAsia="zh-CN"/>
-        </w:rPr>
-        <w:t xml:space="preserve">: </w:t>
-      </w:r>
-      <w:r>
-        <w:rPr>
-          <w:rFonts w:ascii="TimesNewRomanPSMT" w:hAnsi="TimesNewRomanPSMT"/>
-          <w:color w:val="000000"/>
-          <w:sz w:val="24"/>
-          <w:lang w:eastAsia="zh-CN"/>
-        </w:rPr>
-        <w:t>Users can automatically mark messages as read by opening a session, and users can delete message records on their side as needed (effective only for the current user, not affecting the messages seen by the other party)</w:t>
-      </w:r>
-      <w:r>
-        <w:rPr>
-          <w:rFonts w:ascii="TimesNewRomanPSMT" w:hAnsi="TimesNewRomanPSMT" w:hint="eastAsia"/>
-          <w:color w:val="000000"/>
-          <w:sz w:val="24"/>
-          <w:lang w:eastAsia="zh-CN"/>
-        </w:rPr>
-        <w:t>.</w:t>
-      </w:r>
+          <w:color w:val="000000"/>
+          <w:sz w:val="24"/>
+          <w:lang w:eastAsia="zh-CN"/>
+        </w:rPr>
+      </w:pPr>
     </w:p>
     <w:p>
       <w:pPr>
         <w:rPr>
-          <w:rFonts w:ascii="TimesNewRomanPSMT" w:hAnsi="TimesNewRomanPSMT"/>
+          <w:rFonts w:ascii="TimesNewRomanPSMT" w:hAnsi="TimesNewRomanPSMT" w:hint="eastAsia"/>
           <w:color w:val="000000"/>
           <w:sz w:val="24"/>
           <w:lang w:eastAsia="zh-CN"/>
@@ -20118,7 +20746,7 @@
     <w:p>
       <w:pPr>
         <w:rPr>
-          <w:rFonts w:ascii="TimesNewRomanPSMT" w:hAnsi="TimesNewRomanPSMT"/>
+          <w:rFonts w:ascii="TimesNewRomanPSMT" w:hAnsi="TimesNewRomanPSMT" w:hint="eastAsia"/>
           <w:color w:val="000000"/>
           <w:sz w:val="24"/>
           <w:lang w:eastAsia="zh-CN"/>
@@ -20128,7 +20756,7 @@
     <w:p>
       <w:pPr>
         <w:rPr>
-          <w:rFonts w:ascii="TimesNewRomanPSMT" w:hAnsi="TimesNewRomanPSMT"/>
+          <w:rFonts w:ascii="TimesNewRomanPSMT" w:hAnsi="TimesNewRomanPSMT" w:hint="eastAsia"/>
           <w:color w:val="000000"/>
           <w:sz w:val="24"/>
           <w:lang w:eastAsia="zh-CN"/>
@@ -20138,7 +20766,7 @@
     <w:p>
       <w:pPr>
         <w:rPr>
-          <w:rFonts w:ascii="TimesNewRomanPSMT" w:hAnsi="TimesNewRomanPSMT"/>
+          <w:rFonts w:ascii="TimesNewRomanPSMT" w:hAnsi="TimesNewRomanPSMT" w:hint="eastAsia"/>
           <w:color w:val="000000"/>
           <w:sz w:val="24"/>
           <w:lang w:eastAsia="zh-CN"/>
@@ -20148,7 +20776,7 @@
     <w:p>
       <w:pPr>
         <w:rPr>
-          <w:rFonts w:ascii="TimesNewRomanPSMT" w:hAnsi="TimesNewRomanPSMT"/>
+          <w:rFonts w:ascii="TimesNewRomanPSMT" w:hAnsi="TimesNewRomanPSMT" w:hint="eastAsia"/>
           <w:color w:val="000000"/>
           <w:sz w:val="24"/>
           <w:lang w:eastAsia="zh-CN"/>
@@ -20158,7 +20786,7 @@
     <w:p>
       <w:pPr>
         <w:rPr>
-          <w:rFonts w:ascii="TimesNewRomanPSMT" w:hAnsi="TimesNewRomanPSMT"/>
+          <w:rFonts w:ascii="TimesNewRomanPSMT" w:hAnsi="TimesNewRomanPSMT" w:hint="eastAsia"/>
           <w:color w:val="000000"/>
           <w:sz w:val="24"/>
           <w:lang w:eastAsia="zh-CN"/>
@@ -20168,7 +20796,7 @@
     <w:p>
       <w:pPr>
         <w:rPr>
-          <w:rFonts w:ascii="TimesNewRomanPSMT" w:hAnsi="TimesNewRomanPSMT"/>
+          <w:rFonts w:ascii="TimesNewRomanPSMT" w:hAnsi="TimesNewRomanPSMT" w:hint="eastAsia"/>
           <w:color w:val="000000"/>
           <w:sz w:val="24"/>
           <w:lang w:eastAsia="zh-CN"/>
@@ -20178,7 +20806,7 @@
     <w:p>
       <w:pPr>
         <w:rPr>
-          <w:rFonts w:ascii="TimesNewRomanPSMT" w:hAnsi="TimesNewRomanPSMT"/>
+          <w:rFonts w:ascii="TimesNewRomanPSMT" w:hAnsi="TimesNewRomanPSMT" w:hint="eastAsia"/>
           <w:color w:val="000000"/>
           <w:sz w:val="24"/>
           <w:lang w:eastAsia="zh-CN"/>
@@ -20188,7 +20816,7 @@
     <w:p>
       <w:pPr>
         <w:rPr>
-          <w:rFonts w:ascii="TimesNewRomanPSMT" w:hAnsi="TimesNewRomanPSMT"/>
+          <w:rFonts w:ascii="TimesNewRomanPSMT" w:hAnsi="TimesNewRomanPSMT" w:hint="eastAsia"/>
           <w:color w:val="000000"/>
           <w:sz w:val="24"/>
           <w:lang w:eastAsia="zh-CN"/>
@@ -20198,7 +20826,7 @@
     <w:p>
       <w:pPr>
         <w:rPr>
-          <w:rFonts w:ascii="TimesNewRomanPSMT" w:hAnsi="TimesNewRomanPSMT"/>
+          <w:rFonts w:ascii="TimesNewRomanPSMT" w:hAnsi="TimesNewRomanPSMT" w:hint="eastAsia"/>
           <w:color w:val="000000"/>
           <w:sz w:val="24"/>
           <w:lang w:eastAsia="zh-CN"/>
@@ -20208,7 +20836,7 @@
     <w:p>
       <w:pPr>
         <w:rPr>
-          <w:rFonts w:ascii="TimesNewRomanPSMT" w:hAnsi="TimesNewRomanPSMT"/>
+          <w:rFonts w:ascii="TimesNewRomanPSMT" w:hAnsi="TimesNewRomanPSMT" w:hint="eastAsia"/>
           <w:color w:val="000000"/>
           <w:sz w:val="24"/>
           <w:lang w:eastAsia="zh-CN"/>
@@ -20218,17 +20846,7 @@
     <w:p>
       <w:pPr>
         <w:rPr>
-          <w:rFonts w:ascii="TimesNewRomanPSMT" w:hAnsi="TimesNewRomanPSMT"/>
-          <w:color w:val="000000"/>
-          <w:sz w:val="24"/>
-          <w:lang w:eastAsia="zh-CN"/>
-        </w:rPr>
-      </w:pPr>
-    </w:p>
-    <w:p>
-      <w:pPr>
-        <w:rPr>
-          <w:rFonts w:ascii="TimesNewRomanPSMT" w:hAnsi="TimesNewRomanPSMT"/>
+          <w:rFonts w:ascii="TimesNewRomanPSMT" w:hAnsi="TimesNewRomanPSMT" w:hint="eastAsia"/>
           <w:color w:val="000000"/>
           <w:sz w:val="24"/>
           <w:lang w:eastAsia="zh-CN"/>
@@ -20310,7 +20928,7 @@
       <w:pPr>
         <w:pStyle w:val="3"/>
         <w:rPr>
-          <w:rFonts w:ascii="TimesNewRomanPS" w:eastAsiaTheme="minorEastAsia" w:hAnsi="TimesNewRomanPS" w:cstheme="minorBidi"/>
+          <w:rFonts w:ascii="TimesNewRomanPS" w:eastAsiaTheme="minorEastAsia" w:hAnsi="TimesNewRomanPS" w:cstheme="minorBidi" w:hint="eastAsia"/>
           <w:b/>
           <w:color w:val="000000"/>
           <w:szCs w:val="28"/>
@@ -20365,7 +20983,6 @@
           <w:lang w:eastAsia="zh-CN"/>
         </w:rPr>
       </w:pPr>
-      <w:proofErr w:type="gramStart"/>
       <w:r>
         <w:rPr>
           <w:rFonts w:ascii="TimesNewRomanPSMT" w:hAnsi="TimesNewRomanPSMT"/>
@@ -20373,37 +20990,7 @@
           <w:sz w:val="24"/>
           <w:lang w:eastAsia="zh-CN"/>
         </w:rPr>
-        <w:t>This use</w:t>
-      </w:r>
-      <w:proofErr w:type="gramEnd"/>
-      <w:r>
-        <w:rPr>
-          <w:rFonts w:ascii="TimesNewRomanPSMT" w:hAnsi="TimesNewRomanPSMT"/>
-          <w:color w:val="000000"/>
-          <w:sz w:val="24"/>
-          <w:lang w:eastAsia="zh-CN"/>
-        </w:rPr>
-        <w:t> case diagram covers user account and personal-center functions. The primary actor is the User, who can register an account (UC-19), with two alternative registration paths: register with phone number (UC-19.1) which relies on an external SMS service for </w:t>
-      </w:r>
-      <w:proofErr w:type="gramStart"/>
-      <w:r>
-        <w:rPr>
-          <w:rFonts w:ascii="TimesNewRomanPSMT" w:hAnsi="TimesNewRomanPSMT"/>
-          <w:color w:val="000000"/>
-          <w:sz w:val="24"/>
-          <w:lang w:eastAsia="zh-CN"/>
-        </w:rPr>
-        <w:t>verification, and</w:t>
-      </w:r>
-      <w:proofErr w:type="gramEnd"/>
-      <w:r>
-        <w:rPr>
-          <w:rFonts w:ascii="TimesNewRomanPSMT" w:hAnsi="TimesNewRomanPSMT"/>
-          <w:color w:val="000000"/>
-          <w:sz w:val="24"/>
-          <w:lang w:eastAsia="zh-CN"/>
-        </w:rPr>
-        <w:t> register with email (UC-19.2) which relies on an external Email service. After registration, the user can log in (UC-20) and log out (UC-21), edit their profile (UC-22), view their friends/followers list (UC-18), view their own community posts (UC-23), and view their submitted reports (UC-24).</w:t>
+        <w:t>This use case diagram covers user account and personal-center functions. The primary actor is the User, who can register an account (UC-19), with two alternative registration paths: register with phone number (UC-19.1) which relies on an external SMS service for verification, and register with email (UC-19.2) which relies on an external Email service. After registration, the user can log in (UC-20) and log out (UC-21), edit their profile (UC-22), view their friends/followers list (UC-18), view their own community posts (UC-23), and view their submitted reports (UC-24).</w:t>
       </w:r>
     </w:p>
     <w:p>
@@ -20509,7 +21096,7 @@
     <w:p>
       <w:pPr>
         <w:rPr>
-          <w:rFonts w:ascii="TimesNewRomanPSMT" w:hAnsi="TimesNewRomanPSMT" w:hint="eastAsia"/>
+          <w:rFonts w:ascii="TimesNewRomanPSMT" w:hAnsi="TimesNewRomanPSMT"/>
           <w:color w:val="000000"/>
           <w:sz w:val="24"/>
           <w:lang w:eastAsia="zh-CN"/>
@@ -20546,62 +21133,9 @@
           <w:sz w:val="24"/>
           <w:lang w:eastAsia="zh-CN"/>
         </w:rPr>
-        <w:t>：</w:t>
-      </w:r>
-      <w:r>
-        <w:rPr>
-          <w:rFonts w:ascii="TimesNewRomanPSMT" w:hAnsi="TimesNewRomanPSMT"/>
-          <w:color w:val="000000"/>
-          <w:sz w:val="24"/>
-          <w:lang w:eastAsia="zh-CN"/>
-        </w:rPr>
-        <w:t xml:space="preserve">The User can view lists of mutual Friends and </w:t>
-      </w:r>
-      <w:proofErr w:type="gramStart"/>
-      <w:r>
-        <w:rPr>
-          <w:rFonts w:ascii="TimesNewRomanPSMT" w:hAnsi="TimesNewRomanPSMT"/>
-          <w:color w:val="000000"/>
-          <w:sz w:val="24"/>
-          <w:lang w:eastAsia="zh-CN"/>
-        </w:rPr>
-        <w:t>Followers, and</w:t>
-      </w:r>
-      <w:proofErr w:type="gramEnd"/>
-      <w:r>
-        <w:rPr>
-          <w:rFonts w:ascii="TimesNewRomanPSMT" w:hAnsi="TimesNewRomanPSMT"/>
-          <w:color w:val="000000"/>
-          <w:sz w:val="24"/>
-          <w:lang w:eastAsia="zh-CN"/>
-        </w:rPr>
-        <w:t xml:space="preserve"> navigate to their </w:t>
-      </w:r>
-      <w:proofErr w:type="spellStart"/>
-      <w:proofErr w:type="gramStart"/>
-      <w:r>
-        <w:rPr>
-          <w:rFonts w:ascii="TimesNewRomanPSMT" w:hAnsi="TimesNewRomanPSMT"/>
-          <w:color w:val="000000"/>
-          <w:sz w:val="24"/>
-          <w:lang w:eastAsia="zh-CN"/>
-        </w:rPr>
-        <w:t>profiles.The</w:t>
-      </w:r>
-      <w:proofErr w:type="spellEnd"/>
-      <w:proofErr w:type="gramEnd"/>
-      <w:r>
-        <w:rPr>
-          <w:rFonts w:ascii="TimesNewRomanPSMT" w:hAnsi="TimesNewRomanPSMT"/>
-          <w:color w:val="000000"/>
-          <w:sz w:val="24"/>
-          <w:lang w:eastAsia="zh-CN"/>
-        </w:rPr>
-        <w:t xml:space="preserve"> User can view a Friends list that shows only users who have a mutual follow relationship with the User (both sides follow each other), and a Followers list that shows users who follow the User. From either list, the User can click a user’s avatar to open that user’s profile page.</w:t>
-      </w:r>
-    </w:p>
-    <w:p>
-      <w:pPr>
+        <w:t xml:space="preserve"> -</w:t>
+      </w:r>
+      <w:r>
         <w:rPr>
           <w:rFonts w:ascii="TimesNewRomanPSMT" w:hAnsi="TimesNewRomanPSMT" w:hint="eastAsia"/>
           <w:b/>
@@ -20610,6 +21144,105 @@
           <w:sz w:val="24"/>
           <w:lang w:eastAsia="zh-CN"/>
         </w:rPr>
+        <w:t xml:space="preserve"> View the</w:t>
+      </w:r>
+      <w:r>
+        <w:rPr>
+          <w:rFonts w:ascii="TimesNewRomanPSMT" w:hAnsi="TimesNewRomanPSMT" w:hint="eastAsia"/>
+          <w:b/>
+          <w:bCs/>
+          <w:color w:val="000000"/>
+          <w:sz w:val="24"/>
+          <w:lang w:eastAsia="zh-CN"/>
+        </w:rPr>
+        <w:t xml:space="preserve"> </w:t>
+      </w:r>
+      <w:r>
+        <w:rPr>
+          <w:rFonts w:ascii="TimesNewRomanPSMT" w:hAnsi="TimesNewRomanPSMT" w:hint="eastAsia"/>
+          <w:b/>
+          <w:bCs/>
+          <w:color w:val="000000"/>
+          <w:sz w:val="24"/>
+          <w:lang w:eastAsia="zh-CN"/>
+        </w:rPr>
+        <w:t>Friends/Followers</w:t>
+      </w:r>
+      <w:r>
+        <w:rPr>
+          <w:rFonts w:ascii="TimesNewRomanPSMT" w:hAnsi="TimesNewRomanPSMT" w:hint="eastAsia"/>
+          <w:b/>
+          <w:bCs/>
+          <w:color w:val="000000"/>
+          <w:sz w:val="24"/>
+          <w:lang w:eastAsia="zh-CN"/>
+        </w:rPr>
+        <w:t xml:space="preserve"> </w:t>
+      </w:r>
+      <w:r>
+        <w:rPr>
+          <w:rFonts w:ascii="TimesNewRomanPSMT" w:hAnsi="TimesNewRomanPSMT" w:hint="eastAsia"/>
+          <w:b/>
+          <w:bCs/>
+          <w:color w:val="000000"/>
+          <w:sz w:val="24"/>
+          <w:lang w:eastAsia="zh-CN"/>
+        </w:rPr>
+        <w:t>list</w:t>
+      </w:r>
+      <w:r>
+        <w:rPr>
+          <w:rFonts w:ascii="TimesNewRomanPSMT" w:hAnsi="TimesNewRomanPSMT" w:hint="eastAsia"/>
+          <w:b/>
+          <w:bCs/>
+          <w:color w:val="000000"/>
+          <w:sz w:val="24"/>
+          <w:lang w:eastAsia="zh-CN"/>
+        </w:rPr>
+        <w:t>：</w:t>
+      </w:r>
+      <w:r>
+        <w:rPr>
+          <w:rFonts w:ascii="TimesNewRomanPSMT" w:hAnsi="TimesNewRomanPSMT"/>
+          <w:color w:val="000000"/>
+          <w:sz w:val="24"/>
+          <w:lang w:eastAsia="zh-CN"/>
+        </w:rPr>
+        <w:t xml:space="preserve">The User can view lists of mutual Friends and Followers, and navigate to their </w:t>
+      </w:r>
+      <w:proofErr w:type="spellStart"/>
+      <w:proofErr w:type="gramStart"/>
+      <w:r>
+        <w:rPr>
+          <w:rFonts w:ascii="TimesNewRomanPSMT" w:hAnsi="TimesNewRomanPSMT"/>
+          <w:color w:val="000000"/>
+          <w:sz w:val="24"/>
+          <w:lang w:eastAsia="zh-CN"/>
+        </w:rPr>
+        <w:t>profiles.The</w:t>
+      </w:r>
+      <w:proofErr w:type="spellEnd"/>
+      <w:proofErr w:type="gramEnd"/>
+      <w:r>
+        <w:rPr>
+          <w:rFonts w:ascii="TimesNewRomanPSMT" w:hAnsi="TimesNewRomanPSMT"/>
+          <w:color w:val="000000"/>
+          <w:sz w:val="24"/>
+          <w:lang w:eastAsia="zh-CN"/>
+        </w:rPr>
+        <w:t xml:space="preserve"> User can view a Friends list that shows only users who have a mutual follow relationship with the User (both sides follow each other), and a Followers list that shows users who follow the User. From either list, the User can click a user’s avatar to open that user’s profile page.</w:t>
+      </w:r>
+    </w:p>
+    <w:p>
+      <w:pPr>
+        <w:rPr>
+          <w:rFonts w:ascii="TimesNewRomanPSMT" w:hAnsi="TimesNewRomanPSMT" w:hint="eastAsia"/>
+          <w:b/>
+          <w:bCs/>
+          <w:color w:val="000000"/>
+          <w:sz w:val="24"/>
+          <w:lang w:eastAsia="zh-CN"/>
+        </w:rPr>
       </w:pPr>
       <w:r>
         <w:rPr>
@@ -20620,6 +21253,67 @@
           <w:sz w:val="24"/>
           <w:lang w:eastAsia="zh-CN"/>
         </w:rPr>
+        <w:t>URS-19</w:t>
+      </w:r>
+      <w:r>
+        <w:rPr>
+          <w:rFonts w:ascii="TimesNewRomanPSMT" w:hAnsi="TimesNewRomanPSMT" w:hint="eastAsia"/>
+          <w:b/>
+          <w:bCs/>
+          <w:color w:val="000000"/>
+          <w:sz w:val="24"/>
+          <w:lang w:eastAsia="zh-CN"/>
+        </w:rPr>
+        <w:t xml:space="preserve"> - </w:t>
+      </w:r>
+      <w:r>
+        <w:rPr>
+          <w:rFonts w:ascii="TimesNewRomanPSMT" w:hAnsi="TimesNewRomanPSMT"/>
+          <w:b/>
+          <w:bCs/>
+          <w:color w:val="000000"/>
+          <w:sz w:val="24"/>
+          <w:lang w:eastAsia="zh-CN"/>
+        </w:rPr>
+        <w:t>Register Account</w:t>
+      </w:r>
+      <w:r>
+        <w:rPr>
+          <w:rFonts w:ascii="TimesNewRomanPSMT" w:hAnsi="TimesNewRomanPSMT"/>
+          <w:b/>
+          <w:bCs/>
+          <w:lang w:eastAsia="zh-CN"/>
+        </w:rPr>
+        <w:t xml:space="preserve">: </w:t>
+      </w:r>
+      <w:r>
+        <w:rPr>
+          <w:rFonts w:ascii="TimesNewRomanPSMT" w:hAnsi="TimesNewRomanPSMT"/>
+          <w:lang w:eastAsia="zh-CN"/>
+        </w:rPr>
+        <w:t>The User can register a new account using email or phone number with verification codes.</w:t>
+      </w:r>
+    </w:p>
+    <w:p>
+      <w:pPr>
+        <w:rPr>
+          <w:rFonts w:ascii="TimesNewRomanPSMT" w:hAnsi="TimesNewRomanPSMT" w:hint="eastAsia"/>
+          <w:b/>
+          <w:bCs/>
+          <w:color w:val="000000"/>
+          <w:sz w:val="24"/>
+          <w:lang w:eastAsia="zh-CN"/>
+        </w:rPr>
+      </w:pPr>
+      <w:r>
+        <w:rPr>
+          <w:rFonts w:ascii="TimesNewRomanPSMT" w:hAnsi="TimesNewRomanPSMT"/>
+          <w:b/>
+          <w:bCs/>
+          <w:color w:val="000000"/>
+          <w:sz w:val="24"/>
+          <w:lang w:eastAsia="zh-CN"/>
+        </w:rPr>
         <w:t>URS</w:t>
       </w:r>
       <w:r>
@@ -20642,7 +21336,7 @@
           <w:sz w:val="24"/>
           <w:lang w:eastAsia="zh-CN"/>
         </w:rPr>
-        <w:t>19</w:t>
+        <w:t>20</w:t>
       </w:r>
       <w:r>
         <w:rPr>
@@ -20700,7 +21394,6 @@
         </w:rPr>
         <w:t>:</w:t>
       </w:r>
-      <w:proofErr w:type="gramStart"/>
       <w:r>
         <w:rPr>
           <w:rFonts w:ascii="TimesNewRomanPSMT" w:hAnsi="TimesNewRomanPSMT"/>
@@ -20711,7 +21404,6 @@
         <w:t>User</w:t>
       </w:r>
       <w:proofErr w:type="spellEnd"/>
-      <w:proofErr w:type="gramEnd"/>
       <w:r>
         <w:rPr>
           <w:rFonts w:ascii="TimesNewRomanPSMT" w:hAnsi="TimesNewRomanPSMT"/>
@@ -20782,7 +21474,18 @@
           <w:sz w:val="24"/>
           <w:lang w:eastAsia="zh-CN"/>
         </w:rPr>
-        <w:t>20</w:t>
+        <w:t>2</w:t>
+      </w:r>
+      <w:r>
+        <w:rPr>
+          <w:rFonts w:ascii="TimesNewRomanPSMT" w:hAnsi="TimesNewRomanPSMT" w:hint="eastAsia"/>
+          <w:b/>
+          <w:bCs/>
+          <w:color w:val="000000"/>
+          <w:sz w:val="24"/>
+          <w:lang w:eastAsia="zh-CN"/>
+        </w:rPr>
+        <w:t>1</w:t>
       </w:r>
       <w:r>
         <w:rPr>
@@ -20840,7 +21543,6 @@
         </w:rPr>
         <w:t>:</w:t>
       </w:r>
-      <w:proofErr w:type="gramStart"/>
       <w:r>
         <w:rPr>
           <w:rFonts w:ascii="TimesNewRomanPSMT" w:hAnsi="TimesNewRomanPSMT" w:hint="eastAsia"/>
@@ -20851,7 +21553,6 @@
         <w:t>User</w:t>
       </w:r>
       <w:proofErr w:type="spellEnd"/>
-      <w:proofErr w:type="gramEnd"/>
       <w:r>
         <w:rPr>
           <w:rFonts w:ascii="TimesNewRomanPSMT" w:hAnsi="TimesNewRomanPSMT" w:hint="eastAsia"/>
@@ -20915,7 +21616,7 @@
           <w:sz w:val="24"/>
           <w:lang w:eastAsia="zh-CN"/>
         </w:rPr>
-        <w:t>1</w:t>
+        <w:t>2</w:t>
       </w:r>
       <w:r>
         <w:rPr>
@@ -20941,6 +21642,17 @@
       </w:r>
       <w:r>
         <w:rPr>
+          <w:rFonts w:ascii="TimesNewRomanPSMT" w:hAnsi="TimesNewRomanPSMT" w:hint="eastAsia"/>
+          <w:b/>
+          <w:bCs/>
+          <w:color w:val="000000"/>
+          <w:sz w:val="24"/>
+          <w:lang w:eastAsia="zh-CN"/>
+        </w:rPr>
+        <w:t xml:space="preserve"> </w:t>
+      </w:r>
+      <w:r>
+        <w:rPr>
           <w:rFonts w:ascii="TimesNewRomanPSMT" w:hAnsi="TimesNewRomanPSMT"/>
           <w:b/>
           <w:bCs/>
@@ -20948,7 +21660,7 @@
           <w:sz w:val="24"/>
           <w:lang w:eastAsia="zh-CN"/>
         </w:rPr>
-        <w:t xml:space="preserve"> View and Edit </w:t>
+        <w:t xml:space="preserve">Edit </w:t>
       </w:r>
       <w:proofErr w:type="spellStart"/>
       <w:r>
@@ -21068,7 +21780,7 @@
           <w:sz w:val="24"/>
           <w:lang w:eastAsia="zh-CN"/>
         </w:rPr>
-        <w:t>2</w:t>
+        <w:t>3</w:t>
       </w:r>
       <w:r>
         <w:rPr>
@@ -21101,9 +21813,108 @@
           <w:sz w:val="24"/>
           <w:lang w:eastAsia="zh-CN"/>
         </w:rPr>
-        <w:t xml:space="preserve"> View My Community </w:t>
-      </w:r>
-      <w:proofErr w:type="spellStart"/>
+        <w:t xml:space="preserve"> View My Community Posts</w:t>
+      </w:r>
+      <w:r>
+        <w:rPr>
+          <w:rFonts w:ascii="TimesNewRomanPSMT" w:hAnsi="TimesNewRomanPSMT" w:hint="eastAsia"/>
+          <w:b/>
+          <w:bCs/>
+          <w:color w:val="000000"/>
+          <w:sz w:val="24"/>
+          <w:lang w:eastAsia="zh-CN"/>
+        </w:rPr>
+        <w:t xml:space="preserve"> </w:t>
+      </w:r>
+      <w:r>
+        <w:rPr>
+          <w:rFonts w:ascii="TimesNewRomanPSMT" w:hAnsi="TimesNewRomanPSMT" w:hint="eastAsia"/>
+          <w:b/>
+          <w:bCs/>
+          <w:color w:val="000000"/>
+          <w:sz w:val="24"/>
+          <w:lang w:eastAsia="zh-CN"/>
+        </w:rPr>
+        <w:t>:</w:t>
+      </w:r>
+      <w:r>
+        <w:rPr>
+          <w:rFonts w:ascii="TimesNewRomanPSMT" w:hAnsi="TimesNewRomanPSMT" w:hint="eastAsia"/>
+          <w:b/>
+          <w:bCs/>
+          <w:color w:val="000000"/>
+          <w:sz w:val="24"/>
+          <w:lang w:eastAsia="zh-CN"/>
+        </w:rPr>
+        <w:t xml:space="preserve"> </w:t>
+      </w:r>
+      <w:r>
+        <w:rPr>
+          <w:rFonts w:ascii="TimesNewRomanPSMT" w:hAnsi="TimesNewRomanPSMT" w:hint="eastAsia"/>
+          <w:color w:val="000000"/>
+          <w:sz w:val="24"/>
+          <w:lang w:eastAsia="zh-CN"/>
+        </w:rPr>
+        <w:t>User can open a dedicated list page under their profile to view all community posts created by their current account.</w:t>
+      </w:r>
+    </w:p>
+    <w:p>
+      <w:pPr>
+        <w:rPr>
+          <w:rFonts w:ascii="TimesNewRomanPSMT" w:hAnsi="TimesNewRomanPSMT" w:hint="eastAsia"/>
+          <w:color w:val="000000"/>
+          <w:sz w:val="24"/>
+          <w:lang w:eastAsia="zh-CN"/>
+        </w:rPr>
+      </w:pPr>
+      <w:r>
+        <w:rPr>
+          <w:rFonts w:ascii="TimesNewRomanPSMT" w:hAnsi="TimesNewRomanPSMT" w:hint="eastAsia"/>
+          <w:color w:val="000000"/>
+          <w:sz w:val="24"/>
+          <w:lang w:eastAsia="zh-CN"/>
+        </w:rPr>
+        <w:t>U</w:t>
+      </w:r>
+      <w:r>
+        <w:rPr>
+          <w:rFonts w:ascii="TimesNewRomanPSMT" w:hAnsi="TimesNewRomanPSMT" w:hint="eastAsia"/>
+          <w:color w:val="000000"/>
+          <w:sz w:val="24"/>
+          <w:lang w:eastAsia="zh-CN"/>
+        </w:rPr>
+        <w:t>ser can see each post</w:t>
+      </w:r>
+      <w:proofErr w:type="gramStart"/>
+      <w:r>
+        <w:rPr>
+          <w:rFonts w:ascii="TimesNewRomanPSMT" w:hAnsi="TimesNewRomanPSMT" w:hint="eastAsia"/>
+          <w:color w:val="000000"/>
+          <w:sz w:val="24"/>
+          <w:lang w:eastAsia="zh-CN"/>
+        </w:rPr>
+        <w:t>’</w:t>
+      </w:r>
+      <w:proofErr w:type="gramEnd"/>
+      <w:r>
+        <w:rPr>
+          <w:rFonts w:ascii="TimesNewRomanPSMT" w:hAnsi="TimesNewRomanPSMT" w:hint="eastAsia"/>
+          <w:color w:val="000000"/>
+          <w:sz w:val="24"/>
+          <w:lang w:eastAsia="zh-CN"/>
+        </w:rPr>
+        <w:t>s title, publication time and current moderation status (published, pending review, or rejected) on this list page.</w:t>
+      </w:r>
+    </w:p>
+    <w:p>
+      <w:pPr>
+        <w:rPr>
+          <w:rFonts w:ascii="TimesNewRomanPSMT" w:hAnsi="TimesNewRomanPSMT" w:hint="eastAsia"/>
+          <w:color w:val="000000"/>
+          <w:sz w:val="24"/>
+          <w:lang w:eastAsia="zh-CN"/>
+        </w:rPr>
+      </w:pPr>
       <w:r>
         <w:rPr>
           <w:rFonts w:ascii="TimesNewRomanPSMT" w:hAnsi="TimesNewRomanPSMT"/>
@@ -21113,7 +21924,7 @@
           <w:sz w:val="24"/>
           <w:lang w:eastAsia="zh-CN"/>
         </w:rPr>
-        <w:t>Posts</w:t>
+        <w:t>URS-2</w:t>
       </w:r>
       <w:r>
         <w:rPr>
@@ -21124,117 +21935,50 @@
           <w:sz w:val="24"/>
           <w:lang w:eastAsia="zh-CN"/>
         </w:rPr>
-        <w:t>:</w:t>
-      </w:r>
-      <w:proofErr w:type="gramStart"/>
+        <w:t>4</w:t>
+      </w:r>
       <w:r>
         <w:rPr>
           <w:rFonts w:ascii="TimesNewRomanPSMT" w:hAnsi="TimesNewRomanPSMT" w:hint="eastAsia"/>
-          <w:color w:val="000000"/>
-          <w:sz w:val="24"/>
-          <w:lang w:eastAsia="zh-CN"/>
-        </w:rPr>
-        <w:t>User</w:t>
-      </w:r>
-      <w:proofErr w:type="spellEnd"/>
-      <w:proofErr w:type="gramEnd"/>
+          <w:b/>
+          <w:bCs/>
+          <w:color w:val="000000"/>
+          <w:sz w:val="24"/>
+          <w:lang w:eastAsia="zh-CN"/>
+        </w:rPr>
+        <w:t xml:space="preserve"> </w:t>
+      </w:r>
+      <w:r>
+        <w:rPr>
+          <w:rFonts w:ascii="TimesNewRomanPSMT" w:hAnsi="TimesNewRomanPSMT"/>
+          <w:b/>
+          <w:bCs/>
+          <w:color w:val="000000"/>
+          <w:sz w:val="24"/>
+          <w:lang w:eastAsia="zh-CN"/>
+        </w:rPr>
+        <w:t>–</w:t>
+      </w:r>
       <w:r>
         <w:rPr>
           <w:rFonts w:ascii="TimesNewRomanPSMT" w:hAnsi="TimesNewRomanPSMT" w:hint="eastAsia"/>
-          <w:color w:val="000000"/>
-          <w:sz w:val="24"/>
-          <w:lang w:eastAsia="zh-CN"/>
-        </w:rPr>
-        <w:t xml:space="preserve"> can open a dedicated list page under their profile to view all community posts created by their current account.</w:t>
-      </w:r>
-    </w:p>
-    <w:p>
-      <w:pPr>
-        <w:rPr>
-          <w:rFonts w:ascii="TimesNewRomanPSMT" w:hAnsi="TimesNewRomanPSMT" w:hint="eastAsia"/>
-          <w:color w:val="000000"/>
-          <w:sz w:val="24"/>
-          <w:lang w:eastAsia="zh-CN"/>
-        </w:rPr>
-      </w:pPr>
-      <w:r>
-        <w:rPr>
-          <w:rFonts w:ascii="TimesNewRomanPSMT" w:hAnsi="TimesNewRomanPSMT" w:hint="eastAsia"/>
-          <w:color w:val="000000"/>
-          <w:sz w:val="24"/>
-          <w:lang w:eastAsia="zh-CN"/>
-        </w:rPr>
-        <w:t>U</w:t>
-      </w:r>
-      <w:r>
-        <w:rPr>
-          <w:rFonts w:ascii="TimesNewRomanPSMT" w:hAnsi="TimesNewRomanPSMT" w:hint="eastAsia"/>
-          <w:color w:val="000000"/>
-          <w:sz w:val="24"/>
-          <w:lang w:eastAsia="zh-CN"/>
-        </w:rPr>
-        <w:t>ser can see each post</w:t>
-      </w:r>
-      <w:proofErr w:type="gramStart"/>
-      <w:r>
-        <w:rPr>
-          <w:rFonts w:ascii="TimesNewRomanPSMT" w:hAnsi="TimesNewRomanPSMT" w:hint="eastAsia"/>
-          <w:color w:val="000000"/>
-          <w:sz w:val="24"/>
-          <w:lang w:eastAsia="zh-CN"/>
-        </w:rPr>
-        <w:t>’</w:t>
-      </w:r>
-      <w:proofErr w:type="gramEnd"/>
-      <w:r>
-        <w:rPr>
-          <w:rFonts w:ascii="TimesNewRomanPSMT" w:hAnsi="TimesNewRomanPSMT" w:hint="eastAsia"/>
-          <w:color w:val="000000"/>
-          <w:sz w:val="24"/>
-          <w:lang w:eastAsia="zh-CN"/>
-        </w:rPr>
-        <w:t>s title, publication time and current moderation status (published, pending review, or rejected) on this list page.</w:t>
-      </w:r>
-    </w:p>
-    <w:p>
-      <w:pPr>
-        <w:rPr>
-          <w:rFonts w:ascii="TimesNewRomanPSMT" w:hAnsi="TimesNewRomanPSMT" w:hint="eastAsia"/>
-          <w:color w:val="000000"/>
-          <w:sz w:val="24"/>
-          <w:lang w:eastAsia="zh-CN"/>
-        </w:rPr>
-      </w:pPr>
-    </w:p>
-    <w:p>
-      <w:pPr>
-        <w:rPr>
-          <w:rFonts w:ascii="TimesNewRomanPSMT" w:hAnsi="TimesNewRomanPSMT" w:hint="eastAsia"/>
-          <w:color w:val="000000"/>
-          <w:sz w:val="24"/>
-          <w:lang w:eastAsia="zh-CN"/>
-        </w:rPr>
-      </w:pPr>
-    </w:p>
-    <w:p>
-      <w:pPr>
-        <w:rPr>
-          <w:rFonts w:ascii="TimesNewRomanPSMT" w:hAnsi="TimesNewRomanPSMT" w:hint="eastAsia"/>
-          <w:color w:val="000000"/>
-          <w:sz w:val="24"/>
-          <w:lang w:eastAsia="zh-CN"/>
-        </w:rPr>
-      </w:pPr>
-    </w:p>
-    <w:p>
-      <w:pPr>
-        <w:rPr>
-          <w:rFonts w:ascii="TimesNewRomanPSMT" w:hAnsi="TimesNewRomanPSMT" w:hint="eastAsia"/>
-          <w:color w:val="000000"/>
-          <w:sz w:val="24"/>
-          <w:lang w:eastAsia="zh-CN"/>
-        </w:rPr>
-      </w:pPr>
+          <w:b/>
+          <w:bCs/>
+          <w:color w:val="000000"/>
+          <w:sz w:val="24"/>
+          <w:lang w:eastAsia="zh-CN"/>
+        </w:rPr>
+        <w:t xml:space="preserve"> View My Report</w:t>
+      </w:r>
+      <w:r>
+        <w:rPr>
+          <w:rFonts w:ascii="TimesNewRomanPSMT" w:hAnsi="TimesNewRomanPSMT"/>
+          <w:color w:val="000000"/>
+          <w:sz w:val="24"/>
+          <w:lang w:eastAsia="zh-CN"/>
+        </w:rPr>
+        <w:t>: The User can view all reports they have submitted from their profile page, including report status (PENDING, REVIEWED, RESOLVED, DISMISSED), target type (POST or COMMENT), reasons, description, review notes from administrators, AI analysis results, and timestamps.</w:t>
+      </w:r>
     </w:p>
     <w:p>
       <w:pPr>
@@ -28170,7 +28914,6 @@
         <w:t>7. </w:t>
       </w:r>
       <w:proofErr w:type="spellStart"/>
-      <w:proofErr w:type="gramStart"/>
       <w:r>
         <w:rPr>
           <w:rFonts w:ascii="TimesNewRomanPS" w:hAnsi="TimesNewRomanPS"/>
@@ -28180,7 +28923,6 @@
         <w:t>myProfile</w:t>
       </w:r>
       <w:proofErr w:type="spellEnd"/>
-      <w:proofErr w:type="gramEnd"/>
       <w:r>
         <w:rPr>
           <w:rFonts w:ascii="TimesNewRomanPS" w:hAnsi="TimesNewRomanPS"/>
@@ -28190,7 +28932,6 @@
         <w:t>, </w:t>
       </w:r>
       <w:proofErr w:type="spellStart"/>
-      <w:proofErr w:type="gramStart"/>
       <w:r>
         <w:rPr>
           <w:rFonts w:ascii="TimesNewRomanPS" w:hAnsi="TimesNewRomanPS"/>
@@ -28200,7 +28941,6 @@
         <w:t>myPosts</w:t>
       </w:r>
       <w:proofErr w:type="spellEnd"/>
-      <w:proofErr w:type="gramEnd"/>
       <w:r>
         <w:rPr>
           <w:rFonts w:ascii="TimesNewRomanPS" w:hAnsi="TimesNewRomanPS"/>
@@ -34676,6 +35416,7 @@
   <w:style w:type="character" w:default="1" w:styleId="a0">
     <w:name w:val="Default Paragraph Font"/>
     <w:uiPriority w:val="1"/>
+    <w:semiHidden/>
     <w:unhideWhenUsed/>
   </w:style>
   <w:style w:type="table" w:default="1" w:styleId="a1">
@@ -35081,6 +35822,11 @@
     <w:basedOn w:val="a0"/>
     <w:rsid w:val="00C41010"/>
   </w:style>
+  <w:style w:type="character" w:customStyle="1" w:styleId="markdown-bold-text">
+    <w:name w:val="markdown-bold-text"/>
+    <w:basedOn w:val="a0"/>
+    <w:rsid w:val="000610C8"/>
+  </w:style>
 </w:styles>
 </file>
 
